--- a/reports/student2/Entregable4/Informe de Pruebas tomhuecal.docx
+++ b/reports/student2/Entregable4/Informe de Pruebas tomhuecal.docx
@@ -320,7 +320,39 @@
                 <w:sz w:val="24"/>
                 <w:szCs w:val="24"/>
               </w:rPr>
-              <w:t>03/03/2024</w:t>
+              <w:t>0</w:t>
+            </w:r>
+            <w:r>
+              <w:rPr>
+                <w:rFonts w:ascii="Arial Narrow" w:eastAsia="Arial Narrow" w:hAnsi="Arial Narrow" w:cs="Arial Narrow"/>
+                <w:sz w:val="24"/>
+                <w:szCs w:val="24"/>
+              </w:rPr>
+              <w:t>4</w:t>
+            </w:r>
+            <w:r>
+              <w:rPr>
+                <w:rFonts w:ascii="Arial Narrow" w:eastAsia="Arial Narrow" w:hAnsi="Arial Narrow" w:cs="Arial Narrow"/>
+                <w:sz w:val="24"/>
+                <w:szCs w:val="24"/>
+              </w:rPr>
+              <w:t>/0</w:t>
+            </w:r>
+            <w:r>
+              <w:rPr>
+                <w:rFonts w:ascii="Arial Narrow" w:eastAsia="Arial Narrow" w:hAnsi="Arial Narrow" w:cs="Arial Narrow"/>
+                <w:sz w:val="24"/>
+                <w:szCs w:val="24"/>
+              </w:rPr>
+              <w:t>7</w:t>
+            </w:r>
+            <w:r>
+              <w:rPr>
+                <w:rFonts w:ascii="Arial Narrow" w:eastAsia="Arial Narrow" w:hAnsi="Arial Narrow" w:cs="Arial Narrow"/>
+                <w:sz w:val="24"/>
+                <w:szCs w:val="24"/>
+              </w:rPr>
+              <w:t>/2024</w:t>
             </w:r>
           </w:p>
         </w:tc>
@@ -349,7 +381,7 @@
                 <w:sz w:val="24"/>
                 <w:szCs w:val="24"/>
               </w:rPr>
-              <w:t>v1r1</w:t>
+              <w:t>V2R1</w:t>
             </w:r>
           </w:p>
         </w:tc>
@@ -1225,9 +1257,9 @@
             </w:r>
             <w:r>
               <w:rPr>
-                <w:rStyle w:val="IndexLink"/>
-              </w:rPr>
-              <w:tab/>
+                <w:noProof/>
+                <w:webHidden/>
+              </w:rPr>
               <w:t>3</w:t>
             </w:r>
             <w:r>
@@ -1285,9 +1317,9 @@
             </w:r>
             <w:r>
               <w:rPr>
-                <w:rStyle w:val="IndexLink"/>
-              </w:rPr>
-              <w:tab/>
+                <w:noProof/>
+                <w:webHidden/>
+              </w:rPr>
               <w:t>4</w:t>
             </w:r>
             <w:r>
@@ -1345,9 +1377,9 @@
             </w:r>
             <w:r>
               <w:rPr>
-                <w:rStyle w:val="IndexLink"/>
-              </w:rPr>
-              <w:tab/>
+                <w:noProof/>
+                <w:webHidden/>
+              </w:rPr>
               <w:t>5</w:t>
             </w:r>
             <w:r>
@@ -1405,9 +1437,9 @@
             </w:r>
             <w:r>
               <w:rPr>
-                <w:rStyle w:val="IndexLink"/>
-              </w:rPr>
-              <w:tab/>
+                <w:noProof/>
+                <w:webHidden/>
+              </w:rPr>
               <w:t>6</w:t>
             </w:r>
             <w:r>
@@ -1465,9 +1497,9 @@
             </w:r>
             <w:r>
               <w:rPr>
-                <w:rStyle w:val="IndexLink"/>
-              </w:rPr>
-              <w:tab/>
+                <w:noProof/>
+                <w:webHidden/>
+              </w:rPr>
               <w:t>6</w:t>
             </w:r>
             <w:r>
@@ -1525,10 +1557,10 @@
             </w:r>
             <w:r>
               <w:rPr>
-                <w:rStyle w:val="IndexLink"/>
-              </w:rPr>
-              <w:tab/>
-              <w:t>18</w:t>
+                <w:noProof/>
+                <w:webHidden/>
+              </w:rPr>
+              <w:t>15</w:t>
             </w:r>
             <w:r>
               <w:rPr>
@@ -2189,6 +2221,14 @@
                 <w:szCs w:val="24"/>
               </w:rPr>
             </w:pPr>
+            <w:r>
+              <w:rPr>
+                <w:rFonts w:ascii="Arial Narrow" w:eastAsia="Arial Narrow" w:hAnsi="Arial Narrow" w:cs="Arial Narrow"/>
+                <w:sz w:val="24"/>
+                <w:szCs w:val="24"/>
+              </w:rPr>
+              <w:t>04/07/2024</w:t>
+            </w:r>
           </w:p>
         </w:tc>
         <w:tc>
@@ -2210,6 +2250,38 @@
                 <w:szCs w:val="24"/>
               </w:rPr>
             </w:pPr>
+            <w:r>
+              <w:rPr>
+                <w:rFonts w:ascii="Arial Narrow" w:eastAsia="Arial Narrow" w:hAnsi="Arial Narrow" w:cs="Arial Narrow"/>
+                <w:sz w:val="24"/>
+                <w:szCs w:val="24"/>
+              </w:rPr>
+              <w:t>v</w:t>
+            </w:r>
+            <w:r>
+              <w:rPr>
+                <w:rFonts w:ascii="Arial Narrow" w:eastAsia="Arial Narrow" w:hAnsi="Arial Narrow" w:cs="Arial Narrow"/>
+                <w:sz w:val="24"/>
+                <w:szCs w:val="24"/>
+              </w:rPr>
+              <w:t>2</w:t>
+            </w:r>
+            <w:r>
+              <w:rPr>
+                <w:rFonts w:ascii="Arial Narrow" w:eastAsia="Arial Narrow" w:hAnsi="Arial Narrow" w:cs="Arial Narrow"/>
+                <w:sz w:val="24"/>
+                <w:szCs w:val="24"/>
+              </w:rPr>
+              <w:t>r</w:t>
+            </w:r>
+            <w:r>
+              <w:rPr>
+                <w:rFonts w:ascii="Arial Narrow" w:eastAsia="Arial Narrow" w:hAnsi="Arial Narrow" w:cs="Arial Narrow"/>
+                <w:sz w:val="24"/>
+                <w:szCs w:val="24"/>
+              </w:rPr>
+              <w:t>1</w:t>
+            </w:r>
           </w:p>
         </w:tc>
         <w:tc>
@@ -2231,6 +2303,24 @@
                 <w:szCs w:val="24"/>
               </w:rPr>
             </w:pPr>
+            <w:proofErr w:type="spellStart"/>
+            <w:r>
+              <w:rPr>
+                <w:rFonts w:ascii="Arial Narrow" w:eastAsia="Arial Narrow" w:hAnsi="Arial Narrow" w:cs="Arial Narrow"/>
+                <w:sz w:val="24"/>
+                <w:szCs w:val="24"/>
+              </w:rPr>
+              <w:t>Hotfix</w:t>
+            </w:r>
+            <w:proofErr w:type="spellEnd"/>
+            <w:r>
+              <w:rPr>
+                <w:rFonts w:ascii="Arial Narrow" w:eastAsia="Arial Narrow" w:hAnsi="Arial Narrow" w:cs="Arial Narrow"/>
+                <w:sz w:val="24"/>
+                <w:szCs w:val="24"/>
+              </w:rPr>
+              <w:t xml:space="preserve"> del documento para la segunda entrega a producción</w:t>
+            </w:r>
           </w:p>
         </w:tc>
       </w:tr>
@@ -2993,7 +3083,7 @@
               <w:rPr>
                 <w:rFonts w:ascii="Montserrat" w:eastAsia="Montserrat" w:hAnsi="Montserrat" w:cs="Montserrat"/>
               </w:rPr>
-              <w:t>.</w:t>
+              <w:t>, códigos repetidos, no siguen la forma del código del contrato, cantidad de dinero negativa.</w:t>
             </w:r>
           </w:p>
         </w:tc>
@@ -4431,7 +4521,7 @@
               <w:rPr>
                 <w:rFonts w:ascii="Montserrat" w:eastAsia="Montserrat" w:hAnsi="Montserrat" w:cs="Montserrat"/>
               </w:rPr>
-              <w:t>List.hack</w:t>
+              <w:t>Create.hack</w:t>
             </w:r>
             <w:proofErr w:type="spellEnd"/>
           </w:p>
@@ -4451,12 +4541,22 @@
               <w:rPr>
                 <w:rFonts w:ascii="Montserrat" w:eastAsia="Montserrat" w:hAnsi="Montserrat" w:cs="Montserrat"/>
               </w:rPr>
-              <w:t>Se hace /</w:t>
-            </w:r>
-            <w:proofErr w:type="spellStart"/>
-            <w:r>
-              <w:rPr>
-                <w:rFonts w:ascii="Montserrat" w:eastAsia="Montserrat" w:hAnsi="Montserrat" w:cs="Montserrat"/>
+              <w:t xml:space="preserve">Se prueba a </w:t>
+            </w:r>
+            <w:r>
+              <w:rPr>
+                <w:rFonts w:ascii="Montserrat" w:eastAsia="Montserrat" w:hAnsi="Montserrat" w:cs="Montserrat"/>
+                <w:b/>
+                <w:bCs/>
+              </w:rPr>
+              <w:t xml:space="preserve">publicar un </w:t>
+            </w:r>
+            <w:proofErr w:type="spellStart"/>
+            <w:r>
+              <w:rPr>
+                <w:rFonts w:ascii="Montserrat" w:eastAsia="Montserrat" w:hAnsi="Montserrat" w:cs="Montserrat"/>
+                <w:b/>
+                <w:bCs/>
               </w:rPr>
               <w:t>progress</w:t>
             </w:r>
@@ -4464,36 +4564,72 @@
             <w:r>
               <w:rPr>
                 <w:rFonts w:ascii="Montserrat" w:eastAsia="Montserrat" w:hAnsi="Montserrat" w:cs="Montserrat"/>
-              </w:rPr>
-              <w:t>/</w:t>
-            </w:r>
-            <w:proofErr w:type="spellStart"/>
-            <w:r>
-              <w:rPr>
-                <w:rFonts w:ascii="Montserrat" w:eastAsia="Montserrat" w:hAnsi="Montserrat" w:cs="Montserrat"/>
-              </w:rPr>
-              <w:t>list</w:t>
-            </w:r>
-            <w:proofErr w:type="spellEnd"/>
-            <w:r>
-              <w:rPr>
-                <w:rFonts w:ascii="Montserrat" w:eastAsia="Montserrat" w:hAnsi="Montserrat" w:cs="Montserrat"/>
-              </w:rPr>
-              <w:t xml:space="preserve"> cuando no </w:t>
-            </w:r>
-            <w:proofErr w:type="spellStart"/>
-            <w:r>
-              <w:rPr>
-                <w:rFonts w:ascii="Montserrat" w:eastAsia="Montserrat" w:hAnsi="Montserrat" w:cs="Montserrat"/>
-              </w:rPr>
-              <w:t>esta</w:t>
-            </w:r>
-            <w:proofErr w:type="spellEnd"/>
-            <w:r>
-              <w:rPr>
-                <w:rFonts w:ascii="Montserrat" w:eastAsia="Montserrat" w:hAnsi="Montserrat" w:cs="Montserrat"/>
-              </w:rPr>
-              <w:t xml:space="preserve"> </w:t>
+                <w:b/>
+                <w:bCs/>
+              </w:rPr>
+              <w:t xml:space="preserve"> log en un contrato ya publicado</w:t>
+            </w:r>
+            <w:r>
+              <w:rPr>
+                <w:rFonts w:ascii="Montserrat" w:eastAsia="Montserrat" w:hAnsi="Montserrat" w:cs="Montserrat"/>
+              </w:rPr>
+              <w:t xml:space="preserve"> accediendo directamente a la </w:t>
+            </w:r>
+            <w:proofErr w:type="spellStart"/>
+            <w:r>
+              <w:rPr>
+                <w:rFonts w:ascii="Montserrat" w:eastAsia="Montserrat" w:hAnsi="Montserrat" w:cs="Montserrat"/>
+              </w:rPr>
+              <w:t>url</w:t>
+            </w:r>
+            <w:proofErr w:type="spellEnd"/>
+            <w:r>
+              <w:rPr>
+                <w:rFonts w:ascii="Montserrat" w:eastAsia="Montserrat" w:hAnsi="Montserrat" w:cs="Montserrat"/>
+              </w:rPr>
+              <w:t xml:space="preserve"> para crear un </w:t>
+            </w:r>
+            <w:proofErr w:type="spellStart"/>
+            <w:r>
+              <w:rPr>
+                <w:rFonts w:ascii="Montserrat" w:eastAsia="Montserrat" w:hAnsi="Montserrat" w:cs="Montserrat"/>
+              </w:rPr>
+              <w:t>progress</w:t>
+            </w:r>
+            <w:proofErr w:type="spellEnd"/>
+            <w:r>
+              <w:rPr>
+                <w:rFonts w:ascii="Montserrat" w:eastAsia="Montserrat" w:hAnsi="Montserrat" w:cs="Montserrat"/>
+              </w:rPr>
+              <w:t xml:space="preserve"> log con </w:t>
+            </w:r>
+            <w:proofErr w:type="spellStart"/>
+            <w:r>
+              <w:rPr>
+                <w:rFonts w:ascii="Montserrat" w:eastAsia="Montserrat" w:hAnsi="Montserrat" w:cs="Montserrat"/>
+              </w:rPr>
+              <w:t>contract</w:t>
+            </w:r>
+            <w:proofErr w:type="spellEnd"/>
+            <w:r>
+              <w:rPr>
+                <w:rFonts w:ascii="Montserrat" w:eastAsia="Montserrat" w:hAnsi="Montserrat" w:cs="Montserrat"/>
+              </w:rPr>
+              <w:t xml:space="preserve"> id 318. También se prueba para ver si se puede publicar un </w:t>
+            </w:r>
+            <w:proofErr w:type="spellStart"/>
+            <w:r>
+              <w:rPr>
+                <w:rFonts w:ascii="Montserrat" w:eastAsia="Montserrat" w:hAnsi="Montserrat" w:cs="Montserrat"/>
+              </w:rPr>
+              <w:t>progress</w:t>
+            </w:r>
+            <w:proofErr w:type="spellEnd"/>
+            <w:r>
+              <w:rPr>
+                <w:rFonts w:ascii="Montserrat" w:eastAsia="Montserrat" w:hAnsi="Montserrat" w:cs="Montserrat"/>
+              </w:rPr>
+              <w:t xml:space="preserve"> log en un contrato que no pertenece al cliente </w:t>
             </w:r>
             <w:proofErr w:type="spellStart"/>
             <w:r>
@@ -4507,7 +4643,49 @@
               <w:rPr>
                 <w:rFonts w:ascii="Montserrat" w:eastAsia="Montserrat" w:hAnsi="Montserrat" w:cs="Montserrat"/>
               </w:rPr>
-              <w:t>, o con otro rol distinto y no muestra la lista de los progresos.</w:t>
+              <w:t xml:space="preserve">. Se prueba con el </w:t>
+            </w:r>
+            <w:proofErr w:type="spellStart"/>
+            <w:r>
+              <w:rPr>
+                <w:rFonts w:ascii="Montserrat" w:eastAsia="Montserrat" w:hAnsi="Montserrat" w:cs="Montserrat"/>
+              </w:rPr>
+              <w:t>contract</w:t>
+            </w:r>
+            <w:proofErr w:type="spellEnd"/>
+            <w:r>
+              <w:rPr>
+                <w:rFonts w:ascii="Montserrat" w:eastAsia="Montserrat" w:hAnsi="Montserrat" w:cs="Montserrat"/>
+              </w:rPr>
+              <w:t xml:space="preserve"> 283 que pertenece al </w:t>
+            </w:r>
+            <w:proofErr w:type="spellStart"/>
+            <w:r>
+              <w:rPr>
+                <w:rFonts w:ascii="Montserrat" w:eastAsia="Montserrat" w:hAnsi="Montserrat" w:cs="Montserrat"/>
+              </w:rPr>
+              <w:t>client</w:t>
+            </w:r>
+            <w:proofErr w:type="spellEnd"/>
+            <w:r>
+              <w:rPr>
+                <w:rFonts w:ascii="Montserrat" w:eastAsia="Montserrat" w:hAnsi="Montserrat" w:cs="Montserrat"/>
+              </w:rPr>
+              <w:t xml:space="preserve"> 1 y estando </w:t>
+            </w:r>
+            <w:proofErr w:type="spellStart"/>
+            <w:r>
+              <w:rPr>
+                <w:rFonts w:ascii="Montserrat" w:eastAsia="Montserrat" w:hAnsi="Montserrat" w:cs="Montserrat"/>
+              </w:rPr>
+              <w:t>logeado</w:t>
+            </w:r>
+            <w:proofErr w:type="spellEnd"/>
+            <w:r>
+              <w:rPr>
+                <w:rFonts w:ascii="Montserrat" w:eastAsia="Montserrat" w:hAnsi="Montserrat" w:cs="Montserrat"/>
+              </w:rPr>
+              <w:t xml:space="preserve"> con client2. No deja en ambos casos</w:t>
             </w:r>
           </w:p>
         </w:tc>
@@ -4529,23 +4707,9 @@
               <w:rPr>
                 <w:rFonts w:ascii="Montserrat" w:eastAsia="Montserrat" w:hAnsi="Montserrat" w:cs="Montserrat"/>
               </w:rPr>
-              <w:t>List-by-</w:t>
-            </w:r>
-            <w:proofErr w:type="gramStart"/>
-            <w:r>
-              <w:rPr>
-                <w:rFonts w:ascii="Montserrat" w:eastAsia="Montserrat" w:hAnsi="Montserrat" w:cs="Montserrat"/>
-              </w:rPr>
-              <w:t>contract</w:t>
-            </w:r>
-            <w:r>
-              <w:rPr>
-                <w:rFonts w:ascii="Montserrat" w:eastAsia="Montserrat" w:hAnsi="Montserrat" w:cs="Montserrat"/>
-              </w:rPr>
-              <w:t>.hack</w:t>
-            </w:r>
-            <w:proofErr w:type="spellEnd"/>
-            <w:proofErr w:type="gramEnd"/>
+              <w:t>List.hack</w:t>
+            </w:r>
+            <w:proofErr w:type="spellEnd"/>
           </w:p>
         </w:tc>
         <w:tc>
@@ -4563,14 +4727,14 @@
               <w:rPr>
                 <w:rFonts w:ascii="Montserrat" w:eastAsia="Montserrat" w:hAnsi="Montserrat" w:cs="Montserrat"/>
               </w:rPr>
-              <w:t xml:space="preserve">Se hace </w:t>
-            </w:r>
-            <w:proofErr w:type="spellStart"/>
-            <w:r>
-              <w:rPr>
-                <w:rFonts w:ascii="Montserrat" w:eastAsia="Montserrat" w:hAnsi="Montserrat" w:cs="Montserrat"/>
-              </w:rPr>
-              <w:t>client</w:t>
+              <w:t>Se hace /</w:t>
+            </w:r>
+            <w:proofErr w:type="spellStart"/>
+            <w:r>
+              <w:rPr>
+                <w:rFonts w:ascii="Montserrat" w:eastAsia="Montserrat" w:hAnsi="Montserrat" w:cs="Montserrat"/>
+              </w:rPr>
+              <w:t>progress</w:t>
             </w:r>
             <w:proofErr w:type="spellEnd"/>
             <w:r>
@@ -4584,60 +4748,42 @@
               <w:rPr>
                 <w:rFonts w:ascii="Montserrat" w:eastAsia="Montserrat" w:hAnsi="Montserrat" w:cs="Montserrat"/>
               </w:rPr>
-              <w:t>progress</w:t>
-            </w:r>
-            <w:proofErr w:type="spellEnd"/>
-            <w:r>
-              <w:rPr>
-                <w:rFonts w:ascii="Montserrat" w:eastAsia="Montserrat" w:hAnsi="Montserrat" w:cs="Montserrat"/>
-              </w:rPr>
-              <w:t>/</w:t>
-            </w:r>
-            <w:proofErr w:type="spellStart"/>
-            <w:r>
-              <w:rPr>
-                <w:rFonts w:ascii="Montserrat" w:eastAsia="Montserrat" w:hAnsi="Montserrat" w:cs="Montserrat"/>
-              </w:rPr>
-              <w:t>list-by-contract?contractId</w:t>
-            </w:r>
-            <w:proofErr w:type="spellEnd"/>
-            <w:r>
-              <w:rPr>
-                <w:rFonts w:ascii="Montserrat" w:eastAsia="Montserrat" w:hAnsi="Montserrat" w:cs="Montserrat"/>
-              </w:rPr>
-              <w:t xml:space="preserve">=438 Para usuario </w:t>
-            </w:r>
-            <w:proofErr w:type="spellStart"/>
-            <w:r>
-              <w:rPr>
-                <w:rFonts w:ascii="Montserrat" w:eastAsia="Montserrat" w:hAnsi="Montserrat" w:cs="Montserrat"/>
-              </w:rPr>
-              <w:t>anonimo</w:t>
-            </w:r>
-            <w:proofErr w:type="spellEnd"/>
-            <w:r>
-              <w:rPr>
-                <w:rFonts w:ascii="Montserrat" w:eastAsia="Montserrat" w:hAnsi="Montserrat" w:cs="Montserrat"/>
-              </w:rPr>
-              <w:t xml:space="preserve"> y </w:t>
-            </w:r>
-            <w:r>
-              <w:rPr>
-                <w:rFonts w:ascii="Montserrat" w:eastAsia="Montserrat" w:hAnsi="Montserrat" w:cs="Montserrat"/>
-              </w:rPr>
-              <w:t>o</w:t>
-            </w:r>
-            <w:r>
-              <w:rPr>
-                <w:rFonts w:ascii="Montserrat" w:eastAsia="Montserrat" w:hAnsi="Montserrat" w:cs="Montserrat"/>
-              </w:rPr>
-              <w:t>tros roles distintos</w:t>
-            </w:r>
-            <w:r>
-              <w:rPr>
-                <w:rFonts w:ascii="Montserrat" w:eastAsia="Montserrat" w:hAnsi="Montserrat" w:cs="Montserrat"/>
-              </w:rPr>
-              <w:t>. No se detecta problema</w:t>
+              <w:t>list</w:t>
+            </w:r>
+            <w:proofErr w:type="spellEnd"/>
+            <w:r>
+              <w:rPr>
+                <w:rFonts w:ascii="Montserrat" w:eastAsia="Montserrat" w:hAnsi="Montserrat" w:cs="Montserrat"/>
+              </w:rPr>
+              <w:t xml:space="preserve"> cuando no </w:t>
+            </w:r>
+            <w:proofErr w:type="spellStart"/>
+            <w:r>
+              <w:rPr>
+                <w:rFonts w:ascii="Montserrat" w:eastAsia="Montserrat" w:hAnsi="Montserrat" w:cs="Montserrat"/>
+              </w:rPr>
+              <w:t>esta</w:t>
+            </w:r>
+            <w:proofErr w:type="spellEnd"/>
+            <w:r>
+              <w:rPr>
+                <w:rFonts w:ascii="Montserrat" w:eastAsia="Montserrat" w:hAnsi="Montserrat" w:cs="Montserrat"/>
+              </w:rPr>
+              <w:t xml:space="preserve"> </w:t>
+            </w:r>
+            <w:proofErr w:type="spellStart"/>
+            <w:r>
+              <w:rPr>
+                <w:rFonts w:ascii="Montserrat" w:eastAsia="Montserrat" w:hAnsi="Montserrat" w:cs="Montserrat"/>
+              </w:rPr>
+              <w:t>logeado</w:t>
+            </w:r>
+            <w:proofErr w:type="spellEnd"/>
+            <w:r>
+              <w:rPr>
+                <w:rFonts w:ascii="Montserrat" w:eastAsia="Montserrat" w:hAnsi="Montserrat" w:cs="Montserrat"/>
+              </w:rPr>
+              <w:t>, o con otro rol distinto y no muestra la lista de los progresos.</w:t>
             </w:r>
           </w:p>
         </w:tc>
@@ -4659,9 +4805,24 @@
               <w:rPr>
                 <w:rFonts w:ascii="Montserrat" w:eastAsia="Montserrat" w:hAnsi="Montserrat" w:cs="Montserrat"/>
               </w:rPr>
-              <w:t>Publish.hack</w:t>
-            </w:r>
-            <w:proofErr w:type="spellEnd"/>
+              <w:lastRenderedPageBreak/>
+              <w:t>List-by-</w:t>
+            </w:r>
+            <w:proofErr w:type="gramStart"/>
+            <w:r>
+              <w:rPr>
+                <w:rFonts w:ascii="Montserrat" w:eastAsia="Montserrat" w:hAnsi="Montserrat" w:cs="Montserrat"/>
+              </w:rPr>
+              <w:t>contract</w:t>
+            </w:r>
+            <w:r>
+              <w:rPr>
+                <w:rFonts w:ascii="Montserrat" w:eastAsia="Montserrat" w:hAnsi="Montserrat" w:cs="Montserrat"/>
+              </w:rPr>
+              <w:t>.hack</w:t>
+            </w:r>
+            <w:proofErr w:type="spellEnd"/>
+            <w:proofErr w:type="gramEnd"/>
           </w:p>
         </w:tc>
         <w:tc>
@@ -4714,48 +4875,46 @@
               <w:rPr>
                 <w:rFonts w:ascii="Montserrat" w:eastAsia="Montserrat" w:hAnsi="Montserrat" w:cs="Montserrat"/>
               </w:rPr>
-              <w:t>publish?id</w:t>
-            </w:r>
-            <w:proofErr w:type="spellEnd"/>
-            <w:r>
-              <w:rPr>
-                <w:rFonts w:ascii="Montserrat" w:eastAsia="Montserrat" w:hAnsi="Montserrat" w:cs="Montserrat"/>
-              </w:rPr>
-              <w:t xml:space="preserve">=438 sin </w:t>
-            </w:r>
-            <w:proofErr w:type="spellStart"/>
-            <w:r>
-              <w:rPr>
-                <w:rFonts w:ascii="Montserrat" w:eastAsia="Montserrat" w:hAnsi="Montserrat" w:cs="Montserrat"/>
-              </w:rPr>
-              <w:t>logear</w:t>
-            </w:r>
-            <w:proofErr w:type="spellEnd"/>
-            <w:r>
-              <w:rPr>
-                <w:rFonts w:ascii="Montserrat" w:eastAsia="Montserrat" w:hAnsi="Montserrat" w:cs="Montserrat"/>
-              </w:rPr>
-              <w:t xml:space="preserve"> y</w:t>
-            </w:r>
-            <w:r>
-              <w:rPr>
-                <w:rFonts w:ascii="Montserrat" w:eastAsia="Montserrat" w:hAnsi="Montserrat" w:cs="Montserrat"/>
-              </w:rPr>
-              <w:t xml:space="preserve"> para gente con distintos roles y no deja publicar el </w:t>
-            </w:r>
-            <w:proofErr w:type="spellStart"/>
-            <w:r>
-              <w:rPr>
-                <w:rFonts w:ascii="Montserrat" w:eastAsia="Montserrat" w:hAnsi="Montserrat" w:cs="Montserrat"/>
-              </w:rPr>
-              <w:t>progress</w:t>
-            </w:r>
-            <w:proofErr w:type="spellEnd"/>
-            <w:r>
-              <w:rPr>
-                <w:rFonts w:ascii="Montserrat" w:eastAsia="Montserrat" w:hAnsi="Montserrat" w:cs="Montserrat"/>
-              </w:rPr>
-              <w:t xml:space="preserve"> log.</w:t>
+              <w:t>list-by-contract?contractId</w:t>
+            </w:r>
+            <w:proofErr w:type="spellEnd"/>
+            <w:r>
+              <w:rPr>
+                <w:rFonts w:ascii="Montserrat" w:eastAsia="Montserrat" w:hAnsi="Montserrat" w:cs="Montserrat"/>
+              </w:rPr>
+              <w:t xml:space="preserve">=438 Para usuario </w:t>
+            </w:r>
+            <w:proofErr w:type="spellStart"/>
+            <w:r>
+              <w:rPr>
+                <w:rFonts w:ascii="Montserrat" w:eastAsia="Montserrat" w:hAnsi="Montserrat" w:cs="Montserrat"/>
+              </w:rPr>
+              <w:t>anonimo</w:t>
+            </w:r>
+            <w:proofErr w:type="spellEnd"/>
+            <w:r>
+              <w:rPr>
+                <w:rFonts w:ascii="Montserrat" w:eastAsia="Montserrat" w:hAnsi="Montserrat" w:cs="Montserrat"/>
+              </w:rPr>
+              <w:t xml:space="preserve"> y </w:t>
+            </w:r>
+            <w:r>
+              <w:rPr>
+                <w:rFonts w:ascii="Montserrat" w:eastAsia="Montserrat" w:hAnsi="Montserrat" w:cs="Montserrat"/>
+              </w:rPr>
+              <w:t>o</w:t>
+            </w:r>
+            <w:r>
+              <w:rPr>
+                <w:rFonts w:ascii="Montserrat" w:eastAsia="Montserrat" w:hAnsi="Montserrat" w:cs="Montserrat"/>
+              </w:rPr>
+              <w:t>tros roles distintos</w:t>
+            </w:r>
+            <w:r>
+              <w:rPr>
+                <w:rFonts w:ascii="Montserrat" w:eastAsia="Montserrat" w:hAnsi="Montserrat" w:cs="Montserrat"/>
+              </w:rPr>
+              <w:t>. No se detecta problema</w:t>
             </w:r>
           </w:p>
         </w:tc>
@@ -4777,8 +4936,7 @@
               <w:rPr>
                 <w:rFonts w:ascii="Montserrat" w:eastAsia="Montserrat" w:hAnsi="Montserrat" w:cs="Montserrat"/>
               </w:rPr>
-              <w:lastRenderedPageBreak/>
-              <w:t>Delete.hack</w:t>
+              <w:t>Publish.hack</w:t>
             </w:r>
             <w:proofErr w:type="spellEnd"/>
           </w:p>
@@ -4798,13 +4956,21 @@
               <w:rPr>
                 <w:rFonts w:ascii="Montserrat" w:eastAsia="Montserrat" w:hAnsi="Montserrat" w:cs="Montserrat"/>
               </w:rPr>
-              <w:t xml:space="preserve"> </w:t>
-            </w:r>
-            <w:r>
-              <w:rPr>
-                <w:rFonts w:ascii="Montserrat" w:eastAsia="Montserrat" w:hAnsi="Montserrat" w:cs="Montserrat"/>
-              </w:rPr>
-              <w:t xml:space="preserve">Se prueba a un </w:t>
+              <w:t xml:space="preserve">Se hace </w:t>
+            </w:r>
+            <w:proofErr w:type="spellStart"/>
+            <w:r>
+              <w:rPr>
+                <w:rFonts w:ascii="Montserrat" w:eastAsia="Montserrat" w:hAnsi="Montserrat" w:cs="Montserrat"/>
+              </w:rPr>
+              <w:t>client</w:t>
+            </w:r>
+            <w:proofErr w:type="spellEnd"/>
+            <w:r>
+              <w:rPr>
+                <w:rFonts w:ascii="Montserrat" w:eastAsia="Montserrat" w:hAnsi="Montserrat" w:cs="Montserrat"/>
+              </w:rPr>
+              <w:t>/</w:t>
             </w:r>
             <w:proofErr w:type="spellStart"/>
             <w:r>
@@ -4818,7 +4984,41 @@
               <w:rPr>
                 <w:rFonts w:ascii="Montserrat" w:eastAsia="Montserrat" w:hAnsi="Montserrat" w:cs="Montserrat"/>
               </w:rPr>
-              <w:t xml:space="preserve"> log, para ello en el formulario se cambia la id por otro </w:t>
+              <w:t>/</w:t>
+            </w:r>
+            <w:proofErr w:type="spellStart"/>
+            <w:r>
+              <w:rPr>
+                <w:rFonts w:ascii="Montserrat" w:eastAsia="Montserrat" w:hAnsi="Montserrat" w:cs="Montserrat"/>
+              </w:rPr>
+              <w:t>publish?id</w:t>
+            </w:r>
+            <w:proofErr w:type="spellEnd"/>
+            <w:r>
+              <w:rPr>
+                <w:rFonts w:ascii="Montserrat" w:eastAsia="Montserrat" w:hAnsi="Montserrat" w:cs="Montserrat"/>
+              </w:rPr>
+              <w:t xml:space="preserve">=438 sin </w:t>
+            </w:r>
+            <w:proofErr w:type="spellStart"/>
+            <w:r>
+              <w:rPr>
+                <w:rFonts w:ascii="Montserrat" w:eastAsia="Montserrat" w:hAnsi="Montserrat" w:cs="Montserrat"/>
+              </w:rPr>
+              <w:t>logear</w:t>
+            </w:r>
+            <w:proofErr w:type="spellEnd"/>
+            <w:r>
+              <w:rPr>
+                <w:rFonts w:ascii="Montserrat" w:eastAsia="Montserrat" w:hAnsi="Montserrat" w:cs="Montserrat"/>
+              </w:rPr>
+              <w:t xml:space="preserve"> y</w:t>
+            </w:r>
+            <w:r>
+              <w:rPr>
+                <w:rFonts w:ascii="Montserrat" w:eastAsia="Montserrat" w:hAnsi="Montserrat" w:cs="Montserrat"/>
+              </w:rPr>
+              <w:t xml:space="preserve"> para gente con distintos roles y no deja publicar el </w:t>
             </w:r>
             <w:proofErr w:type="spellStart"/>
             <w:r>
@@ -4832,7 +5032,7 @@
               <w:rPr>
                 <w:rFonts w:ascii="Montserrat" w:eastAsia="Montserrat" w:hAnsi="Montserrat" w:cs="Montserrat"/>
               </w:rPr>
-              <w:t xml:space="preserve"> distinto. No deja</w:t>
+              <w:t xml:space="preserve"> log.</w:t>
             </w:r>
           </w:p>
         </w:tc>
@@ -4850,19 +5050,11 @@
               </w:rPr>
             </w:pPr>
             <w:proofErr w:type="spellStart"/>
-            <w:proofErr w:type="gramStart"/>
-            <w:r>
-              <w:rPr>
-                <w:rFonts w:ascii="Montserrat" w:eastAsia="Montserrat" w:hAnsi="Montserrat" w:cs="Montserrat"/>
-              </w:rPr>
-              <w:t>Show</w:t>
-            </w:r>
-            <w:proofErr w:type="gramEnd"/>
-            <w:r>
-              <w:rPr>
-                <w:rFonts w:ascii="Montserrat" w:eastAsia="Montserrat" w:hAnsi="Montserrat" w:cs="Montserrat"/>
-              </w:rPr>
-              <w:t>.hack</w:t>
+            <w:r>
+              <w:rPr>
+                <w:rFonts w:ascii="Montserrat" w:eastAsia="Montserrat" w:hAnsi="Montserrat" w:cs="Montserrat"/>
+              </w:rPr>
+              <w:t>Delete.hack</w:t>
             </w:r>
             <w:proofErr w:type="spellEnd"/>
           </w:p>
@@ -4882,7 +5074,13 @@
               <w:rPr>
                 <w:rFonts w:ascii="Montserrat" w:eastAsia="Montserrat" w:hAnsi="Montserrat" w:cs="Montserrat"/>
               </w:rPr>
-              <w:t xml:space="preserve">Se prueba a consultar un </w:t>
+              <w:t xml:space="preserve"> </w:t>
+            </w:r>
+            <w:r>
+              <w:rPr>
+                <w:rFonts w:ascii="Montserrat" w:eastAsia="Montserrat" w:hAnsi="Montserrat" w:cs="Montserrat"/>
+              </w:rPr>
+              <w:t xml:space="preserve">Se prueba a un </w:t>
             </w:r>
             <w:proofErr w:type="spellStart"/>
             <w:r>
@@ -4896,21 +5094,21 @@
               <w:rPr>
                 <w:rFonts w:ascii="Montserrat" w:eastAsia="Montserrat" w:hAnsi="Montserrat" w:cs="Montserrat"/>
               </w:rPr>
-              <w:t xml:space="preserve"> log sin </w:t>
-            </w:r>
-            <w:proofErr w:type="spellStart"/>
-            <w:r>
-              <w:rPr>
-                <w:rFonts w:ascii="Montserrat" w:eastAsia="Montserrat" w:hAnsi="Montserrat" w:cs="Montserrat"/>
-              </w:rPr>
-              <w:t>logear</w:t>
-            </w:r>
-            <w:proofErr w:type="spellEnd"/>
-            <w:r>
-              <w:rPr>
-                <w:rFonts w:ascii="Montserrat" w:eastAsia="Montserrat" w:hAnsi="Montserrat" w:cs="Montserrat"/>
-              </w:rPr>
-              <w:t>, no deja.</w:t>
+              <w:t xml:space="preserve"> log, para ello en el formulario se cambia la id por otro </w:t>
+            </w:r>
+            <w:proofErr w:type="spellStart"/>
+            <w:r>
+              <w:rPr>
+                <w:rFonts w:ascii="Montserrat" w:eastAsia="Montserrat" w:hAnsi="Montserrat" w:cs="Montserrat"/>
+              </w:rPr>
+              <w:t>progress</w:t>
+            </w:r>
+            <w:proofErr w:type="spellEnd"/>
+            <w:r>
+              <w:rPr>
+                <w:rFonts w:ascii="Montserrat" w:eastAsia="Montserrat" w:hAnsi="Montserrat" w:cs="Montserrat"/>
+              </w:rPr>
+              <w:t xml:space="preserve"> distinto. No deja</w:t>
             </w:r>
           </w:p>
         </w:tc>
@@ -4928,6 +5126,84 @@
               </w:rPr>
             </w:pPr>
             <w:proofErr w:type="spellStart"/>
+            <w:proofErr w:type="gramStart"/>
+            <w:r>
+              <w:rPr>
+                <w:rFonts w:ascii="Montserrat" w:eastAsia="Montserrat" w:hAnsi="Montserrat" w:cs="Montserrat"/>
+              </w:rPr>
+              <w:t>Show</w:t>
+            </w:r>
+            <w:proofErr w:type="gramEnd"/>
+            <w:r>
+              <w:rPr>
+                <w:rFonts w:ascii="Montserrat" w:eastAsia="Montserrat" w:hAnsi="Montserrat" w:cs="Montserrat"/>
+              </w:rPr>
+              <w:t>.hack</w:t>
+            </w:r>
+            <w:proofErr w:type="spellEnd"/>
+          </w:p>
+        </w:tc>
+        <w:tc>
+          <w:tcPr>
+            <w:tcW w:w="7341" w:type="dxa"/>
+          </w:tcPr>
+          <w:p>
+            <w:pPr>
+              <w:spacing w:before="320" w:after="320" w:line="360" w:lineRule="auto"/>
+              <w:rPr>
+                <w:rFonts w:ascii="Montserrat" w:eastAsia="Montserrat" w:hAnsi="Montserrat" w:cs="Montserrat"/>
+              </w:rPr>
+            </w:pPr>
+            <w:r>
+              <w:rPr>
+                <w:rFonts w:ascii="Montserrat" w:eastAsia="Montserrat" w:hAnsi="Montserrat" w:cs="Montserrat"/>
+              </w:rPr>
+              <w:t xml:space="preserve">Se prueba a consultar un </w:t>
+            </w:r>
+            <w:proofErr w:type="spellStart"/>
+            <w:r>
+              <w:rPr>
+                <w:rFonts w:ascii="Montserrat" w:eastAsia="Montserrat" w:hAnsi="Montserrat" w:cs="Montserrat"/>
+              </w:rPr>
+              <w:t>progress</w:t>
+            </w:r>
+            <w:proofErr w:type="spellEnd"/>
+            <w:r>
+              <w:rPr>
+                <w:rFonts w:ascii="Montserrat" w:eastAsia="Montserrat" w:hAnsi="Montserrat" w:cs="Montserrat"/>
+              </w:rPr>
+              <w:t xml:space="preserve"> log sin </w:t>
+            </w:r>
+            <w:proofErr w:type="spellStart"/>
+            <w:r>
+              <w:rPr>
+                <w:rFonts w:ascii="Montserrat" w:eastAsia="Montserrat" w:hAnsi="Montserrat" w:cs="Montserrat"/>
+              </w:rPr>
+              <w:t>logear</w:t>
+            </w:r>
+            <w:proofErr w:type="spellEnd"/>
+            <w:r>
+              <w:rPr>
+                <w:rFonts w:ascii="Montserrat" w:eastAsia="Montserrat" w:hAnsi="Montserrat" w:cs="Montserrat"/>
+              </w:rPr>
+              <w:t>, no deja.</w:t>
+            </w:r>
+          </w:p>
+        </w:tc>
+      </w:tr>
+      <w:tr>
+        <w:tc>
+          <w:tcPr>
+            <w:tcW w:w="1674" w:type="dxa"/>
+          </w:tcPr>
+          <w:p>
+            <w:pPr>
+              <w:spacing w:before="320" w:after="320" w:line="360" w:lineRule="auto"/>
+              <w:rPr>
+                <w:rFonts w:ascii="Montserrat" w:eastAsia="Montserrat" w:hAnsi="Montserrat" w:cs="Montserrat"/>
+              </w:rPr>
+            </w:pPr>
+            <w:proofErr w:type="spellStart"/>
             <w:r>
               <w:rPr>
                 <w:rFonts w:ascii="Montserrat" w:eastAsia="Montserrat" w:hAnsi="Montserrat" w:cs="Montserrat"/>
@@ -5096,6 +5372,7 @@
           <w:rFonts w:ascii="Montserrat" w:eastAsia="Montserrat" w:hAnsi="Montserrat" w:cs="Montserrat"/>
           <w:noProof/>
         </w:rPr>
+        <w:lastRenderedPageBreak/>
         <w:drawing>
           <wp:inline distT="0" distB="0" distL="0" distR="0" wp14:anchorId="08BCBF3F" wp14:editId="72F4BDF8">
             <wp:extent cx="5029458" cy="3067208"/>
@@ -5245,6 +5522,7 @@
           <w:sz w:val="26"/>
           <w:szCs w:val="26"/>
         </w:rPr>
+        <w:lastRenderedPageBreak/>
         <w:drawing>
           <wp:inline distT="0" distB="0" distL="0" distR="0" wp14:anchorId="0248CCA6" wp14:editId="38440858">
             <wp:extent cx="5731510" cy="2275840"/>
@@ -5312,7 +5590,6 @@
         <w:rPr>
           <w:noProof/>
         </w:rPr>
-        <w:lastRenderedPageBreak/>
         <w:drawing>
           <wp:inline distT="0" distB="0" distL="0" distR="0" wp14:anchorId="46ADBB9C" wp14:editId="07E46A17">
             <wp:extent cx="5731510" cy="1995170"/>
@@ -5578,6 +5855,25 @@
       </w:r>
     </w:p>
     <w:p/>
+    <w:p/>
+    <w:p/>
+    <w:p/>
+    <w:p/>
+    <w:p/>
+    <w:p>
+      <w:r>
+        <w:lastRenderedPageBreak/>
+        <w:t>A continuación, calculamos la hipótesis de contraste con 95% confianza para intentar averiguar que ordenador es más potente:</w:t>
+      </w:r>
+      <w:r>
+        <w:t xml:space="preserve"> </w:t>
+      </w:r>
+    </w:p>
+    <w:p>
+      <w:r>
+        <w:t>Este se basa en un valor llamado alfa, que se calcula como 1 menos el porcentaje del nivel de confianza. Para este caso, alfa será 0.05.</w:t>
+      </w:r>
+    </w:p>
     <w:p>
       <w:pPr>
         <w:rPr>
@@ -5587,9 +5883,6 @@
           <w:szCs w:val="26"/>
         </w:rPr>
       </w:pPr>
-      <w:r>
-        <w:t>A continuación, calculamos la hipótesis de contraste con 95% confianza para intentar averiguar que ordenador es más potente:</w:t>
-      </w:r>
     </w:p>
     <w:p>
       <w:pPr>
@@ -5603,7 +5896,6 @@
         <w:rPr>
           <w:noProof/>
         </w:rPr>
-        <w:lastRenderedPageBreak/>
         <w:drawing>
           <wp:inline distT="0" distB="0" distL="0" distR="0" wp14:anchorId="52329885" wp14:editId="42149851">
             <wp:extent cx="4940554" cy="2514729"/>
@@ -5646,76 +5938,45 @@
         </w:rPr>
         <w:t xml:space="preserve"> </w:t>
       </w:r>
-    </w:p>
-    <w:p>
-      <w:pPr>
-        <w:pStyle w:val="Ttulo1"/>
-        <w:spacing w:before="320" w:after="320" w:line="360" w:lineRule="auto"/>
+      <w:r>
         <w:rPr>
           <w:b/>
           <w:bCs/>
           <w:sz w:val="26"/>
           <w:szCs w:val="26"/>
         </w:rPr>
-      </w:pPr>
-      <w:r>
-        <w:rPr>
-          <w:b/>
-          <w:bCs/>
-          <w:noProof/>
-          <w:sz w:val="26"/>
-          <w:szCs w:val="26"/>
-        </w:rPr>
-        <w:drawing>
-          <wp:inline distT="0" distB="0" distL="0" distR="0" wp14:anchorId="6FB39EAC" wp14:editId="4B0FED98">
-            <wp:extent cx="5397777" cy="3016405"/>
-            <wp:effectExtent l="0" t="0" r="0" b="0"/>
-            <wp:docPr id="1304885764" name="Imagen 1" descr="Interfaz de usuario gráfica, Texto, Aplicación, Tabla&#10;&#10;Descripción generada automáticamente"/>
-            <wp:cNvGraphicFramePr>
-              <a:graphicFrameLocks xmlns:a="http://schemas.openxmlformats.org/drawingml/2006/main" noChangeAspect="1"/>
-            </wp:cNvGraphicFramePr>
-            <a:graphic xmlns:a="http://schemas.openxmlformats.org/drawingml/2006/main">
-              <a:graphicData uri="http://schemas.openxmlformats.org/drawingml/2006/picture">
-                <pic:pic xmlns:pic="http://schemas.openxmlformats.org/drawingml/2006/picture">
-                  <pic:nvPicPr>
-                    <pic:cNvPr id="1304885764" name="Imagen 1" descr="Interfaz de usuario gráfica, Texto, Aplicación, Tabla&#10;&#10;Descripción generada automáticamente"/>
-                    <pic:cNvPicPr/>
-                  </pic:nvPicPr>
-                  <pic:blipFill>
-                    <a:blip r:embed="rId14"/>
-                    <a:stretch>
-                      <a:fillRect/>
-                    </a:stretch>
-                  </pic:blipFill>
-                  <pic:spPr>
-                    <a:xfrm>
-                      <a:off x="0" y="0"/>
-                      <a:ext cx="5397777" cy="3016405"/>
-                    </a:xfrm>
-                    <a:prstGeom prst="rect">
-                      <a:avLst/>
-                    </a:prstGeom>
-                  </pic:spPr>
-                </pic:pic>
-              </a:graphicData>
-            </a:graphic>
-          </wp:inline>
-        </w:drawing>
-      </w:r>
-      <w:r>
-        <w:rPr>
-          <w:b/>
-          <w:bCs/>
-          <w:sz w:val="26"/>
-          <w:szCs w:val="26"/>
-        </w:rPr>
         <w:t xml:space="preserve"> </w:t>
       </w:r>
     </w:p>
-    <w:p/>
-    <w:p>
-      <w:r>
-        <w:t>El valor de P sale razonable. En el caso PCB, es mejor debido a que se ha probado con un ordenador con un procesador más potente y tiene una media de tiempos menor.</w:t>
+    <w:p>
+      <w:r>
+        <w:t xml:space="preserve">El valor </w:t>
+      </w:r>
+      <w:r>
+        <w:rPr>
+          <w:rStyle w:val="mord"/>
+        </w:rPr>
+        <w:t>p</w:t>
+      </w:r>
+      <w:r>
+        <w:t xml:space="preserve"> es un número que te dice qué tan probable es que los resultados de tu experimento hayan ocurrido por casualidad.</w:t>
+      </w:r>
+      <w:r>
+        <w:t xml:space="preserve"> Su valor sale de </w:t>
+      </w:r>
+      <w:r>
+        <w:t xml:space="preserve">0.54 </w:t>
+      </w:r>
+      <w:r>
+        <w:t xml:space="preserve">que es mayor que alfa (0.05) pero no es un valor que concluya que hay una diferencia significativa entre los dos </w:t>
+      </w:r>
+      <w:proofErr w:type="spellStart"/>
+      <w:r>
+        <w:t>pcs</w:t>
+      </w:r>
+      <w:proofErr w:type="spellEnd"/>
+      <w:r>
+        <w:t>. Si bien es cierto que siempre va a haber una diferencia entre ambos, los consideramos como equivalentes en general.</w:t>
       </w:r>
     </w:p>
     <w:p/>
@@ -5730,7 +5991,6 @@
         </w:rPr>
       </w:pPr>
       <w:r>
-        <w:lastRenderedPageBreak/>
         <w:t>5. Conclusiones</w:t>
       </w:r>
       <w:bookmarkEnd w:id="6"/>
@@ -5959,7 +6219,6 @@
       </w:pPr>
       <w:bookmarkStart w:id="7" w:name="_Toc158967751"/>
       <w:r>
-        <w:lastRenderedPageBreak/>
         <w:t>6. Bibliografía</w:t>
       </w:r>
       <w:bookmarkEnd w:id="7"/>
@@ -5980,7 +6239,7 @@
       </w:r>
     </w:p>
     <w:sectPr>
-      <w:headerReference w:type="default" r:id="rId15"/>
+      <w:headerReference w:type="default" r:id="rId14"/>
       <w:pgSz w:w="11906" w:h="16838"/>
       <w:pgMar w:top="1440" w:right="1440" w:bottom="1440" w:left="1440" w:header="720" w:footer="0" w:gutter="0"/>
       <w:pgNumType w:start="1"/>
@@ -7351,6 +7610,16 @@
       <w:shd w:val="clear" w:color="auto" w:fill="E1DFDD"/>
     </w:rPr>
   </w:style>
+  <w:style w:type="character" w:customStyle="1" w:styleId="katex-mathml">
+    <w:name w:val="katex-mathml"/>
+    <w:basedOn w:val="Fuentedeprrafopredeter"/>
+    <w:rsid w:val="001A3B46"/>
+  </w:style>
+  <w:style w:type="character" w:customStyle="1" w:styleId="mord">
+    <w:name w:val="mord"/>
+    <w:basedOn w:val="Fuentedeprrafopredeter"/>
+    <w:rsid w:val="001A3B46"/>
+  </w:style>
 </w:styles>
 </file>
 

--- a/reports/student2/Entregable4/Informe de Pruebas tomhuecal.docx
+++ b/reports/student2/Entregable4/Informe de Pruebas tomhuecal.docx
@@ -70,7 +70,6 @@
           <w:szCs w:val="36"/>
         </w:rPr>
       </w:pPr>
-      <w:proofErr w:type="spellStart"/>
       <w:r>
         <w:rPr>
           <w:rFonts w:ascii="Arial Narrow" w:eastAsia="Arial Narrow" w:hAnsi="Arial Narrow" w:cs="Arial Narrow"/>
@@ -80,7 +79,6 @@
         </w:rPr>
         <w:t>Testing</w:t>
       </w:r>
-      <w:proofErr w:type="spellEnd"/>
     </w:p>
     <w:p>
       <w:pPr>
@@ -442,7 +440,16 @@
                 <w:sz w:val="24"/>
                 <w:szCs w:val="24"/>
               </w:rPr>
-              <w:t>Grupo de prácticas:   G6-64</w:t>
+              <w:t xml:space="preserve">Grupo de prácticas:   </w:t>
+            </w:r>
+            <w:r>
+              <w:rPr>
+                <w:rFonts w:ascii="Arial Narrow" w:eastAsia="Arial Narrow" w:hAnsi="Arial Narrow" w:cs="Arial Narrow"/>
+                <w:b/>
+                <w:sz w:val="24"/>
+                <w:szCs w:val="24"/>
+              </w:rPr>
+              <w:t>C2-033</w:t>
             </w:r>
           </w:p>
         </w:tc>
@@ -638,7 +645,7 @@
       </w:tr>
       <w:tr>
         <w:trPr>
-          <w:trHeight w:val="630"/>
+          <w:trHeight w:val="570"/>
         </w:trPr>
         <w:tc>
           <w:tcPr>
@@ -665,7 +672,7 @@
                 <w:sz w:val="24"/>
                 <w:szCs w:val="24"/>
               </w:rPr>
-              <w:t>García Lama, Gonzalo - 47267072W</w:t>
+              <w:t>Huecas Calderón, Tomás - 17476993Y</w:t>
             </w:r>
           </w:p>
         </w:tc>
@@ -694,18 +701,8 @@
                 <w:sz w:val="24"/>
                 <w:szCs w:val="24"/>
               </w:rPr>
-              <w:t xml:space="preserve">Desarrollador, </w:t>
-            </w:r>
-            <w:proofErr w:type="spellStart"/>
-            <w:r>
-              <w:rPr>
-                <w:rFonts w:ascii="Arial Narrow" w:eastAsia="Arial Narrow" w:hAnsi="Arial Narrow" w:cs="Arial Narrow"/>
-                <w:sz w:val="24"/>
-                <w:szCs w:val="24"/>
-              </w:rPr>
-              <w:t>Tester</w:t>
-            </w:r>
-            <w:proofErr w:type="spellEnd"/>
+              <w:t>Desarrollador</w:t>
+            </w:r>
           </w:p>
         </w:tc>
         <w:tc>
@@ -735,354 +732,7 @@
                 <w:sz w:val="24"/>
                 <w:szCs w:val="24"/>
               </w:rPr>
-              <w:t>gongarlam@alum.us.es</w:t>
-            </w:r>
-          </w:p>
-        </w:tc>
-      </w:tr>
-      <w:tr>
-        <w:trPr>
-          <w:trHeight w:val="570"/>
-        </w:trPr>
-        <w:tc>
-          <w:tcPr>
-            <w:tcW w:w="3686" w:type="dxa"/>
-            <w:tcBorders>
-              <w:top w:val="single" w:sz="4" w:space="0" w:color="9CC3E5"/>
-              <w:left w:val="single" w:sz="4" w:space="0" w:color="A5A5A5"/>
-              <w:bottom w:val="single" w:sz="4" w:space="0" w:color="9CC3E5"/>
-              <w:right w:val="single" w:sz="4" w:space="0" w:color="BFBFBF"/>
-            </w:tcBorders>
-          </w:tcPr>
-          <w:p>
-            <w:pPr>
-              <w:widowControl w:val="0"/>
-              <w:rPr>
-                <w:rFonts w:ascii="Arial Narrow" w:eastAsia="Arial Narrow" w:hAnsi="Arial Narrow" w:cs="Arial Narrow"/>
-                <w:sz w:val="24"/>
-                <w:szCs w:val="24"/>
-              </w:rPr>
-            </w:pPr>
-            <w:r>
-              <w:rPr>
-                <w:rFonts w:ascii="Arial Narrow" w:eastAsia="Arial Narrow" w:hAnsi="Arial Narrow" w:cs="Arial Narrow"/>
-                <w:sz w:val="24"/>
-                <w:szCs w:val="24"/>
-              </w:rPr>
-              <w:t>Huecas Calderón, Tomás - 17476993Y</w:t>
-            </w:r>
-          </w:p>
-        </w:tc>
-        <w:tc>
-          <w:tcPr>
-            <w:tcW w:w="1937" w:type="dxa"/>
-            <w:tcBorders>
-              <w:top w:val="single" w:sz="4" w:space="0" w:color="9CC3E5"/>
-              <w:left w:val="single" w:sz="4" w:space="0" w:color="BFBFBF"/>
-              <w:bottom w:val="single" w:sz="4" w:space="0" w:color="9CC3E5"/>
-              <w:right w:val="single" w:sz="4" w:space="0" w:color="BFBFBF"/>
-            </w:tcBorders>
-          </w:tcPr>
-          <w:p>
-            <w:pPr>
-              <w:widowControl w:val="0"/>
-              <w:rPr>
-                <w:rFonts w:ascii="Arial Narrow" w:eastAsia="Arial Narrow" w:hAnsi="Arial Narrow" w:cs="Arial Narrow"/>
-                <w:sz w:val="24"/>
-                <w:szCs w:val="24"/>
-              </w:rPr>
-            </w:pPr>
-            <w:r>
-              <w:rPr>
-                <w:rFonts w:ascii="Arial Narrow" w:eastAsia="Arial Narrow" w:hAnsi="Arial Narrow" w:cs="Arial Narrow"/>
-                <w:sz w:val="24"/>
-                <w:szCs w:val="24"/>
-              </w:rPr>
-              <w:t>Desarrollador</w:t>
-            </w:r>
-          </w:p>
-        </w:tc>
-        <w:tc>
-          <w:tcPr>
-            <w:tcW w:w="3287" w:type="dxa"/>
-            <w:tcBorders>
-              <w:top w:val="single" w:sz="4" w:space="0" w:color="9CC3E5"/>
-              <w:left w:val="single" w:sz="4" w:space="0" w:color="BFBFBF"/>
-              <w:bottom w:val="single" w:sz="4" w:space="0" w:color="9CC3E5"/>
-              <w:right w:val="single" w:sz="4" w:space="0" w:color="A5A5A5"/>
-            </w:tcBorders>
-          </w:tcPr>
-          <w:p>
-            <w:pPr>
-              <w:pStyle w:val="Textoindependiente"/>
-              <w:widowControl w:val="0"/>
-              <w:rPr>
-                <w:rFonts w:ascii="Arial Narrow" w:eastAsia="Arial Narrow" w:hAnsi="Arial Narrow" w:cs="Arial Narrow"/>
-                <w:sz w:val="24"/>
-                <w:szCs w:val="24"/>
-              </w:rPr>
-            </w:pPr>
-            <w:r>
-              <w:rPr>
-                <w:rFonts w:ascii="Arial Narrow;sans-serif" w:eastAsia="Arial Narrow" w:hAnsi="Arial Narrow;sans-serif" w:cs="Arial Narrow"/>
-                <w:color w:val="000000"/>
-                <w:sz w:val="24"/>
-                <w:szCs w:val="24"/>
-              </w:rPr>
               <w:t>tomhuecal@alum.us.es</w:t>
-            </w:r>
-          </w:p>
-        </w:tc>
-      </w:tr>
-      <w:tr>
-        <w:trPr>
-          <w:trHeight w:val="600"/>
-        </w:trPr>
-        <w:tc>
-          <w:tcPr>
-            <w:tcW w:w="3686" w:type="dxa"/>
-            <w:tcBorders>
-              <w:top w:val="single" w:sz="4" w:space="0" w:color="9CC3E5"/>
-              <w:left w:val="single" w:sz="4" w:space="0" w:color="A5A5A5"/>
-              <w:bottom w:val="single" w:sz="4" w:space="0" w:color="9CC3E5"/>
-              <w:right w:val="single" w:sz="4" w:space="0" w:color="BFBFBF"/>
-            </w:tcBorders>
-          </w:tcPr>
-          <w:p>
-            <w:pPr>
-              <w:widowControl w:val="0"/>
-              <w:rPr>
-                <w:rFonts w:ascii="Arial Narrow" w:eastAsia="Arial Narrow" w:hAnsi="Arial Narrow" w:cs="Arial Narrow"/>
-                <w:sz w:val="24"/>
-                <w:szCs w:val="24"/>
-              </w:rPr>
-            </w:pPr>
-            <w:r>
-              <w:rPr>
-                <w:rFonts w:ascii="Arial Narrow" w:eastAsia="Arial Narrow" w:hAnsi="Arial Narrow" w:cs="Arial Narrow"/>
-                <w:sz w:val="24"/>
-                <w:szCs w:val="24"/>
-              </w:rPr>
-              <w:t xml:space="preserve">Fernández Pérez, Pablo - </w:t>
-            </w:r>
-            <w:bookmarkStart w:id="0" w:name="docs-internal-guid-9e44b903-7fff-35bb-97"/>
-            <w:bookmarkEnd w:id="0"/>
-            <w:r>
-              <w:rPr>
-                <w:rFonts w:ascii="Arial Narrow;sans-serif" w:hAnsi="Arial Narrow;sans-serif"/>
-                <w:color w:val="000000"/>
-              </w:rPr>
-              <w:t>54370557Y</w:t>
-            </w:r>
-          </w:p>
-        </w:tc>
-        <w:tc>
-          <w:tcPr>
-            <w:tcW w:w="1937" w:type="dxa"/>
-            <w:tcBorders>
-              <w:top w:val="single" w:sz="4" w:space="0" w:color="9CC3E5"/>
-              <w:left w:val="single" w:sz="4" w:space="0" w:color="BFBFBF"/>
-              <w:bottom w:val="single" w:sz="4" w:space="0" w:color="9CC3E5"/>
-              <w:right w:val="single" w:sz="4" w:space="0" w:color="BFBFBF"/>
-            </w:tcBorders>
-          </w:tcPr>
-          <w:p>
-            <w:pPr>
-              <w:widowControl w:val="0"/>
-              <w:rPr>
-                <w:rFonts w:ascii="Arial Narrow" w:eastAsia="Arial Narrow" w:hAnsi="Arial Narrow" w:cs="Arial Narrow"/>
-                <w:sz w:val="24"/>
-                <w:szCs w:val="24"/>
-              </w:rPr>
-            </w:pPr>
-            <w:r>
-              <w:rPr>
-                <w:rFonts w:ascii="Arial Narrow" w:eastAsia="Arial Narrow" w:hAnsi="Arial Narrow" w:cs="Arial Narrow"/>
-                <w:sz w:val="24"/>
-                <w:szCs w:val="24"/>
-              </w:rPr>
-              <w:t>Desarrollador,</w:t>
-            </w:r>
-          </w:p>
-          <w:p>
-            <w:pPr>
-              <w:widowControl w:val="0"/>
-              <w:rPr>
-                <w:rFonts w:ascii="Arial Narrow" w:eastAsia="Arial Narrow" w:hAnsi="Arial Narrow" w:cs="Arial Narrow"/>
-                <w:sz w:val="24"/>
-                <w:szCs w:val="24"/>
-              </w:rPr>
-            </w:pPr>
-            <w:r>
-              <w:rPr>
-                <w:rFonts w:ascii="Arial Narrow" w:eastAsia="Arial Narrow" w:hAnsi="Arial Narrow" w:cs="Arial Narrow"/>
-                <w:sz w:val="24"/>
-                <w:szCs w:val="24"/>
-              </w:rPr>
-              <w:t>Analista</w:t>
-            </w:r>
-          </w:p>
-        </w:tc>
-        <w:tc>
-          <w:tcPr>
-            <w:tcW w:w="3287" w:type="dxa"/>
-            <w:tcBorders>
-              <w:top w:val="single" w:sz="4" w:space="0" w:color="9CC3E5"/>
-              <w:left w:val="single" w:sz="4" w:space="0" w:color="BFBFBF"/>
-              <w:bottom w:val="single" w:sz="4" w:space="0" w:color="9CC3E5"/>
-              <w:right w:val="single" w:sz="4" w:space="0" w:color="A5A5A5"/>
-            </w:tcBorders>
-          </w:tcPr>
-          <w:p>
-            <w:pPr>
-              <w:pStyle w:val="Textoindependiente"/>
-              <w:widowControl w:val="0"/>
-              <w:rPr>
-                <w:rFonts w:ascii="Arial Narrow" w:eastAsia="Arial Narrow" w:hAnsi="Arial Narrow" w:cs="Arial Narrow"/>
-                <w:sz w:val="24"/>
-                <w:szCs w:val="24"/>
-              </w:rPr>
-            </w:pPr>
-            <w:r>
-              <w:rPr>
-                <w:rFonts w:ascii="Arial Narrow;sans-serif" w:eastAsia="Arial Narrow" w:hAnsi="Arial Narrow;sans-serif" w:cs="Arial Narrow"/>
-                <w:color w:val="000000"/>
-                <w:sz w:val="24"/>
-                <w:szCs w:val="24"/>
-              </w:rPr>
-              <w:t>pablofp.33@gmail.com</w:t>
-            </w:r>
-          </w:p>
-        </w:tc>
-      </w:tr>
-      <w:tr>
-        <w:trPr>
-          <w:trHeight w:val="630"/>
-        </w:trPr>
-        <w:tc>
-          <w:tcPr>
-            <w:tcW w:w="3686" w:type="dxa"/>
-            <w:tcBorders>
-              <w:top w:val="single" w:sz="4" w:space="0" w:color="9CC3E5"/>
-              <w:left w:val="single" w:sz="4" w:space="0" w:color="A5A5A5"/>
-              <w:bottom w:val="single" w:sz="4" w:space="0" w:color="A5A5A5"/>
-              <w:right w:val="single" w:sz="4" w:space="0" w:color="BFBFBF"/>
-            </w:tcBorders>
-          </w:tcPr>
-          <w:p>
-            <w:pPr>
-              <w:widowControl w:val="0"/>
-              <w:rPr>
-                <w:sz w:val="24"/>
-                <w:szCs w:val="24"/>
-              </w:rPr>
-            </w:pPr>
-            <w:proofErr w:type="spellStart"/>
-            <w:r>
-              <w:rPr>
-                <w:rFonts w:ascii="Arial Narrow" w:eastAsia="Arial Narrow" w:hAnsi="Arial Narrow" w:cs="Arial Narrow"/>
-                <w:sz w:val="24"/>
-                <w:szCs w:val="24"/>
-              </w:rPr>
-              <w:t>Youssafi</w:t>
-            </w:r>
-            <w:proofErr w:type="spellEnd"/>
-            <w:r>
-              <w:rPr>
-                <w:rFonts w:ascii="Arial Narrow" w:eastAsia="Arial Narrow" w:hAnsi="Arial Narrow" w:cs="Arial Narrow"/>
-                <w:sz w:val="24"/>
-                <w:szCs w:val="24"/>
-              </w:rPr>
-              <w:t xml:space="preserve"> </w:t>
-            </w:r>
-            <w:proofErr w:type="spellStart"/>
-            <w:r>
-              <w:rPr>
-                <w:rFonts w:ascii="Arial Narrow" w:eastAsia="Arial Narrow" w:hAnsi="Arial Narrow" w:cs="Arial Narrow"/>
-                <w:sz w:val="24"/>
-                <w:szCs w:val="24"/>
-              </w:rPr>
-              <w:t>Benichikh</w:t>
-            </w:r>
-            <w:proofErr w:type="spellEnd"/>
-            <w:r>
-              <w:rPr>
-                <w:rFonts w:ascii="Arial Narrow" w:eastAsia="Arial Narrow" w:hAnsi="Arial Narrow" w:cs="Arial Narrow"/>
-                <w:sz w:val="24"/>
-                <w:szCs w:val="24"/>
-              </w:rPr>
-              <w:t>, Karim - 28823709V</w:t>
-            </w:r>
-          </w:p>
-        </w:tc>
-        <w:tc>
-          <w:tcPr>
-            <w:tcW w:w="1937" w:type="dxa"/>
-            <w:tcBorders>
-              <w:top w:val="single" w:sz="4" w:space="0" w:color="9CC3E5"/>
-              <w:left w:val="single" w:sz="4" w:space="0" w:color="BFBFBF"/>
-              <w:bottom w:val="single" w:sz="4" w:space="0" w:color="A5A5A5"/>
-              <w:right w:val="single" w:sz="4" w:space="0" w:color="BFBFBF"/>
-            </w:tcBorders>
-          </w:tcPr>
-          <w:p>
-            <w:pPr>
-              <w:widowControl w:val="0"/>
-              <w:rPr>
-                <w:rFonts w:ascii="Arial Narrow" w:eastAsia="Arial Narrow" w:hAnsi="Arial Narrow" w:cs="Arial Narrow"/>
-                <w:sz w:val="24"/>
-                <w:szCs w:val="24"/>
-              </w:rPr>
-            </w:pPr>
-            <w:r>
-              <w:rPr>
-                <w:rFonts w:ascii="Arial Narrow" w:eastAsia="Arial Narrow" w:hAnsi="Arial Narrow" w:cs="Arial Narrow"/>
-                <w:sz w:val="24"/>
-                <w:szCs w:val="24"/>
-              </w:rPr>
-              <w:t xml:space="preserve">Desarrollador, operador, </w:t>
-            </w:r>
-            <w:proofErr w:type="gramStart"/>
-            <w:r>
-              <w:rPr>
-                <w:rFonts w:ascii="Arial Narrow" w:hAnsi="Arial Narrow"/>
-                <w:color w:val="000000"/>
-                <w:sz w:val="24"/>
-                <w:szCs w:val="24"/>
-              </w:rPr>
-              <w:t>manager</w:t>
-            </w:r>
-            <w:proofErr w:type="gramEnd"/>
-          </w:p>
-        </w:tc>
-        <w:tc>
-          <w:tcPr>
-            <w:tcW w:w="3287" w:type="dxa"/>
-            <w:tcBorders>
-              <w:top w:val="single" w:sz="4" w:space="0" w:color="9CC3E5"/>
-              <w:left w:val="single" w:sz="4" w:space="0" w:color="BFBFBF"/>
-              <w:bottom w:val="single" w:sz="4" w:space="0" w:color="A5A5A5"/>
-              <w:right w:val="single" w:sz="4" w:space="0" w:color="A5A5A5"/>
-            </w:tcBorders>
-          </w:tcPr>
-          <w:p>
-            <w:pPr>
-              <w:pStyle w:val="Textoindependiente"/>
-              <w:widowControl w:val="0"/>
-              <w:rPr>
-                <w:rFonts w:ascii="Arial Narrow" w:eastAsia="Arial Narrow" w:hAnsi="Arial Narrow" w:cs="Arial Narrow"/>
-                <w:sz w:val="24"/>
-                <w:szCs w:val="24"/>
-              </w:rPr>
-            </w:pPr>
-            <w:r>
-              <w:rPr>
-                <w:rFonts w:ascii="Arial Narrow;sans-serif" w:eastAsia="Arial Narrow" w:hAnsi="Arial Narrow;sans-serif" w:cs="Arial Narrow"/>
-                <w:color w:val="000000"/>
-                <w:sz w:val="24"/>
-                <w:szCs w:val="24"/>
-              </w:rPr>
-              <w:t>karyouben@alum.us.es</w:t>
             </w:r>
           </w:p>
         </w:tc>
@@ -1096,7 +746,7 @@
           <w:rFonts w:ascii="Arial Narrow" w:eastAsia="Arial Narrow" w:hAnsi="Arial Narrow" w:cs="Arial Narrow"/>
         </w:rPr>
       </w:pPr>
-      <w:bookmarkStart w:id="1" w:name="_Toc158967745"/>
+      <w:bookmarkStart w:id="0" w:name="_Toc158967745"/>
       <w:r>
         <w:rPr>
           <w:rFonts w:ascii="Calibri" w:eastAsia="Calibri" w:hAnsi="Calibri" w:cs="Calibri"/>
@@ -1105,7 +755,7 @@
         </w:rPr>
         <w:t xml:space="preserve">Repositorio: </w:t>
       </w:r>
-      <w:bookmarkEnd w:id="1"/>
+      <w:bookmarkEnd w:id="0"/>
       <w:r>
         <w:rPr>
           <w:rFonts w:ascii="Calibri" w:eastAsia="Calibri" w:hAnsi="Calibri" w:cs="Calibri"/>
@@ -1154,6 +804,30 @@
         </w:rPr>
         <w:fldChar w:fldCharType="end"/>
       </w:r>
+    </w:p>
+    <w:p>
+      <w:pPr>
+        <w:spacing w:after="160" w:line="360" w:lineRule="auto"/>
+        <w:rPr>
+          <w:rFonts w:ascii="Arial Narrow" w:eastAsia="Arial Narrow" w:hAnsi="Arial Narrow" w:cs="Arial Narrow"/>
+        </w:rPr>
+      </w:pPr>
+    </w:p>
+    <w:p>
+      <w:pPr>
+        <w:spacing w:after="160" w:line="360" w:lineRule="auto"/>
+        <w:rPr>
+          <w:rFonts w:ascii="Arial Narrow" w:eastAsia="Arial Narrow" w:hAnsi="Arial Narrow" w:cs="Arial Narrow"/>
+        </w:rPr>
+      </w:pPr>
+    </w:p>
+    <w:p>
+      <w:pPr>
+        <w:spacing w:after="160" w:line="360" w:lineRule="auto"/>
+        <w:rPr>
+          <w:rFonts w:ascii="Arial Narrow" w:eastAsia="Arial Narrow" w:hAnsi="Arial Narrow" w:cs="Arial Narrow"/>
+        </w:rPr>
+      </w:pPr>
     </w:p>
     <w:p>
       <w:pPr>
@@ -1696,12 +1370,12 @@
         <w:pStyle w:val="Ttulo1"/>
         <w:spacing w:before="320" w:after="320" w:line="360" w:lineRule="auto"/>
       </w:pPr>
-      <w:bookmarkStart w:id="2" w:name="_Toc158967746"/>
+      <w:bookmarkStart w:id="1" w:name="_Toc158967746"/>
       <w:r>
         <w:lastRenderedPageBreak/>
         <w:t>1. Resumen ejecutivo</w:t>
       </w:r>
-      <w:bookmarkEnd w:id="2"/>
+      <w:bookmarkEnd w:id="1"/>
     </w:p>
     <w:p>
       <w:pPr>
@@ -1875,12 +1549,12 @@
         <w:pStyle w:val="Ttulo1"/>
         <w:spacing w:before="320" w:after="320" w:line="360" w:lineRule="auto"/>
       </w:pPr>
-      <w:bookmarkStart w:id="3" w:name="_Toc158967747"/>
+      <w:bookmarkStart w:id="2" w:name="_Toc158967747"/>
       <w:r>
         <w:lastRenderedPageBreak/>
         <w:t>2. Control de versiones</w:t>
       </w:r>
-      <w:bookmarkEnd w:id="3"/>
+      <w:bookmarkEnd w:id="2"/>
     </w:p>
     <w:tbl>
       <w:tblPr>
@@ -2256,31 +1930,7 @@
                 <w:sz w:val="24"/>
                 <w:szCs w:val="24"/>
               </w:rPr>
-              <w:t>v</w:t>
-            </w:r>
-            <w:r>
-              <w:rPr>
-                <w:rFonts w:ascii="Arial Narrow" w:eastAsia="Arial Narrow" w:hAnsi="Arial Narrow" w:cs="Arial Narrow"/>
-                <w:sz w:val="24"/>
-                <w:szCs w:val="24"/>
-              </w:rPr>
-              <w:t>2</w:t>
-            </w:r>
-            <w:r>
-              <w:rPr>
-                <w:rFonts w:ascii="Arial Narrow" w:eastAsia="Arial Narrow" w:hAnsi="Arial Narrow" w:cs="Arial Narrow"/>
-                <w:sz w:val="24"/>
-                <w:szCs w:val="24"/>
-              </w:rPr>
-              <w:t>r</w:t>
-            </w:r>
-            <w:r>
-              <w:rPr>
-                <w:rFonts w:ascii="Arial Narrow" w:eastAsia="Arial Narrow" w:hAnsi="Arial Narrow" w:cs="Arial Narrow"/>
-                <w:sz w:val="24"/>
-                <w:szCs w:val="24"/>
-              </w:rPr>
-              <w:t>1</w:t>
+              <w:t>v2r1</w:t>
             </w:r>
           </w:p>
         </w:tc>
@@ -2303,23 +1953,13 @@
                 <w:szCs w:val="24"/>
               </w:rPr>
             </w:pPr>
-            <w:proofErr w:type="spellStart"/>
             <w:r>
               <w:rPr>
                 <w:rFonts w:ascii="Arial Narrow" w:eastAsia="Arial Narrow" w:hAnsi="Arial Narrow" w:cs="Arial Narrow"/>
                 <w:sz w:val="24"/>
                 <w:szCs w:val="24"/>
               </w:rPr>
-              <w:t>Hotfix</w:t>
-            </w:r>
-            <w:proofErr w:type="spellEnd"/>
-            <w:r>
-              <w:rPr>
-                <w:rFonts w:ascii="Arial Narrow" w:eastAsia="Arial Narrow" w:hAnsi="Arial Narrow" w:cs="Arial Narrow"/>
-                <w:sz w:val="24"/>
-                <w:szCs w:val="24"/>
-              </w:rPr>
-              <w:t xml:space="preserve"> del documento para la segunda entrega a producción</w:t>
+              <w:t>Hotfix del documento para la segunda entrega a producción</w:t>
             </w:r>
           </w:p>
         </w:tc>
@@ -2480,12 +2120,12 @@
         <w:pStyle w:val="Ttulo1"/>
         <w:spacing w:before="320" w:after="320" w:line="360" w:lineRule="auto"/>
       </w:pPr>
-      <w:bookmarkStart w:id="4" w:name="_Toc158967748"/>
+      <w:bookmarkStart w:id="3" w:name="_Toc158967748"/>
       <w:r>
         <w:lastRenderedPageBreak/>
         <w:t>3. Introducción</w:t>
       </w:r>
-      <w:bookmarkEnd w:id="4"/>
+      <w:bookmarkEnd w:id="3"/>
     </w:p>
     <w:p>
       <w:pPr>
@@ -2636,13 +2276,13 @@
         <w:pStyle w:val="Ttulo1"/>
         <w:spacing w:before="320" w:after="320" w:line="360" w:lineRule="auto"/>
       </w:pPr>
-      <w:bookmarkStart w:id="5" w:name="_Toc158967749"/>
+      <w:bookmarkStart w:id="4" w:name="_Toc158967749"/>
       <w:r>
         <w:lastRenderedPageBreak/>
         <w:t>4. Contenido</w:t>
       </w:r>
-      <w:bookmarkStart w:id="6" w:name="_Toc158967750"/>
-      <w:bookmarkEnd w:id="5"/>
+      <w:bookmarkStart w:id="5" w:name="_Toc158967750"/>
+      <w:bookmarkEnd w:id="4"/>
     </w:p>
     <w:p>
       <w:pPr>
@@ -2655,35 +2295,7 @@
         <w:rPr>
           <w:rFonts w:ascii="Montserrat" w:eastAsia="Montserrat" w:hAnsi="Montserrat" w:cs="Montserrat"/>
         </w:rPr>
-        <w:t xml:space="preserve">Se toma la decisión de no implementar ningún índice en el </w:t>
-      </w:r>
-      <w:proofErr w:type="spellStart"/>
-      <w:r>
-        <w:rPr>
-          <w:rFonts w:ascii="Montserrat" w:eastAsia="Montserrat" w:hAnsi="Montserrat" w:cs="Montserrat"/>
-        </w:rPr>
-        <w:t>framework</w:t>
-      </w:r>
-      <w:proofErr w:type="spellEnd"/>
-      <w:r>
-        <w:rPr>
-          <w:rFonts w:ascii="Montserrat" w:eastAsia="Montserrat" w:hAnsi="Montserrat" w:cs="Montserrat"/>
-        </w:rPr>
-        <w:t xml:space="preserve"> ya que este crea los índices por </w:t>
-      </w:r>
-      <w:proofErr w:type="spellStart"/>
-      <w:r>
-        <w:rPr>
-          <w:rFonts w:ascii="Montserrat" w:eastAsia="Montserrat" w:hAnsi="Montserrat" w:cs="Montserrat"/>
-        </w:rPr>
-        <w:t>ids</w:t>
-      </w:r>
-      <w:proofErr w:type="spellEnd"/>
-      <w:r>
-        <w:rPr>
-          <w:rFonts w:ascii="Montserrat" w:eastAsia="Montserrat" w:hAnsi="Montserrat" w:cs="Montserrat"/>
-        </w:rPr>
-        <w:t xml:space="preserve"> y atributos de navegación automáticamente</w:t>
+        <w:t>Se toma la decisión de no implementar ningún índice en el framework ya que este crea los índices por ids y atributos de navegación automáticamente</w:t>
       </w:r>
     </w:p>
     <w:p>
@@ -2704,197 +2316,45 @@
           <w:sz w:val="22"/>
           <w:szCs w:val="22"/>
         </w:rPr>
-        <w:t xml:space="preserve">Algunas cosas pueden salir en amarillo como el </w:t>
-      </w:r>
-      <w:proofErr w:type="spellStart"/>
+        <w:t xml:space="preserve">Algunas cosas pueden salir en amarillo como el assert </w:t>
+      </w:r>
+      <w:proofErr w:type="gramStart"/>
       <w:r>
         <w:rPr>
           <w:rFonts w:ascii="Montserrat" w:eastAsia="Montserrat" w:hAnsi="Montserrat" w:cs="Montserrat"/>
           <w:sz w:val="22"/>
           <w:szCs w:val="22"/>
         </w:rPr>
-        <w:t>assert</w:t>
-      </w:r>
-      <w:proofErr w:type="spellEnd"/>
+        <w:t>object  !</w:t>
+      </w:r>
+      <w:proofErr w:type="gramEnd"/>
       <w:r>
         <w:rPr>
           <w:rFonts w:ascii="Montserrat" w:eastAsia="Montserrat" w:hAnsi="Montserrat" w:cs="Montserrat"/>
           <w:sz w:val="22"/>
           <w:szCs w:val="22"/>
         </w:rPr>
-        <w:t xml:space="preserve"> </w:t>
-      </w:r>
-      <w:proofErr w:type="spellStart"/>
-      <w:proofErr w:type="gramStart"/>
-      <w:r>
+        <w:t>= null o validaciones authenticated que ya lo haga el framework por detrás.</w:t>
+      </w:r>
+    </w:p>
+    <w:p>
+      <w:pPr>
+        <w:spacing w:before="320" w:after="320" w:line="360" w:lineRule="auto"/>
         <w:rPr>
           <w:rFonts w:ascii="Montserrat" w:eastAsia="Montserrat" w:hAnsi="Montserrat" w:cs="Montserrat"/>
-          <w:sz w:val="22"/>
-          <w:szCs w:val="22"/>
-        </w:rPr>
-        <w:t>object</w:t>
-      </w:r>
-      <w:proofErr w:type="spellEnd"/>
+        </w:rPr>
+      </w:pPr>
       <w:r>
         <w:rPr>
           <w:rFonts w:ascii="Montserrat" w:eastAsia="Montserrat" w:hAnsi="Montserrat" w:cs="Montserrat"/>
-          <w:sz w:val="22"/>
-          <w:szCs w:val="22"/>
-        </w:rPr>
-        <w:t xml:space="preserve">  !</w:t>
-      </w:r>
-      <w:proofErr w:type="gramEnd"/>
+        </w:rPr>
+        <w:t>Al mergear todo al main puede ser que los csv den conflictos o se hayan cambiado etc… pero en mi rama tomhuecal va todo perfecto.</w:t>
+      </w:r>
       <w:r>
         <w:rPr>
           <w:rFonts w:ascii="Montserrat" w:eastAsia="Montserrat" w:hAnsi="Montserrat" w:cs="Montserrat"/>
-          <w:sz w:val="22"/>
-          <w:szCs w:val="22"/>
-        </w:rPr>
-        <w:t xml:space="preserve">= </w:t>
-      </w:r>
-      <w:proofErr w:type="spellStart"/>
-      <w:r>
-        <w:rPr>
-          <w:rFonts w:ascii="Montserrat" w:eastAsia="Montserrat" w:hAnsi="Montserrat" w:cs="Montserrat"/>
-          <w:sz w:val="22"/>
-          <w:szCs w:val="22"/>
-        </w:rPr>
-        <w:t>null</w:t>
-      </w:r>
-      <w:proofErr w:type="spellEnd"/>
-      <w:r>
-        <w:rPr>
-          <w:rFonts w:ascii="Montserrat" w:eastAsia="Montserrat" w:hAnsi="Montserrat" w:cs="Montserrat"/>
-          <w:sz w:val="22"/>
-          <w:szCs w:val="22"/>
-        </w:rPr>
-        <w:t xml:space="preserve"> o validaciones </w:t>
-      </w:r>
-      <w:proofErr w:type="spellStart"/>
-      <w:r>
-        <w:rPr>
-          <w:rFonts w:ascii="Montserrat" w:eastAsia="Montserrat" w:hAnsi="Montserrat" w:cs="Montserrat"/>
-          <w:sz w:val="22"/>
-          <w:szCs w:val="22"/>
-        </w:rPr>
-        <w:t>authenticated</w:t>
-      </w:r>
-      <w:proofErr w:type="spellEnd"/>
-      <w:r>
-        <w:rPr>
-          <w:rFonts w:ascii="Montserrat" w:eastAsia="Montserrat" w:hAnsi="Montserrat" w:cs="Montserrat"/>
-          <w:sz w:val="22"/>
-          <w:szCs w:val="22"/>
-        </w:rPr>
-        <w:t xml:space="preserve"> que ya lo haga el </w:t>
-      </w:r>
-      <w:proofErr w:type="spellStart"/>
-      <w:r>
-        <w:rPr>
-          <w:rFonts w:ascii="Montserrat" w:eastAsia="Montserrat" w:hAnsi="Montserrat" w:cs="Montserrat"/>
-          <w:sz w:val="22"/>
-          <w:szCs w:val="22"/>
-        </w:rPr>
-        <w:t>framework</w:t>
-      </w:r>
-      <w:proofErr w:type="spellEnd"/>
-      <w:r>
-        <w:rPr>
-          <w:rFonts w:ascii="Montserrat" w:eastAsia="Montserrat" w:hAnsi="Montserrat" w:cs="Montserrat"/>
-          <w:sz w:val="22"/>
-          <w:szCs w:val="22"/>
-        </w:rPr>
-        <w:t xml:space="preserve"> por detrás.</w:t>
-      </w:r>
-    </w:p>
-    <w:p>
-      <w:pPr>
-        <w:spacing w:before="320" w:after="320" w:line="360" w:lineRule="auto"/>
-        <w:rPr>
-          <w:rFonts w:ascii="Montserrat" w:eastAsia="Montserrat" w:hAnsi="Montserrat" w:cs="Montserrat"/>
-        </w:rPr>
-      </w:pPr>
-      <w:r>
-        <w:rPr>
-          <w:rFonts w:ascii="Montserrat" w:eastAsia="Montserrat" w:hAnsi="Montserrat" w:cs="Montserrat"/>
-        </w:rPr>
-        <w:t xml:space="preserve">Al </w:t>
-      </w:r>
-      <w:proofErr w:type="spellStart"/>
-      <w:r>
-        <w:rPr>
-          <w:rFonts w:ascii="Montserrat" w:eastAsia="Montserrat" w:hAnsi="Montserrat" w:cs="Montserrat"/>
-        </w:rPr>
-        <w:t>mergear</w:t>
-      </w:r>
-      <w:proofErr w:type="spellEnd"/>
-      <w:r>
-        <w:rPr>
-          <w:rFonts w:ascii="Montserrat" w:eastAsia="Montserrat" w:hAnsi="Montserrat" w:cs="Montserrat"/>
-        </w:rPr>
-        <w:t xml:space="preserve"> todo al </w:t>
-      </w:r>
-      <w:proofErr w:type="spellStart"/>
-      <w:r>
-        <w:rPr>
-          <w:rFonts w:ascii="Montserrat" w:eastAsia="Montserrat" w:hAnsi="Montserrat" w:cs="Montserrat"/>
-        </w:rPr>
-        <w:t>main</w:t>
-      </w:r>
-      <w:proofErr w:type="spellEnd"/>
-      <w:r>
-        <w:rPr>
-          <w:rFonts w:ascii="Montserrat" w:eastAsia="Montserrat" w:hAnsi="Montserrat" w:cs="Montserrat"/>
-        </w:rPr>
-        <w:t xml:space="preserve"> puede ser que los </w:t>
-      </w:r>
-      <w:proofErr w:type="spellStart"/>
-      <w:r>
-        <w:rPr>
-          <w:rFonts w:ascii="Montserrat" w:eastAsia="Montserrat" w:hAnsi="Montserrat" w:cs="Montserrat"/>
-        </w:rPr>
-        <w:t>csv</w:t>
-      </w:r>
-      <w:proofErr w:type="spellEnd"/>
-      <w:r>
-        <w:rPr>
-          <w:rFonts w:ascii="Montserrat" w:eastAsia="Montserrat" w:hAnsi="Montserrat" w:cs="Montserrat"/>
-        </w:rPr>
-        <w:t xml:space="preserve"> den conflictos o se hayan cambiado </w:t>
-      </w:r>
-      <w:proofErr w:type="spellStart"/>
-      <w:r>
-        <w:rPr>
-          <w:rFonts w:ascii="Montserrat" w:eastAsia="Montserrat" w:hAnsi="Montserrat" w:cs="Montserrat"/>
-        </w:rPr>
-        <w:t>etc</w:t>
-      </w:r>
-      <w:proofErr w:type="spellEnd"/>
-      <w:r>
-        <w:rPr>
-          <w:rFonts w:ascii="Montserrat" w:eastAsia="Montserrat" w:hAnsi="Montserrat" w:cs="Montserrat"/>
-        </w:rPr>
-        <w:t>… pero en mi rama tomhuecal va todo perfecto.</w:t>
-      </w:r>
-      <w:r>
-        <w:rPr>
-          <w:rFonts w:ascii="Montserrat" w:eastAsia="Montserrat" w:hAnsi="Montserrat" w:cs="Montserrat"/>
-        </w:rPr>
-        <w:t xml:space="preserve"> Se toma la decisión de eliminar los </w:t>
-      </w:r>
-      <w:proofErr w:type="spellStart"/>
-      <w:r>
-        <w:rPr>
-          <w:rFonts w:ascii="Montserrat" w:eastAsia="Montserrat" w:hAnsi="Montserrat" w:cs="Montserrat"/>
-        </w:rPr>
-        <w:t>tests</w:t>
-      </w:r>
-      <w:proofErr w:type="spellEnd"/>
-      <w:r>
-        <w:rPr>
-          <w:rFonts w:ascii="Montserrat" w:eastAsia="Montserrat" w:hAnsi="Montserrat" w:cs="Montserrat"/>
-        </w:rPr>
-        <w:t xml:space="preserve"> de los demás compañeros en la rama personal para agilizar el proceso de testing.</w:t>
+        </w:rPr>
+        <w:t xml:space="preserve"> Se toma la decisión de eliminar los tests de los demás compañeros en la rama personal para agilizar el proceso de testing.</w:t>
       </w:r>
     </w:p>
     <w:p>
@@ -2944,7 +2404,6 @@
           <w:bCs/>
         </w:rPr>
       </w:pPr>
-      <w:proofErr w:type="spellStart"/>
       <w:r>
         <w:rPr>
           <w:rFonts w:ascii="Montserrat" w:eastAsia="Montserrat" w:hAnsi="Montserrat" w:cs="Montserrat"/>
@@ -2953,7 +2412,6 @@
         </w:rPr>
         <w:t>Contract</w:t>
       </w:r>
-      <w:proofErr w:type="spellEnd"/>
     </w:p>
     <w:tbl>
       <w:tblPr>
@@ -2978,14 +2436,12 @@
                 <w:rFonts w:ascii="Montserrat" w:eastAsia="Montserrat" w:hAnsi="Montserrat" w:cs="Montserrat"/>
               </w:rPr>
             </w:pPr>
-            <w:proofErr w:type="spellStart"/>
             <w:r>
               <w:rPr>
                 <w:rFonts w:ascii="Montserrat" w:eastAsia="Montserrat" w:hAnsi="Montserrat" w:cs="Montserrat"/>
               </w:rPr>
               <w:t>Create.safe</w:t>
             </w:r>
-            <w:proofErr w:type="spellEnd"/>
           </w:p>
         </w:tc>
         <w:tc>
@@ -3063,21 +2519,7 @@
               <w:rPr>
                 <w:rFonts w:ascii="Montserrat" w:eastAsia="Montserrat" w:hAnsi="Montserrat" w:cs="Montserrat"/>
               </w:rPr>
-              <w:t xml:space="preserve">l contrato, el coste de este sea inferior al total </w:t>
-            </w:r>
-            <w:proofErr w:type="spellStart"/>
-            <w:r>
-              <w:rPr>
-                <w:rFonts w:ascii="Montserrat" w:eastAsia="Montserrat" w:hAnsi="Montserrat" w:cs="Montserrat"/>
-              </w:rPr>
-              <w:t>cost</w:t>
-            </w:r>
-            <w:proofErr w:type="spellEnd"/>
-            <w:r>
-              <w:rPr>
-                <w:rFonts w:ascii="Montserrat" w:eastAsia="Montserrat" w:hAnsi="Montserrat" w:cs="Montserrat"/>
-              </w:rPr>
-              <w:t xml:space="preserve"> del proyecto</w:t>
+              <w:t>l contrato, el coste de este sea inferior al total cost del proyecto</w:t>
             </w:r>
             <w:r>
               <w:rPr>
@@ -3100,14 +2542,12 @@
                 <w:rFonts w:ascii="Montserrat" w:eastAsia="Montserrat" w:hAnsi="Montserrat" w:cs="Montserrat"/>
               </w:rPr>
             </w:pPr>
-            <w:proofErr w:type="spellStart"/>
             <w:r>
               <w:rPr>
                 <w:rFonts w:ascii="Montserrat" w:eastAsia="Montserrat" w:hAnsi="Montserrat" w:cs="Montserrat"/>
               </w:rPr>
               <w:t>Delete.safe</w:t>
             </w:r>
-            <w:proofErr w:type="spellEnd"/>
           </w:p>
         </w:tc>
         <w:tc>
@@ -3142,7 +2582,6 @@
                 <w:rFonts w:ascii="Montserrat" w:eastAsia="Montserrat" w:hAnsi="Montserrat" w:cs="Montserrat"/>
               </w:rPr>
             </w:pPr>
-            <w:proofErr w:type="spellStart"/>
             <w:r>
               <w:rPr>
                 <w:rFonts w:ascii="Montserrat" w:eastAsia="Montserrat" w:hAnsi="Montserrat" w:cs="Montserrat"/>
@@ -3150,7 +2589,6 @@
               <w:lastRenderedPageBreak/>
               <w:t>List.safe</w:t>
             </w:r>
-            <w:proofErr w:type="spellEnd"/>
           </w:p>
         </w:tc>
         <w:tc>
@@ -3209,14 +2647,12 @@
                 <w:rFonts w:ascii="Montserrat" w:eastAsia="Montserrat" w:hAnsi="Montserrat" w:cs="Montserrat"/>
               </w:rPr>
             </w:pPr>
-            <w:proofErr w:type="spellStart"/>
             <w:r>
               <w:rPr>
                 <w:rFonts w:ascii="Montserrat" w:eastAsia="Montserrat" w:hAnsi="Montserrat" w:cs="Montserrat"/>
               </w:rPr>
               <w:t>Update.safe</w:t>
             </w:r>
-            <w:proofErr w:type="spellEnd"/>
           </w:p>
         </w:tc>
         <w:tc>
@@ -3272,77 +2708,7 @@
               <w:rPr>
                 <w:rFonts w:ascii="Montserrat" w:eastAsia="Montserrat" w:hAnsi="Montserrat" w:cs="Montserrat"/>
               </w:rPr>
-              <w:t xml:space="preserve"> un error, cuando el proyecto seleccionado lo cambias a uno </w:t>
-            </w:r>
-            <w:proofErr w:type="spellStart"/>
-            <w:r>
-              <w:rPr>
-                <w:rFonts w:ascii="Montserrat" w:eastAsia="Montserrat" w:hAnsi="Montserrat" w:cs="Montserrat"/>
-              </w:rPr>
-              <w:t>vacio</w:t>
-            </w:r>
-            <w:proofErr w:type="spellEnd"/>
-            <w:r>
-              <w:rPr>
-                <w:rFonts w:ascii="Montserrat" w:eastAsia="Montserrat" w:hAnsi="Montserrat" w:cs="Montserrat"/>
-              </w:rPr>
-              <w:t xml:space="preserve"> salta </w:t>
-            </w:r>
-            <w:proofErr w:type="spellStart"/>
-            <w:r>
-              <w:rPr>
-                <w:rFonts w:ascii="Montserrat" w:eastAsia="Montserrat" w:hAnsi="Montserrat" w:cs="Montserrat"/>
-              </w:rPr>
-              <w:t>exception</w:t>
-            </w:r>
-            <w:proofErr w:type="spellEnd"/>
-            <w:r>
-              <w:rPr>
-                <w:rFonts w:ascii="Montserrat" w:eastAsia="Montserrat" w:hAnsi="Montserrat" w:cs="Montserrat"/>
-              </w:rPr>
-              <w:t xml:space="preserve"> ya que para que dejar actualizar el contrato se necesita consultar el total </w:t>
-            </w:r>
-            <w:proofErr w:type="spellStart"/>
-            <w:r>
-              <w:rPr>
-                <w:rFonts w:ascii="Montserrat" w:eastAsia="Montserrat" w:hAnsi="Montserrat" w:cs="Montserrat"/>
-              </w:rPr>
-              <w:t>cost</w:t>
-            </w:r>
-            <w:proofErr w:type="spellEnd"/>
-            <w:r>
-              <w:rPr>
-                <w:rFonts w:ascii="Montserrat" w:eastAsia="Montserrat" w:hAnsi="Montserrat" w:cs="Montserrat"/>
-              </w:rPr>
-              <w:t xml:space="preserve"> del proyecto, pero al ser nulo salta </w:t>
-            </w:r>
-            <w:proofErr w:type="spellStart"/>
-            <w:r>
-              <w:rPr>
-                <w:rFonts w:ascii="Montserrat" w:eastAsia="Montserrat" w:hAnsi="Montserrat" w:cs="Montserrat"/>
-              </w:rPr>
-              <w:t>NullPointerException</w:t>
-            </w:r>
-            <w:proofErr w:type="spellEnd"/>
-            <w:r>
-              <w:rPr>
-                <w:rFonts w:ascii="Montserrat" w:eastAsia="Montserrat" w:hAnsi="Montserrat" w:cs="Montserrat"/>
-              </w:rPr>
-              <w:t xml:space="preserve">. Solución propuesta: Después de hablarlo con el cliente se toma la decisión de que el proyecto no sea modificable en el </w:t>
-            </w:r>
-            <w:proofErr w:type="spellStart"/>
-            <w:r>
-              <w:rPr>
-                <w:rFonts w:ascii="Montserrat" w:eastAsia="Montserrat" w:hAnsi="Montserrat" w:cs="Montserrat"/>
-              </w:rPr>
-              <w:t>update</w:t>
-            </w:r>
-            <w:proofErr w:type="spellEnd"/>
-            <w:r>
-              <w:rPr>
-                <w:rFonts w:ascii="Montserrat" w:eastAsia="Montserrat" w:hAnsi="Montserrat" w:cs="Montserrat"/>
-              </w:rPr>
-              <w:t>.</w:t>
+              <w:t xml:space="preserve"> un error, cuando el proyecto seleccionado lo cambias a uno vacio salta exception ya que para que dejar actualizar el contrato se necesita consultar el total cost del proyecto, pero al ser nulo salta NullPointerException. Solución propuesta: Después de hablarlo con el cliente se toma la decisión de que el proyecto no sea modificable en el update.</w:t>
             </w:r>
           </w:p>
         </w:tc>
@@ -3359,14 +2725,12 @@
                 <w:rFonts w:ascii="Montserrat" w:eastAsia="Montserrat" w:hAnsi="Montserrat" w:cs="Montserrat"/>
               </w:rPr>
             </w:pPr>
-            <w:proofErr w:type="spellStart"/>
             <w:r>
               <w:rPr>
                 <w:rFonts w:ascii="Montserrat" w:eastAsia="Montserrat" w:hAnsi="Montserrat" w:cs="Montserrat"/>
               </w:rPr>
               <w:t>Publish.safe</w:t>
             </w:r>
-            <w:proofErr w:type="spellEnd"/>
           </w:p>
         </w:tc>
         <w:tc>
@@ -3420,7 +2784,7 @@
               <w:rPr>
                 <w:rFonts w:ascii="Montserrat" w:eastAsia="Montserrat" w:hAnsi="Montserrat" w:cs="Montserrat"/>
               </w:rPr>
-              <w:t>No se detecta ningún error.</w:t>
+              <w:t>Se prueba en el publish también ha cambiar datos como un código repetido, dinero negativo para ver si deja hacer publish con los datos cambiados. No se detectan errores, salen avisos si pones código repetidos, dinero negativo etc cuando intentas publicarlo.</w:t>
             </w:r>
           </w:p>
         </w:tc>
@@ -3437,7 +2801,6 @@
                 <w:rFonts w:ascii="Montserrat" w:eastAsia="Montserrat" w:hAnsi="Montserrat" w:cs="Montserrat"/>
               </w:rPr>
             </w:pPr>
-            <w:proofErr w:type="spellStart"/>
             <w:proofErr w:type="gramStart"/>
             <w:r>
               <w:rPr>
@@ -3452,7 +2815,6 @@
               </w:rPr>
               <w:t>.safe</w:t>
             </w:r>
-            <w:proofErr w:type="spellEnd"/>
           </w:p>
         </w:tc>
         <w:tc>
@@ -3523,14 +2885,12 @@
                 <w:rFonts w:ascii="Montserrat" w:eastAsia="Montserrat" w:hAnsi="Montserrat" w:cs="Montserrat"/>
               </w:rPr>
             </w:pPr>
-            <w:proofErr w:type="spellStart"/>
-            <w:r>
-              <w:rPr>
-                <w:rFonts w:ascii="Montserrat" w:eastAsia="Montserrat" w:hAnsi="Montserrat" w:cs="Montserrat"/>
-              </w:rPr>
-              <w:t>Delete.hack</w:t>
-            </w:r>
-            <w:proofErr w:type="spellEnd"/>
+            <w:r>
+              <w:rPr>
+                <w:rFonts w:ascii="Montserrat" w:eastAsia="Montserrat" w:hAnsi="Montserrat" w:cs="Montserrat"/>
+              </w:rPr>
+              <w:t>Create.hack</w:t>
+            </w:r>
           </w:p>
         </w:tc>
         <w:tc>
@@ -3548,7 +2908,7 @@
               <w:rPr>
                 <w:rFonts w:ascii="Montserrat" w:eastAsia="Montserrat" w:hAnsi="Montserrat" w:cs="Montserrat"/>
               </w:rPr>
-              <w:t>Nos metemos en un contrato del client1 y se cambia la id del formulario para que corresponda a la id de un contrato de otro cliente y se prueba a eliminar y no deja.</w:t>
+              <w:t>Se intenta acceder a la url para crear contrato sin estar logeado, y no deja el acceso.</w:t>
             </w:r>
           </w:p>
         </w:tc>
@@ -3565,14 +2925,13 @@
                 <w:rFonts w:ascii="Montserrat" w:eastAsia="Montserrat" w:hAnsi="Montserrat" w:cs="Montserrat"/>
               </w:rPr>
             </w:pPr>
-            <w:proofErr w:type="spellStart"/>
-            <w:r>
-              <w:rPr>
-                <w:rFonts w:ascii="Montserrat" w:eastAsia="Montserrat" w:hAnsi="Montserrat" w:cs="Montserrat"/>
-              </w:rPr>
-              <w:t>List.hack</w:t>
-            </w:r>
-            <w:proofErr w:type="spellEnd"/>
+            <w:r>
+              <w:rPr>
+                <w:rFonts w:ascii="Montserrat" w:eastAsia="Montserrat" w:hAnsi="Montserrat" w:cs="Montserrat"/>
+              </w:rPr>
+              <w:lastRenderedPageBreak/>
+              <w:t>Delete.hack</w:t>
+            </w:r>
           </w:p>
         </w:tc>
         <w:tc>
@@ -3590,7 +2949,13 @@
               <w:rPr>
                 <w:rFonts w:ascii="Montserrat" w:eastAsia="Montserrat" w:hAnsi="Montserrat" w:cs="Montserrat"/>
               </w:rPr>
-              <w:t>Se prueba a listar contratos sin tener rol. No deja</w:t>
+              <w:t>Nos metemos en un contrato del client1 y se cambia la id del formulario para que corresponda a la id de un contrato de otro cliente y se prueba a eliminar y no deja.</w:t>
+            </w:r>
+            <w:r>
+              <w:rPr>
+                <w:rFonts w:ascii="Montserrat" w:eastAsia="Montserrat" w:hAnsi="Montserrat" w:cs="Montserrat"/>
+              </w:rPr>
+              <w:t xml:space="preserve"> También se prueba con la id de un contrato del mismo cliente pero que este publicado y tampoco deja.</w:t>
             </w:r>
           </w:p>
         </w:tc>
@@ -3603,20 +2968,16 @@
           <w:p>
             <w:pPr>
               <w:spacing w:before="320" w:after="320" w:line="360" w:lineRule="auto"/>
-              <w:ind w:left="720" w:hanging="720"/>
-              <w:rPr>
-                <w:rFonts w:ascii="Montserrat" w:eastAsia="Montserrat" w:hAnsi="Montserrat" w:cs="Montserrat"/>
-              </w:rPr>
-            </w:pPr>
-            <w:proofErr w:type="spellStart"/>
-            <w:r>
-              <w:rPr>
-                <w:rFonts w:ascii="Montserrat" w:eastAsia="Montserrat" w:hAnsi="Montserrat" w:cs="Montserrat"/>
-              </w:rPr>
-              <w:lastRenderedPageBreak/>
-              <w:t>Update.hack</w:t>
-            </w:r>
-            <w:proofErr w:type="spellEnd"/>
+              <w:rPr>
+                <w:rFonts w:ascii="Montserrat" w:eastAsia="Montserrat" w:hAnsi="Montserrat" w:cs="Montserrat"/>
+              </w:rPr>
+            </w:pPr>
+            <w:r>
+              <w:rPr>
+                <w:rFonts w:ascii="Montserrat" w:eastAsia="Montserrat" w:hAnsi="Montserrat" w:cs="Montserrat"/>
+              </w:rPr>
+              <w:t>List.hack</w:t>
+            </w:r>
           </w:p>
         </w:tc>
         <w:tc>
@@ -3634,21 +2995,19 @@
               <w:rPr>
                 <w:rFonts w:ascii="Montserrat" w:eastAsia="Montserrat" w:hAnsi="Montserrat" w:cs="Montserrat"/>
               </w:rPr>
-              <w:t xml:space="preserve">Nos metemos en un contrato del client1 y se cambia la id del formulario para que corresponda a la id de un contrato de otro cliente y se prueba a hacer </w:t>
-            </w:r>
-            <w:proofErr w:type="spellStart"/>
-            <w:r>
-              <w:rPr>
-                <w:rFonts w:ascii="Montserrat" w:eastAsia="Montserrat" w:hAnsi="Montserrat" w:cs="Montserrat"/>
-              </w:rPr>
-              <w:t>update</w:t>
-            </w:r>
-            <w:proofErr w:type="spellEnd"/>
-            <w:r>
-              <w:rPr>
-                <w:rFonts w:ascii="Montserrat" w:eastAsia="Montserrat" w:hAnsi="Montserrat" w:cs="Montserrat"/>
-              </w:rPr>
-              <w:t xml:space="preserve"> y no deja.</w:t>
+              <w:t>Se prueba a listar contratos sin tener rol</w:t>
+            </w:r>
+            <w:r>
+              <w:rPr>
+                <w:rFonts w:ascii="Montserrat" w:eastAsia="Montserrat" w:hAnsi="Montserrat" w:cs="Montserrat"/>
+              </w:rPr>
+              <w:t xml:space="preserve"> u otro rol distinto a cliente.</w:t>
+            </w:r>
+            <w:r>
+              <w:rPr>
+                <w:rFonts w:ascii="Montserrat" w:eastAsia="Montserrat" w:hAnsi="Montserrat" w:cs="Montserrat"/>
+              </w:rPr>
+              <w:t xml:space="preserve"> No deja</w:t>
             </w:r>
           </w:p>
         </w:tc>
@@ -3661,18 +3020,17 @@
           <w:p>
             <w:pPr>
               <w:spacing w:before="320" w:after="320" w:line="360" w:lineRule="auto"/>
-              <w:rPr>
-                <w:rFonts w:ascii="Montserrat" w:eastAsia="Montserrat" w:hAnsi="Montserrat" w:cs="Montserrat"/>
-              </w:rPr>
-            </w:pPr>
-            <w:proofErr w:type="spellStart"/>
-            <w:r>
-              <w:rPr>
-                <w:rFonts w:ascii="Montserrat" w:eastAsia="Montserrat" w:hAnsi="Montserrat" w:cs="Montserrat"/>
-              </w:rPr>
-              <w:t>Publish.hack</w:t>
-            </w:r>
-            <w:proofErr w:type="spellEnd"/>
+              <w:ind w:left="720" w:hanging="720"/>
+              <w:rPr>
+                <w:rFonts w:ascii="Montserrat" w:eastAsia="Montserrat" w:hAnsi="Montserrat" w:cs="Montserrat"/>
+              </w:rPr>
+            </w:pPr>
+            <w:r>
+              <w:rPr>
+                <w:rFonts w:ascii="Montserrat" w:eastAsia="Montserrat" w:hAnsi="Montserrat" w:cs="Montserrat"/>
+              </w:rPr>
+              <w:t>Update.hack</w:t>
+            </w:r>
           </w:p>
         </w:tc>
         <w:tc>
@@ -3690,47 +3048,7 @@
               <w:rPr>
                 <w:rFonts w:ascii="Montserrat" w:eastAsia="Montserrat" w:hAnsi="Montserrat" w:cs="Montserrat"/>
               </w:rPr>
-              <w:t xml:space="preserve">Se prueba a publicar un contrato sin rol, con rol distinto, y con el </w:t>
-            </w:r>
-            <w:proofErr w:type="spellStart"/>
-            <w:r>
-              <w:rPr>
-                <w:rFonts w:ascii="Montserrat" w:eastAsia="Montserrat" w:hAnsi="Montserrat" w:cs="Montserrat"/>
-              </w:rPr>
-              <w:t>el</w:t>
-            </w:r>
-            <w:proofErr w:type="spellEnd"/>
-            <w:r>
-              <w:rPr>
-                <w:rFonts w:ascii="Montserrat" w:eastAsia="Montserrat" w:hAnsi="Montserrat" w:cs="Montserrat"/>
-              </w:rPr>
-              <w:t xml:space="preserve"> rol pertinente del </w:t>
-            </w:r>
-            <w:r>
-              <w:rPr>
-                <w:rFonts w:ascii="Montserrat" w:eastAsia="Montserrat" w:hAnsi="Montserrat" w:cs="Montserrat"/>
-              </w:rPr>
-              <w:t>cliente,</w:t>
-            </w:r>
-            <w:r>
-              <w:rPr>
-                <w:rFonts w:ascii="Montserrat" w:eastAsia="Montserrat" w:hAnsi="Montserrat" w:cs="Montserrat"/>
-              </w:rPr>
-              <w:t xml:space="preserve"> pero no deja publicarlo porque no tiene </w:t>
-            </w:r>
-            <w:proofErr w:type="spellStart"/>
-            <w:r>
-              <w:rPr>
-                <w:rFonts w:ascii="Montserrat" w:eastAsia="Montserrat" w:hAnsi="Montserrat" w:cs="Montserrat"/>
-              </w:rPr>
-              <w:t>progress</w:t>
-            </w:r>
-            <w:proofErr w:type="spellEnd"/>
-            <w:r>
-              <w:rPr>
-                <w:rFonts w:ascii="Montserrat" w:eastAsia="Montserrat" w:hAnsi="Montserrat" w:cs="Montserrat"/>
-              </w:rPr>
-              <w:t xml:space="preserve"> log sin asociados sin publicar.</w:t>
+              <w:t>Nos metemos en un contrato del client1 y se cambia la id del formulario para que corresponda a la id de un contrato de otro cliente y se prueba a hacer update y no deja.</w:t>
             </w:r>
           </w:p>
         </w:tc>
@@ -3747,7 +3065,52 @@
                 <w:rFonts w:ascii="Montserrat" w:eastAsia="Montserrat" w:hAnsi="Montserrat" w:cs="Montserrat"/>
               </w:rPr>
             </w:pPr>
-            <w:proofErr w:type="spellStart"/>
+            <w:r>
+              <w:rPr>
+                <w:rFonts w:ascii="Montserrat" w:eastAsia="Montserrat" w:hAnsi="Montserrat" w:cs="Montserrat"/>
+              </w:rPr>
+              <w:t>Publish.hack</w:t>
+            </w:r>
+          </w:p>
+        </w:tc>
+        <w:tc>
+          <w:tcPr>
+            <w:tcW w:w="7388" w:type="dxa"/>
+          </w:tcPr>
+          <w:p>
+            <w:pPr>
+              <w:spacing w:before="320" w:after="320" w:line="360" w:lineRule="auto"/>
+              <w:rPr>
+                <w:rFonts w:ascii="Montserrat" w:eastAsia="Montserrat" w:hAnsi="Montserrat" w:cs="Montserrat"/>
+              </w:rPr>
+            </w:pPr>
+            <w:r>
+              <w:rPr>
+                <w:rFonts w:ascii="Montserrat" w:eastAsia="Montserrat" w:hAnsi="Montserrat" w:cs="Montserrat"/>
+              </w:rPr>
+              <w:t xml:space="preserve">Se prueba a publicar un contrato sin rol, con rol distinto, y con el el rol pertinente del </w:t>
+            </w:r>
+            <w:r>
+              <w:rPr>
+                <w:rFonts w:ascii="Montserrat" w:eastAsia="Montserrat" w:hAnsi="Montserrat" w:cs="Montserrat"/>
+              </w:rPr>
+              <w:t>cliente, pero otro contrato que no le pertenece al cliente y no deja.</w:t>
+            </w:r>
+          </w:p>
+        </w:tc>
+      </w:tr>
+      <w:tr>
+        <w:tc>
+          <w:tcPr>
+            <w:tcW w:w="1628" w:type="dxa"/>
+          </w:tcPr>
+          <w:p>
+            <w:pPr>
+              <w:spacing w:before="320" w:after="320" w:line="360" w:lineRule="auto"/>
+              <w:rPr>
+                <w:rFonts w:ascii="Montserrat" w:eastAsia="Montserrat" w:hAnsi="Montserrat" w:cs="Montserrat"/>
+              </w:rPr>
+            </w:pPr>
             <w:proofErr w:type="gramStart"/>
             <w:r>
               <w:rPr>
@@ -3762,7 +3125,6 @@
               </w:rPr>
               <w:t>.hack</w:t>
             </w:r>
-            <w:proofErr w:type="spellEnd"/>
           </w:p>
         </w:tc>
         <w:tc>
@@ -3794,7 +3156,31 @@
               <w:rPr>
                 <w:rFonts w:ascii="Montserrat" w:eastAsia="Montserrat" w:hAnsi="Montserrat" w:cs="Montserrat"/>
               </w:rPr>
-              <w:t xml:space="preserve"> con id 282 cuando no está con algún rol o no es la misma cuenta del rol y no deja mostrar el contrato.</w:t>
+              <w:t xml:space="preserve"> con id</w:t>
+            </w:r>
+            <w:r>
+              <w:rPr>
+                <w:rFonts w:ascii="Montserrat" w:eastAsia="Montserrat" w:hAnsi="Montserrat" w:cs="Montserrat"/>
+              </w:rPr>
+              <w:t xml:space="preserve"> de un contrato</w:t>
+            </w:r>
+            <w:r>
+              <w:rPr>
+                <w:rFonts w:ascii="Montserrat" w:eastAsia="Montserrat" w:hAnsi="Montserrat" w:cs="Montserrat"/>
+              </w:rPr>
+              <w:t xml:space="preserve"> cuando no está con algún rol o </w:t>
+            </w:r>
+            <w:r>
+              <w:rPr>
+                <w:rFonts w:ascii="Montserrat" w:eastAsia="Montserrat" w:hAnsi="Montserrat" w:cs="Montserrat"/>
+              </w:rPr>
+              <w:t xml:space="preserve">un rol distinto al cliente o que el contrato no pertenezca al cliente logeado </w:t>
+            </w:r>
+            <w:r>
+              <w:rPr>
+                <w:rFonts w:ascii="Montserrat" w:eastAsia="Montserrat" w:hAnsi="Montserrat" w:cs="Montserrat"/>
+              </w:rPr>
+              <w:t>y no deja mostrar el contrato.</w:t>
             </w:r>
           </w:p>
         </w:tc>
@@ -3817,23 +3203,44 @@
           <w:bCs/>
         </w:rPr>
       </w:pPr>
-      <w:proofErr w:type="spellStart"/>
-      <w:r>
+    </w:p>
+    <w:p>
+      <w:pPr>
+        <w:spacing w:before="320" w:after="320" w:line="360" w:lineRule="auto"/>
         <w:rPr>
           <w:rFonts w:ascii="Montserrat" w:eastAsia="Montserrat" w:hAnsi="Montserrat" w:cs="Montserrat"/>
           <w:b/>
           <w:bCs/>
         </w:rPr>
-        <w:t>Progress</w:t>
-      </w:r>
-      <w:proofErr w:type="spellEnd"/>
-      <w:r>
+      </w:pPr>
+    </w:p>
+    <w:p>
+      <w:pPr>
+        <w:spacing w:before="320" w:after="320" w:line="360" w:lineRule="auto"/>
         <w:rPr>
           <w:rFonts w:ascii="Montserrat" w:eastAsia="Montserrat" w:hAnsi="Montserrat" w:cs="Montserrat"/>
           <w:b/>
           <w:bCs/>
         </w:rPr>
-        <w:t xml:space="preserve"> log</w:t>
+      </w:pPr>
+    </w:p>
+    <w:p>
+      <w:pPr>
+        <w:spacing w:before="320" w:after="320" w:line="360" w:lineRule="auto"/>
+        <w:rPr>
+          <w:rFonts w:ascii="Montserrat" w:eastAsia="Montserrat" w:hAnsi="Montserrat" w:cs="Montserrat"/>
+          <w:b/>
+          <w:bCs/>
+        </w:rPr>
+      </w:pPr>
+      <w:r>
+        <w:rPr>
+          <w:rFonts w:ascii="Montserrat" w:eastAsia="Montserrat" w:hAnsi="Montserrat" w:cs="Montserrat"/>
+          <w:b/>
+          <w:bCs/>
+        </w:rPr>
+        <w:lastRenderedPageBreak/>
+        <w:t>Progress log</w:t>
       </w:r>
     </w:p>
     <w:tbl>
@@ -3859,14 +3266,12 @@
                 <w:rFonts w:ascii="Montserrat" w:eastAsia="Montserrat" w:hAnsi="Montserrat" w:cs="Montserrat"/>
               </w:rPr>
             </w:pPr>
-            <w:proofErr w:type="spellStart"/>
             <w:r>
               <w:rPr>
                 <w:rFonts w:ascii="Montserrat" w:eastAsia="Montserrat" w:hAnsi="Montserrat" w:cs="Montserrat"/>
               </w:rPr>
               <w:t>Create.safe</w:t>
             </w:r>
-            <w:proofErr w:type="spellEnd"/>
           </w:p>
         </w:tc>
         <w:tc>
@@ -3902,21 +3307,7 @@
               <w:rPr>
                 <w:rFonts w:ascii="Montserrat" w:eastAsia="Montserrat" w:hAnsi="Montserrat" w:cs="Montserrat"/>
               </w:rPr>
-              <w:t xml:space="preserve">un </w:t>
-            </w:r>
-            <w:proofErr w:type="spellStart"/>
-            <w:r>
-              <w:rPr>
-                <w:rFonts w:ascii="Montserrat" w:eastAsia="Montserrat" w:hAnsi="Montserrat" w:cs="Montserrat"/>
-              </w:rPr>
-              <w:t>progress</w:t>
-            </w:r>
-            <w:proofErr w:type="spellEnd"/>
-            <w:r>
-              <w:rPr>
-                <w:rFonts w:ascii="Montserrat" w:eastAsia="Montserrat" w:hAnsi="Montserrat" w:cs="Montserrat"/>
-              </w:rPr>
-              <w:t xml:space="preserve"> log asociado a un contrato</w:t>
+              <w:t>un progress log asociado a un contrato</w:t>
             </w:r>
             <w:r>
               <w:rPr>
@@ -3939,14 +3330,12 @@
                 <w:rFonts w:ascii="Montserrat" w:eastAsia="Montserrat" w:hAnsi="Montserrat" w:cs="Montserrat"/>
               </w:rPr>
             </w:pPr>
-            <w:proofErr w:type="spellStart"/>
             <w:r>
               <w:rPr>
                 <w:rFonts w:ascii="Montserrat" w:eastAsia="Montserrat" w:hAnsi="Montserrat" w:cs="Montserrat"/>
               </w:rPr>
               <w:t>Delete.safe</w:t>
             </w:r>
-            <w:proofErr w:type="spellEnd"/>
           </w:p>
         </w:tc>
         <w:tc>
@@ -3964,35 +3353,7 @@
               <w:rPr>
                 <w:rFonts w:ascii="Montserrat" w:eastAsia="Montserrat" w:hAnsi="Montserrat" w:cs="Montserrat"/>
               </w:rPr>
-              <w:t xml:space="preserve">Se intenta eliminar un </w:t>
-            </w:r>
-            <w:proofErr w:type="spellStart"/>
-            <w:r>
-              <w:rPr>
-                <w:rFonts w:ascii="Montserrat" w:eastAsia="Montserrat" w:hAnsi="Montserrat" w:cs="Montserrat"/>
-              </w:rPr>
-              <w:t>progress</w:t>
-            </w:r>
-            <w:proofErr w:type="spellEnd"/>
-            <w:r>
-              <w:rPr>
-                <w:rFonts w:ascii="Montserrat" w:eastAsia="Montserrat" w:hAnsi="Montserrat" w:cs="Montserrat"/>
-              </w:rPr>
-              <w:t xml:space="preserve"> log y no hay problema. Se recuerda que los </w:t>
-            </w:r>
-            <w:proofErr w:type="spellStart"/>
-            <w:r>
-              <w:rPr>
-                <w:rFonts w:ascii="Montserrat" w:eastAsia="Montserrat" w:hAnsi="Montserrat" w:cs="Montserrat"/>
-              </w:rPr>
-              <w:t>progress</w:t>
-            </w:r>
-            <w:proofErr w:type="spellEnd"/>
-            <w:r>
-              <w:rPr>
-                <w:rFonts w:ascii="Montserrat" w:eastAsia="Montserrat" w:hAnsi="Montserrat" w:cs="Montserrat"/>
-              </w:rPr>
-              <w:t xml:space="preserve"> </w:t>
+              <w:t xml:space="preserve">Se intenta eliminar un progress log y no hay problema. Se recuerda que los progress </w:t>
             </w:r>
             <w:proofErr w:type="gramStart"/>
             <w:r>
@@ -4006,16 +3367,26 @@
               <w:rPr>
                 <w:rFonts w:ascii="Montserrat" w:eastAsia="Montserrat" w:hAnsi="Montserrat" w:cs="Montserrat"/>
               </w:rPr>
-              <w:t xml:space="preserve"> así como los contratos solo pueden ser eliminador o </w:t>
-            </w:r>
-            <w:proofErr w:type="spellStart"/>
-            <w:r>
-              <w:rPr>
-                <w:rFonts w:ascii="Montserrat" w:eastAsia="Montserrat" w:hAnsi="Montserrat" w:cs="Montserrat"/>
-              </w:rPr>
-              <w:t>updateados</w:t>
-            </w:r>
-            <w:proofErr w:type="spellEnd"/>
+              <w:t xml:space="preserve"> así como los contratos solo pueden ser eliminado</w:t>
+            </w:r>
+            <w:r>
+              <w:rPr>
+                <w:rFonts w:ascii="Montserrat" w:eastAsia="Montserrat" w:hAnsi="Montserrat" w:cs="Montserrat"/>
+              </w:rPr>
+              <w:t>s</w:t>
+            </w:r>
+            <w:r>
+              <w:rPr>
+                <w:rFonts w:ascii="Montserrat" w:eastAsia="Montserrat" w:hAnsi="Montserrat" w:cs="Montserrat"/>
+              </w:rPr>
+              <w:t xml:space="preserve"> o </w:t>
+            </w:r>
+            <w:r>
+              <w:rPr>
+                <w:rFonts w:ascii="Montserrat" w:eastAsia="Montserrat" w:hAnsi="Montserrat" w:cs="Montserrat"/>
+              </w:rPr>
+              <w:t>hacerlos updates</w:t>
+            </w:r>
             <w:r>
               <w:rPr>
                 <w:rFonts w:ascii="Montserrat" w:eastAsia="Montserrat" w:hAnsi="Montserrat" w:cs="Montserrat"/>
@@ -4037,14 +3408,12 @@
                 <w:rFonts w:ascii="Montserrat" w:eastAsia="Montserrat" w:hAnsi="Montserrat" w:cs="Montserrat"/>
               </w:rPr>
             </w:pPr>
-            <w:proofErr w:type="spellStart"/>
             <w:r>
               <w:rPr>
                 <w:rFonts w:ascii="Montserrat" w:eastAsia="Montserrat" w:hAnsi="Montserrat" w:cs="Montserrat"/>
               </w:rPr>
               <w:t>List.safe</w:t>
             </w:r>
-            <w:proofErr w:type="spellEnd"/>
           </w:p>
         </w:tc>
         <w:tc>
@@ -4080,21 +3449,7 @@
               <w:rPr>
                 <w:rFonts w:ascii="Montserrat" w:eastAsia="Montserrat" w:hAnsi="Montserrat" w:cs="Montserrat"/>
               </w:rPr>
-              <w:t xml:space="preserve">todos los </w:t>
-            </w:r>
-            <w:proofErr w:type="spellStart"/>
-            <w:r>
-              <w:rPr>
-                <w:rFonts w:ascii="Montserrat" w:eastAsia="Montserrat" w:hAnsi="Montserrat" w:cs="Montserrat"/>
-              </w:rPr>
-              <w:t>progress</w:t>
-            </w:r>
-            <w:proofErr w:type="spellEnd"/>
-            <w:r>
-              <w:rPr>
-                <w:rFonts w:ascii="Montserrat" w:eastAsia="Montserrat" w:hAnsi="Montserrat" w:cs="Montserrat"/>
-              </w:rPr>
-              <w:t xml:space="preserve"> log</w:t>
+              <w:t>todos los progress log</w:t>
             </w:r>
             <w:r>
               <w:rPr>
@@ -4129,10 +3484,8 @@
                 <w:rFonts w:ascii="Montserrat" w:eastAsia="Montserrat" w:hAnsi="Montserrat" w:cs="Montserrat"/>
                 <w:lang w:val="en-US"/>
               </w:rPr>
-              <w:lastRenderedPageBreak/>
               <w:t>list-by-</w:t>
             </w:r>
-            <w:proofErr w:type="spellStart"/>
             <w:proofErr w:type="gramStart"/>
             <w:r>
               <w:rPr>
@@ -4148,7 +3501,6 @@
               </w:rPr>
               <w:t>.safe</w:t>
             </w:r>
-            <w:proofErr w:type="spellEnd"/>
             <w:proofErr w:type="gramEnd"/>
           </w:p>
         </w:tc>
@@ -4187,63 +3539,13 @@
               <w:rPr>
                 <w:rFonts w:ascii="Montserrat" w:eastAsia="Montserrat" w:hAnsi="Montserrat" w:cs="Montserrat"/>
               </w:rPr>
-              <w:t xml:space="preserve"> de un contrato que tenga </w:t>
-            </w:r>
-            <w:proofErr w:type="spellStart"/>
-            <w:r>
-              <w:rPr>
-                <w:rFonts w:ascii="Montserrat" w:eastAsia="Montserrat" w:hAnsi="Montserrat" w:cs="Montserrat"/>
-              </w:rPr>
-              <w:t>progress</w:t>
-            </w:r>
-            <w:proofErr w:type="spellEnd"/>
-            <w:r>
-              <w:rPr>
-                <w:rFonts w:ascii="Montserrat" w:eastAsia="Montserrat" w:hAnsi="Montserrat" w:cs="Montserrat"/>
-              </w:rPr>
-              <w:t xml:space="preserve"> log asociados. Al darle a la opción de </w:t>
-            </w:r>
-            <w:proofErr w:type="spellStart"/>
-            <w:r>
-              <w:rPr>
-                <w:rFonts w:ascii="Montserrat" w:eastAsia="Montserrat" w:hAnsi="Montserrat" w:cs="Montserrat"/>
-              </w:rPr>
-              <w:t>list</w:t>
-            </w:r>
-            <w:proofErr w:type="spellEnd"/>
-            <w:r>
-              <w:rPr>
-                <w:rFonts w:ascii="Montserrat" w:eastAsia="Montserrat" w:hAnsi="Montserrat" w:cs="Montserrat"/>
-              </w:rPr>
-              <w:t xml:space="preserve"> </w:t>
-            </w:r>
-            <w:proofErr w:type="spellStart"/>
-            <w:r>
-              <w:rPr>
-                <w:rFonts w:ascii="Montserrat" w:eastAsia="Montserrat" w:hAnsi="Montserrat" w:cs="Montserrat"/>
-              </w:rPr>
-              <w:t>progress</w:t>
-            </w:r>
-            <w:proofErr w:type="spellEnd"/>
-            <w:r>
-              <w:rPr>
-                <w:rFonts w:ascii="Montserrat" w:eastAsia="Montserrat" w:hAnsi="Montserrat" w:cs="Montserrat"/>
-              </w:rPr>
-              <w:t xml:space="preserve"> log se muestras todos los </w:t>
-            </w:r>
-            <w:proofErr w:type="spellStart"/>
-            <w:r>
-              <w:rPr>
-                <w:rFonts w:ascii="Montserrat" w:eastAsia="Montserrat" w:hAnsi="Montserrat" w:cs="Montserrat"/>
-              </w:rPr>
-              <w:t>progress</w:t>
-            </w:r>
-            <w:proofErr w:type="spellEnd"/>
-            <w:r>
-              <w:rPr>
-                <w:rFonts w:ascii="Montserrat" w:eastAsia="Montserrat" w:hAnsi="Montserrat" w:cs="Montserrat"/>
-              </w:rPr>
-              <w:t xml:space="preserve"> log asociados a ese contrato. No se detecta fallo</w:t>
+              <w:t xml:space="preserve"> de un contrato que tenga progress log asociados. Al darle a la opción de list </w:t>
+            </w:r>
+            <w:r>
+              <w:rPr>
+                <w:rFonts w:ascii="Montserrat" w:eastAsia="Montserrat" w:hAnsi="Montserrat" w:cs="Montserrat"/>
+              </w:rPr>
+              <w:t>progress log se muestras todos los progress log asociados a ese contrato. No se detecta fallo</w:t>
             </w:r>
           </w:p>
         </w:tc>
@@ -4260,14 +3562,12 @@
                 <w:rFonts w:ascii="Montserrat" w:eastAsia="Montserrat" w:hAnsi="Montserrat" w:cs="Montserrat"/>
               </w:rPr>
             </w:pPr>
-            <w:proofErr w:type="spellStart"/>
             <w:r>
               <w:rPr>
                 <w:rFonts w:ascii="Montserrat" w:eastAsia="Montserrat" w:hAnsi="Montserrat" w:cs="Montserrat"/>
               </w:rPr>
               <w:t>Publish.safe</w:t>
             </w:r>
-            <w:proofErr w:type="spellEnd"/>
           </w:p>
         </w:tc>
         <w:tc>
@@ -4285,21 +3585,7 @@
               <w:rPr>
                 <w:rFonts w:ascii="Montserrat" w:eastAsia="Montserrat" w:hAnsi="Montserrat" w:cs="Montserrat"/>
               </w:rPr>
-              <w:t xml:space="preserve">Se inicia sesión como un client1 y se publica un </w:t>
-            </w:r>
-            <w:proofErr w:type="spellStart"/>
-            <w:r>
-              <w:rPr>
-                <w:rFonts w:ascii="Montserrat" w:eastAsia="Montserrat" w:hAnsi="Montserrat" w:cs="Montserrat"/>
-              </w:rPr>
-              <w:t>progress</w:t>
-            </w:r>
-            <w:proofErr w:type="spellEnd"/>
-            <w:r>
-              <w:rPr>
-                <w:rFonts w:ascii="Montserrat" w:eastAsia="Montserrat" w:hAnsi="Montserrat" w:cs="Montserrat"/>
-              </w:rPr>
-              <w:t xml:space="preserve"> log.</w:t>
+              <w:t>Se inicia sesión como un client1 y se publica un progress log.</w:t>
             </w:r>
           </w:p>
         </w:tc>
@@ -4316,7 +3602,6 @@
                 <w:rFonts w:ascii="Montserrat" w:eastAsia="Montserrat" w:hAnsi="Montserrat" w:cs="Montserrat"/>
               </w:rPr>
             </w:pPr>
-            <w:proofErr w:type="spellStart"/>
             <w:proofErr w:type="gramStart"/>
             <w:r>
               <w:rPr>
@@ -4331,7 +3616,6 @@
               </w:rPr>
               <w:t>.safe</w:t>
             </w:r>
-            <w:proofErr w:type="spellEnd"/>
           </w:p>
         </w:tc>
         <w:tc>
@@ -4355,35 +3639,7 @@
               <w:rPr>
                 <w:rFonts w:ascii="Montserrat" w:eastAsia="Montserrat" w:hAnsi="Montserrat" w:cs="Montserrat"/>
               </w:rPr>
-              <w:t xml:space="preserve">client1 y se listas los </w:t>
-            </w:r>
-            <w:proofErr w:type="spellStart"/>
-            <w:r>
-              <w:rPr>
-                <w:rFonts w:ascii="Montserrat" w:eastAsia="Montserrat" w:hAnsi="Montserrat" w:cs="Montserrat"/>
-              </w:rPr>
-              <w:t>progress</w:t>
-            </w:r>
-            <w:proofErr w:type="spellEnd"/>
-            <w:r>
-              <w:rPr>
-                <w:rFonts w:ascii="Montserrat" w:eastAsia="Montserrat" w:hAnsi="Montserrat" w:cs="Montserrat"/>
-              </w:rPr>
-              <w:t xml:space="preserve"> log. Al </w:t>
-            </w:r>
-            <w:proofErr w:type="spellStart"/>
-            <w:r>
-              <w:rPr>
-                <w:rFonts w:ascii="Montserrat" w:eastAsia="Montserrat" w:hAnsi="Montserrat" w:cs="Montserrat"/>
-              </w:rPr>
-              <w:t>clickear</w:t>
-            </w:r>
-            <w:proofErr w:type="spellEnd"/>
-            <w:r>
-              <w:rPr>
-                <w:rFonts w:ascii="Montserrat" w:eastAsia="Montserrat" w:hAnsi="Montserrat" w:cs="Montserrat"/>
-              </w:rPr>
-              <w:t xml:space="preserve"> uno hace un </w:t>
+              <w:t xml:space="preserve">client1 y se listas los progress log. Al clickear uno hace un </w:t>
             </w:r>
             <w:proofErr w:type="gramStart"/>
             <w:r>
@@ -4397,21 +3653,7 @@
               <w:rPr>
                 <w:rFonts w:ascii="Montserrat" w:eastAsia="Montserrat" w:hAnsi="Montserrat" w:cs="Montserrat"/>
               </w:rPr>
-              <w:t xml:space="preserve"> con la id de ese </w:t>
-            </w:r>
-            <w:proofErr w:type="spellStart"/>
-            <w:r>
-              <w:rPr>
-                <w:rFonts w:ascii="Montserrat" w:eastAsia="Montserrat" w:hAnsi="Montserrat" w:cs="Montserrat"/>
-              </w:rPr>
-              <w:t>progress</w:t>
-            </w:r>
-            <w:proofErr w:type="spellEnd"/>
-            <w:r>
-              <w:rPr>
-                <w:rFonts w:ascii="Montserrat" w:eastAsia="Montserrat" w:hAnsi="Montserrat" w:cs="Montserrat"/>
-              </w:rPr>
-              <w:t xml:space="preserve"> log no se detectan fallos.</w:t>
+              <w:t xml:space="preserve"> con la id de ese progress log no se detectan fallos.</w:t>
             </w:r>
           </w:p>
         </w:tc>
@@ -4428,14 +3670,13 @@
                 <w:rFonts w:ascii="Montserrat" w:eastAsia="Montserrat" w:hAnsi="Montserrat" w:cs="Montserrat"/>
               </w:rPr>
             </w:pPr>
-            <w:proofErr w:type="spellStart"/>
-            <w:r>
-              <w:rPr>
-                <w:rFonts w:ascii="Montserrat" w:eastAsia="Montserrat" w:hAnsi="Montserrat" w:cs="Montserrat"/>
-              </w:rPr>
+            <w:r>
+              <w:rPr>
+                <w:rFonts w:ascii="Montserrat" w:eastAsia="Montserrat" w:hAnsi="Montserrat" w:cs="Montserrat"/>
+              </w:rPr>
+              <w:lastRenderedPageBreak/>
               <w:t>Update.safe</w:t>
             </w:r>
-            <w:proofErr w:type="spellEnd"/>
           </w:p>
         </w:tc>
         <w:tc>
@@ -4459,21 +3700,7 @@
               <w:rPr>
                 <w:rFonts w:ascii="Montserrat" w:eastAsia="Montserrat" w:hAnsi="Montserrat" w:cs="Montserrat"/>
               </w:rPr>
-              <w:t xml:space="preserve">client1 y se prueba a actualizar un </w:t>
-            </w:r>
-            <w:proofErr w:type="spellStart"/>
-            <w:r>
-              <w:rPr>
-                <w:rFonts w:ascii="Montserrat" w:eastAsia="Montserrat" w:hAnsi="Montserrat" w:cs="Montserrat"/>
-              </w:rPr>
-              <w:t>progress</w:t>
-            </w:r>
-            <w:proofErr w:type="spellEnd"/>
-            <w:r>
-              <w:rPr>
-                <w:rFonts w:ascii="Montserrat" w:eastAsia="Montserrat" w:hAnsi="Montserrat" w:cs="Montserrat"/>
-              </w:rPr>
-              <w:t xml:space="preserve"> log de todas las formas posibles (campos vacíos, </w:t>
+              <w:t xml:space="preserve">client1 y se prueba a actualizar un progress log de todas las formas posibles (campos vacíos, </w:t>
             </w:r>
             <w:r>
               <w:rPr>
@@ -4485,21 +3712,7 @@
               <w:rPr>
                 <w:rFonts w:ascii="Montserrat" w:eastAsia="Montserrat" w:hAnsi="Montserrat" w:cs="Montserrat"/>
               </w:rPr>
-              <w:t xml:space="preserve"> de caracteres </w:t>
-            </w:r>
-            <w:proofErr w:type="spellStart"/>
-            <w:r>
-              <w:rPr>
-                <w:rFonts w:ascii="Montserrat" w:eastAsia="Montserrat" w:hAnsi="Montserrat" w:cs="Montserrat"/>
-              </w:rPr>
-              <w:t>etc</w:t>
-            </w:r>
-            <w:proofErr w:type="spellEnd"/>
-            <w:r>
-              <w:rPr>
-                <w:rFonts w:ascii="Montserrat" w:eastAsia="Montserrat" w:hAnsi="Montserrat" w:cs="Montserrat"/>
-              </w:rPr>
-              <w:t>)</w:t>
+              <w:t xml:space="preserve"> de caracteres etc)</w:t>
             </w:r>
           </w:p>
         </w:tc>
@@ -4516,14 +3729,12 @@
                 <w:rFonts w:ascii="Montserrat" w:eastAsia="Montserrat" w:hAnsi="Montserrat" w:cs="Montserrat"/>
               </w:rPr>
             </w:pPr>
-            <w:proofErr w:type="spellStart"/>
             <w:r>
               <w:rPr>
                 <w:rFonts w:ascii="Montserrat" w:eastAsia="Montserrat" w:hAnsi="Montserrat" w:cs="Montserrat"/>
               </w:rPr>
               <w:t>Create.hack</w:t>
             </w:r>
-            <w:proofErr w:type="spellEnd"/>
           </w:p>
         </w:tc>
         <w:tc>
@@ -4549,143 +3760,37 @@
                 <w:b/>
                 <w:bCs/>
               </w:rPr>
-              <w:t xml:space="preserve">publicar un </w:t>
-            </w:r>
-            <w:proofErr w:type="spellStart"/>
-            <w:r>
-              <w:rPr>
-                <w:rFonts w:ascii="Montserrat" w:eastAsia="Montserrat" w:hAnsi="Montserrat" w:cs="Montserrat"/>
-                <w:b/>
-                <w:bCs/>
-              </w:rPr>
-              <w:t>progress</w:t>
-            </w:r>
-            <w:proofErr w:type="spellEnd"/>
-            <w:r>
-              <w:rPr>
-                <w:rFonts w:ascii="Montserrat" w:eastAsia="Montserrat" w:hAnsi="Montserrat" w:cs="Montserrat"/>
-                <w:b/>
-                <w:bCs/>
-              </w:rPr>
-              <w:t xml:space="preserve"> log en un contrato ya publicado</w:t>
-            </w:r>
-            <w:r>
-              <w:rPr>
-                <w:rFonts w:ascii="Montserrat" w:eastAsia="Montserrat" w:hAnsi="Montserrat" w:cs="Montserrat"/>
-              </w:rPr>
-              <w:t xml:space="preserve"> accediendo directamente a la </w:t>
-            </w:r>
-            <w:proofErr w:type="spellStart"/>
-            <w:r>
-              <w:rPr>
-                <w:rFonts w:ascii="Montserrat" w:eastAsia="Montserrat" w:hAnsi="Montserrat" w:cs="Montserrat"/>
-              </w:rPr>
-              <w:t>url</w:t>
-            </w:r>
-            <w:proofErr w:type="spellEnd"/>
-            <w:r>
-              <w:rPr>
-                <w:rFonts w:ascii="Montserrat" w:eastAsia="Montserrat" w:hAnsi="Montserrat" w:cs="Montserrat"/>
-              </w:rPr>
-              <w:t xml:space="preserve"> para crear un </w:t>
-            </w:r>
-            <w:proofErr w:type="spellStart"/>
-            <w:r>
-              <w:rPr>
-                <w:rFonts w:ascii="Montserrat" w:eastAsia="Montserrat" w:hAnsi="Montserrat" w:cs="Montserrat"/>
-              </w:rPr>
-              <w:t>progress</w:t>
-            </w:r>
-            <w:proofErr w:type="spellEnd"/>
-            <w:r>
-              <w:rPr>
-                <w:rFonts w:ascii="Montserrat" w:eastAsia="Montserrat" w:hAnsi="Montserrat" w:cs="Montserrat"/>
-              </w:rPr>
-              <w:t xml:space="preserve"> log con </w:t>
-            </w:r>
-            <w:proofErr w:type="spellStart"/>
-            <w:r>
-              <w:rPr>
-                <w:rFonts w:ascii="Montserrat" w:eastAsia="Montserrat" w:hAnsi="Montserrat" w:cs="Montserrat"/>
-              </w:rPr>
-              <w:t>contract</w:t>
-            </w:r>
-            <w:proofErr w:type="spellEnd"/>
-            <w:r>
-              <w:rPr>
-                <w:rFonts w:ascii="Montserrat" w:eastAsia="Montserrat" w:hAnsi="Montserrat" w:cs="Montserrat"/>
-              </w:rPr>
-              <w:t xml:space="preserve"> id 318. También se prueba para ver si se puede publicar un </w:t>
-            </w:r>
-            <w:proofErr w:type="spellStart"/>
-            <w:r>
-              <w:rPr>
-                <w:rFonts w:ascii="Montserrat" w:eastAsia="Montserrat" w:hAnsi="Montserrat" w:cs="Montserrat"/>
-              </w:rPr>
-              <w:t>progress</w:t>
-            </w:r>
-            <w:proofErr w:type="spellEnd"/>
-            <w:r>
-              <w:rPr>
-                <w:rFonts w:ascii="Montserrat" w:eastAsia="Montserrat" w:hAnsi="Montserrat" w:cs="Montserrat"/>
-              </w:rPr>
-              <w:t xml:space="preserve"> log en un contrato que no pertenece al cliente </w:t>
-            </w:r>
-            <w:proofErr w:type="spellStart"/>
-            <w:r>
-              <w:rPr>
-                <w:rFonts w:ascii="Montserrat" w:eastAsia="Montserrat" w:hAnsi="Montserrat" w:cs="Montserrat"/>
-              </w:rPr>
-              <w:t>logeado</w:t>
-            </w:r>
-            <w:proofErr w:type="spellEnd"/>
-            <w:r>
-              <w:rPr>
-                <w:rFonts w:ascii="Montserrat" w:eastAsia="Montserrat" w:hAnsi="Montserrat" w:cs="Montserrat"/>
-              </w:rPr>
-              <w:t xml:space="preserve">. Se prueba con el </w:t>
-            </w:r>
-            <w:proofErr w:type="spellStart"/>
-            <w:r>
-              <w:rPr>
-                <w:rFonts w:ascii="Montserrat" w:eastAsia="Montserrat" w:hAnsi="Montserrat" w:cs="Montserrat"/>
-              </w:rPr>
-              <w:t>contract</w:t>
-            </w:r>
-            <w:proofErr w:type="spellEnd"/>
-            <w:r>
-              <w:rPr>
-                <w:rFonts w:ascii="Montserrat" w:eastAsia="Montserrat" w:hAnsi="Montserrat" w:cs="Montserrat"/>
-              </w:rPr>
-              <w:t xml:space="preserve"> 283 que pertenece al </w:t>
-            </w:r>
-            <w:proofErr w:type="spellStart"/>
-            <w:r>
-              <w:rPr>
-                <w:rFonts w:ascii="Montserrat" w:eastAsia="Montserrat" w:hAnsi="Montserrat" w:cs="Montserrat"/>
-              </w:rPr>
-              <w:t>client</w:t>
-            </w:r>
-            <w:proofErr w:type="spellEnd"/>
-            <w:r>
-              <w:rPr>
-                <w:rFonts w:ascii="Montserrat" w:eastAsia="Montserrat" w:hAnsi="Montserrat" w:cs="Montserrat"/>
-              </w:rPr>
-              <w:t xml:space="preserve"> 1 y estando </w:t>
-            </w:r>
-            <w:proofErr w:type="spellStart"/>
-            <w:r>
-              <w:rPr>
-                <w:rFonts w:ascii="Montserrat" w:eastAsia="Montserrat" w:hAnsi="Montserrat" w:cs="Montserrat"/>
-              </w:rPr>
-              <w:t>logeado</w:t>
-            </w:r>
-            <w:proofErr w:type="spellEnd"/>
-            <w:r>
-              <w:rPr>
-                <w:rFonts w:ascii="Montserrat" w:eastAsia="Montserrat" w:hAnsi="Montserrat" w:cs="Montserrat"/>
-              </w:rPr>
-              <w:t xml:space="preserve"> con client2. No deja en ambos casos</w:t>
+              <w:t>publicar un progress log en un contrato ya publicado</w:t>
+            </w:r>
+            <w:r>
+              <w:rPr>
+                <w:rFonts w:ascii="Montserrat" w:eastAsia="Montserrat" w:hAnsi="Montserrat" w:cs="Montserrat"/>
+              </w:rPr>
+              <w:t xml:space="preserve"> accediendo directamente a la url para crear un progress log con</w:t>
+            </w:r>
+            <w:r>
+              <w:rPr>
+                <w:rFonts w:ascii="Montserrat" w:eastAsia="Montserrat" w:hAnsi="Montserrat" w:cs="Montserrat"/>
+              </w:rPr>
+              <w:t xml:space="preserve"> el contract id del contracto publicado</w:t>
+            </w:r>
+            <w:r>
+              <w:rPr>
+                <w:rFonts w:ascii="Montserrat" w:eastAsia="Montserrat" w:hAnsi="Montserrat" w:cs="Montserrat"/>
+              </w:rPr>
+              <w:t xml:space="preserve">. También se prueba para ver si se puede publicar un progress log en un contrato que no pertenece al cliente logeado. Se prueba con </w:t>
+            </w:r>
+            <w:r>
+              <w:rPr>
+                <w:rFonts w:ascii="Montserrat" w:eastAsia="Montserrat" w:hAnsi="Montserrat" w:cs="Montserrat"/>
+              </w:rPr>
+              <w:t xml:space="preserve">un contrato que </w:t>
+            </w:r>
+            <w:r>
+              <w:rPr>
+                <w:rFonts w:ascii="Montserrat" w:eastAsia="Montserrat" w:hAnsi="Montserrat" w:cs="Montserrat"/>
+              </w:rPr>
+              <w:t>pertenece al client 1 y estando logeado con client2. No deja en ambos casos</w:t>
             </w:r>
           </w:p>
         </w:tc>
@@ -4702,14 +3807,12 @@
                 <w:rFonts w:ascii="Montserrat" w:eastAsia="Montserrat" w:hAnsi="Montserrat" w:cs="Montserrat"/>
               </w:rPr>
             </w:pPr>
-            <w:proofErr w:type="spellStart"/>
             <w:r>
               <w:rPr>
                 <w:rFonts w:ascii="Montserrat" w:eastAsia="Montserrat" w:hAnsi="Montserrat" w:cs="Montserrat"/>
               </w:rPr>
               <w:t>List.hack</w:t>
             </w:r>
-            <w:proofErr w:type="spellEnd"/>
           </w:p>
         </w:tc>
         <w:tc>
@@ -4729,61 +3832,11 @@
               </w:rPr>
               <w:t>Se hace /</w:t>
             </w:r>
-            <w:proofErr w:type="spellStart"/>
-            <w:r>
-              <w:rPr>
-                <w:rFonts w:ascii="Montserrat" w:eastAsia="Montserrat" w:hAnsi="Montserrat" w:cs="Montserrat"/>
-              </w:rPr>
-              <w:t>progress</w:t>
-            </w:r>
-            <w:proofErr w:type="spellEnd"/>
-            <w:r>
-              <w:rPr>
-                <w:rFonts w:ascii="Montserrat" w:eastAsia="Montserrat" w:hAnsi="Montserrat" w:cs="Montserrat"/>
-              </w:rPr>
-              <w:t>/</w:t>
-            </w:r>
-            <w:proofErr w:type="spellStart"/>
-            <w:r>
-              <w:rPr>
-                <w:rFonts w:ascii="Montserrat" w:eastAsia="Montserrat" w:hAnsi="Montserrat" w:cs="Montserrat"/>
-              </w:rPr>
-              <w:t>list</w:t>
-            </w:r>
-            <w:proofErr w:type="spellEnd"/>
-            <w:r>
-              <w:rPr>
-                <w:rFonts w:ascii="Montserrat" w:eastAsia="Montserrat" w:hAnsi="Montserrat" w:cs="Montserrat"/>
-              </w:rPr>
-              <w:t xml:space="preserve"> cuando no </w:t>
-            </w:r>
-            <w:proofErr w:type="spellStart"/>
-            <w:r>
-              <w:rPr>
-                <w:rFonts w:ascii="Montserrat" w:eastAsia="Montserrat" w:hAnsi="Montserrat" w:cs="Montserrat"/>
-              </w:rPr>
-              <w:t>esta</w:t>
-            </w:r>
-            <w:proofErr w:type="spellEnd"/>
-            <w:r>
-              <w:rPr>
-                <w:rFonts w:ascii="Montserrat" w:eastAsia="Montserrat" w:hAnsi="Montserrat" w:cs="Montserrat"/>
-              </w:rPr>
-              <w:t xml:space="preserve"> </w:t>
-            </w:r>
-            <w:proofErr w:type="spellStart"/>
-            <w:r>
-              <w:rPr>
-                <w:rFonts w:ascii="Montserrat" w:eastAsia="Montserrat" w:hAnsi="Montserrat" w:cs="Montserrat"/>
-              </w:rPr>
-              <w:t>logeado</w:t>
-            </w:r>
-            <w:proofErr w:type="spellEnd"/>
-            <w:r>
-              <w:rPr>
-                <w:rFonts w:ascii="Montserrat" w:eastAsia="Montserrat" w:hAnsi="Montserrat" w:cs="Montserrat"/>
-              </w:rPr>
-              <w:t>, o con otro rol distinto y no muestra la lista de los progresos.</w:t>
+            <w:r>
+              <w:rPr>
+                <w:rFonts w:ascii="Montserrat" w:eastAsia="Montserrat" w:hAnsi="Montserrat" w:cs="Montserrat"/>
+              </w:rPr>
+              <w:t>progress/list cuando no esta logeado, o con otro rol distinto y no muestra la lista de los progresos.</w:t>
             </w:r>
           </w:p>
         </w:tc>
@@ -4800,12 +3853,10 @@
                 <w:rFonts w:ascii="Montserrat" w:eastAsia="Montserrat" w:hAnsi="Montserrat" w:cs="Montserrat"/>
               </w:rPr>
             </w:pPr>
-            <w:proofErr w:type="spellStart"/>
-            <w:r>
-              <w:rPr>
-                <w:rFonts w:ascii="Montserrat" w:eastAsia="Montserrat" w:hAnsi="Montserrat" w:cs="Montserrat"/>
-              </w:rPr>
-              <w:lastRenderedPageBreak/>
+            <w:r>
+              <w:rPr>
+                <w:rFonts w:ascii="Montserrat" w:eastAsia="Montserrat" w:hAnsi="Montserrat" w:cs="Montserrat"/>
+              </w:rPr>
               <w:t>List-by-</w:t>
             </w:r>
             <w:proofErr w:type="gramStart"/>
@@ -4821,7 +3872,6 @@
               </w:rPr>
               <w:t>.hack</w:t>
             </w:r>
-            <w:proofErr w:type="spellEnd"/>
             <w:proofErr w:type="gramEnd"/>
           </w:p>
         </w:tc>
@@ -4840,63 +3890,7 @@
               <w:rPr>
                 <w:rFonts w:ascii="Montserrat" w:eastAsia="Montserrat" w:hAnsi="Montserrat" w:cs="Montserrat"/>
               </w:rPr>
-              <w:t xml:space="preserve">Se hace </w:t>
-            </w:r>
-            <w:proofErr w:type="spellStart"/>
-            <w:r>
-              <w:rPr>
-                <w:rFonts w:ascii="Montserrat" w:eastAsia="Montserrat" w:hAnsi="Montserrat" w:cs="Montserrat"/>
-              </w:rPr>
-              <w:t>client</w:t>
-            </w:r>
-            <w:proofErr w:type="spellEnd"/>
-            <w:r>
-              <w:rPr>
-                <w:rFonts w:ascii="Montserrat" w:eastAsia="Montserrat" w:hAnsi="Montserrat" w:cs="Montserrat"/>
-              </w:rPr>
-              <w:t>/</w:t>
-            </w:r>
-            <w:proofErr w:type="spellStart"/>
-            <w:r>
-              <w:rPr>
-                <w:rFonts w:ascii="Montserrat" w:eastAsia="Montserrat" w:hAnsi="Montserrat" w:cs="Montserrat"/>
-              </w:rPr>
-              <w:t>progress</w:t>
-            </w:r>
-            <w:proofErr w:type="spellEnd"/>
-            <w:r>
-              <w:rPr>
-                <w:rFonts w:ascii="Montserrat" w:eastAsia="Montserrat" w:hAnsi="Montserrat" w:cs="Montserrat"/>
-              </w:rPr>
-              <w:t>/</w:t>
-            </w:r>
-            <w:proofErr w:type="spellStart"/>
-            <w:r>
-              <w:rPr>
-                <w:rFonts w:ascii="Montserrat" w:eastAsia="Montserrat" w:hAnsi="Montserrat" w:cs="Montserrat"/>
-              </w:rPr>
-              <w:t>list-by-contract?contractId</w:t>
-            </w:r>
-            <w:proofErr w:type="spellEnd"/>
-            <w:r>
-              <w:rPr>
-                <w:rFonts w:ascii="Montserrat" w:eastAsia="Montserrat" w:hAnsi="Montserrat" w:cs="Montserrat"/>
-              </w:rPr>
-              <w:t xml:space="preserve">=438 Para usuario </w:t>
-            </w:r>
-            <w:proofErr w:type="spellStart"/>
-            <w:r>
-              <w:rPr>
-                <w:rFonts w:ascii="Montserrat" w:eastAsia="Montserrat" w:hAnsi="Montserrat" w:cs="Montserrat"/>
-              </w:rPr>
-              <w:t>anonimo</w:t>
-            </w:r>
-            <w:proofErr w:type="spellEnd"/>
-            <w:r>
-              <w:rPr>
-                <w:rFonts w:ascii="Montserrat" w:eastAsia="Montserrat" w:hAnsi="Montserrat" w:cs="Montserrat"/>
-              </w:rPr>
-              <w:t xml:space="preserve"> y </w:t>
+              <w:t xml:space="preserve">Se hace client/progress/list-by-contract?contractId=438 Para usuario anonimo y </w:t>
             </w:r>
             <w:r>
               <w:rPr>
@@ -4931,14 +3925,12 @@
                 <w:rFonts w:ascii="Montserrat" w:eastAsia="Montserrat" w:hAnsi="Montserrat" w:cs="Montserrat"/>
               </w:rPr>
             </w:pPr>
-            <w:proofErr w:type="spellStart"/>
             <w:r>
               <w:rPr>
                 <w:rFonts w:ascii="Montserrat" w:eastAsia="Montserrat" w:hAnsi="Montserrat" w:cs="Montserrat"/>
               </w:rPr>
               <w:t>Publish.hack</w:t>
             </w:r>
-            <w:proofErr w:type="spellEnd"/>
           </w:p>
         </w:tc>
         <w:tc>
@@ -4956,83 +3948,13 @@
               <w:rPr>
                 <w:rFonts w:ascii="Montserrat" w:eastAsia="Montserrat" w:hAnsi="Montserrat" w:cs="Montserrat"/>
               </w:rPr>
-              <w:t xml:space="preserve">Se hace </w:t>
-            </w:r>
-            <w:proofErr w:type="spellStart"/>
-            <w:r>
-              <w:rPr>
-                <w:rFonts w:ascii="Montserrat" w:eastAsia="Montserrat" w:hAnsi="Montserrat" w:cs="Montserrat"/>
-              </w:rPr>
-              <w:t>client</w:t>
-            </w:r>
-            <w:proofErr w:type="spellEnd"/>
-            <w:r>
-              <w:rPr>
-                <w:rFonts w:ascii="Montserrat" w:eastAsia="Montserrat" w:hAnsi="Montserrat" w:cs="Montserrat"/>
-              </w:rPr>
-              <w:t>/</w:t>
-            </w:r>
-            <w:proofErr w:type="spellStart"/>
-            <w:r>
-              <w:rPr>
-                <w:rFonts w:ascii="Montserrat" w:eastAsia="Montserrat" w:hAnsi="Montserrat" w:cs="Montserrat"/>
-              </w:rPr>
-              <w:t>progress</w:t>
-            </w:r>
-            <w:proofErr w:type="spellEnd"/>
-            <w:r>
-              <w:rPr>
-                <w:rFonts w:ascii="Montserrat" w:eastAsia="Montserrat" w:hAnsi="Montserrat" w:cs="Montserrat"/>
-              </w:rPr>
-              <w:t>/</w:t>
-            </w:r>
-            <w:proofErr w:type="spellStart"/>
-            <w:r>
-              <w:rPr>
-                <w:rFonts w:ascii="Montserrat" w:eastAsia="Montserrat" w:hAnsi="Montserrat" w:cs="Montserrat"/>
-              </w:rPr>
-              <w:t>publish?id</w:t>
-            </w:r>
-            <w:proofErr w:type="spellEnd"/>
-            <w:r>
-              <w:rPr>
-                <w:rFonts w:ascii="Montserrat" w:eastAsia="Montserrat" w:hAnsi="Montserrat" w:cs="Montserrat"/>
-              </w:rPr>
-              <w:t xml:space="preserve">=438 sin </w:t>
-            </w:r>
-            <w:proofErr w:type="spellStart"/>
-            <w:r>
-              <w:rPr>
-                <w:rFonts w:ascii="Montserrat" w:eastAsia="Montserrat" w:hAnsi="Montserrat" w:cs="Montserrat"/>
-              </w:rPr>
-              <w:t>logear</w:t>
-            </w:r>
-            <w:proofErr w:type="spellEnd"/>
-            <w:r>
-              <w:rPr>
-                <w:rFonts w:ascii="Montserrat" w:eastAsia="Montserrat" w:hAnsi="Montserrat" w:cs="Montserrat"/>
-              </w:rPr>
-              <w:t xml:space="preserve"> y</w:t>
-            </w:r>
-            <w:r>
-              <w:rPr>
-                <w:rFonts w:ascii="Montserrat" w:eastAsia="Montserrat" w:hAnsi="Montserrat" w:cs="Montserrat"/>
-              </w:rPr>
-              <w:t xml:space="preserve"> para gente con distintos roles y no deja publicar el </w:t>
-            </w:r>
-            <w:proofErr w:type="spellStart"/>
-            <w:r>
-              <w:rPr>
-                <w:rFonts w:ascii="Montserrat" w:eastAsia="Montserrat" w:hAnsi="Montserrat" w:cs="Montserrat"/>
-              </w:rPr>
-              <w:t>progress</w:t>
-            </w:r>
-            <w:proofErr w:type="spellEnd"/>
-            <w:r>
-              <w:rPr>
-                <w:rFonts w:ascii="Montserrat" w:eastAsia="Montserrat" w:hAnsi="Montserrat" w:cs="Montserrat"/>
-              </w:rPr>
-              <w:t xml:space="preserve"> log.</w:t>
+              <w:t>Se hace client/progress/publish?id=438 sin logear y</w:t>
+            </w:r>
+            <w:r>
+              <w:rPr>
+                <w:rFonts w:ascii="Montserrat" w:eastAsia="Montserrat" w:hAnsi="Montserrat" w:cs="Montserrat"/>
+              </w:rPr>
+              <w:t xml:space="preserve"> para gente con distintos roles y no deja publicar el progress log.</w:t>
             </w:r>
           </w:p>
         </w:tc>
@@ -5049,14 +3971,12 @@
                 <w:rFonts w:ascii="Montserrat" w:eastAsia="Montserrat" w:hAnsi="Montserrat" w:cs="Montserrat"/>
               </w:rPr>
             </w:pPr>
-            <w:proofErr w:type="spellStart"/>
             <w:r>
               <w:rPr>
                 <w:rFonts w:ascii="Montserrat" w:eastAsia="Montserrat" w:hAnsi="Montserrat" w:cs="Montserrat"/>
               </w:rPr>
               <w:t>Delete.hack</w:t>
             </w:r>
-            <w:proofErr w:type="spellEnd"/>
           </w:p>
         </w:tc>
         <w:tc>
@@ -5080,35 +4000,7 @@
               <w:rPr>
                 <w:rFonts w:ascii="Montserrat" w:eastAsia="Montserrat" w:hAnsi="Montserrat" w:cs="Montserrat"/>
               </w:rPr>
-              <w:t xml:space="preserve">Se prueba a un </w:t>
-            </w:r>
-            <w:proofErr w:type="spellStart"/>
-            <w:r>
-              <w:rPr>
-                <w:rFonts w:ascii="Montserrat" w:eastAsia="Montserrat" w:hAnsi="Montserrat" w:cs="Montserrat"/>
-              </w:rPr>
-              <w:t>progress</w:t>
-            </w:r>
-            <w:proofErr w:type="spellEnd"/>
-            <w:r>
-              <w:rPr>
-                <w:rFonts w:ascii="Montserrat" w:eastAsia="Montserrat" w:hAnsi="Montserrat" w:cs="Montserrat"/>
-              </w:rPr>
-              <w:t xml:space="preserve"> log, para ello en el formulario se cambia la id por otro </w:t>
-            </w:r>
-            <w:proofErr w:type="spellStart"/>
-            <w:r>
-              <w:rPr>
-                <w:rFonts w:ascii="Montserrat" w:eastAsia="Montserrat" w:hAnsi="Montserrat" w:cs="Montserrat"/>
-              </w:rPr>
-              <w:t>progress</w:t>
-            </w:r>
-            <w:proofErr w:type="spellEnd"/>
-            <w:r>
-              <w:rPr>
-                <w:rFonts w:ascii="Montserrat" w:eastAsia="Montserrat" w:hAnsi="Montserrat" w:cs="Montserrat"/>
-              </w:rPr>
-              <w:t xml:space="preserve"> distinto. No deja</w:t>
+              <w:t>Se prueba a un progress log, para ello en el formulario se cambia la id por otro progress distinto. No deja</w:t>
             </w:r>
           </w:p>
         </w:tc>
@@ -5125,7 +4017,6 @@
                 <w:rFonts w:ascii="Montserrat" w:eastAsia="Montserrat" w:hAnsi="Montserrat" w:cs="Montserrat"/>
               </w:rPr>
             </w:pPr>
-            <w:proofErr w:type="spellStart"/>
             <w:proofErr w:type="gramStart"/>
             <w:r>
               <w:rPr>
@@ -5140,7 +4031,6 @@
               </w:rPr>
               <w:t>.hack</w:t>
             </w:r>
-            <w:proofErr w:type="spellEnd"/>
           </w:p>
         </w:tc>
         <w:tc>
@@ -5158,35 +4048,7 @@
               <w:rPr>
                 <w:rFonts w:ascii="Montserrat" w:eastAsia="Montserrat" w:hAnsi="Montserrat" w:cs="Montserrat"/>
               </w:rPr>
-              <w:t xml:space="preserve">Se prueba a consultar un </w:t>
-            </w:r>
-            <w:proofErr w:type="spellStart"/>
-            <w:r>
-              <w:rPr>
-                <w:rFonts w:ascii="Montserrat" w:eastAsia="Montserrat" w:hAnsi="Montserrat" w:cs="Montserrat"/>
-              </w:rPr>
-              <w:t>progress</w:t>
-            </w:r>
-            <w:proofErr w:type="spellEnd"/>
-            <w:r>
-              <w:rPr>
-                <w:rFonts w:ascii="Montserrat" w:eastAsia="Montserrat" w:hAnsi="Montserrat" w:cs="Montserrat"/>
-              </w:rPr>
-              <w:t xml:space="preserve"> log sin </w:t>
-            </w:r>
-            <w:proofErr w:type="spellStart"/>
-            <w:r>
-              <w:rPr>
-                <w:rFonts w:ascii="Montserrat" w:eastAsia="Montserrat" w:hAnsi="Montserrat" w:cs="Montserrat"/>
-              </w:rPr>
-              <w:t>logear</w:t>
-            </w:r>
-            <w:proofErr w:type="spellEnd"/>
-            <w:r>
-              <w:rPr>
-                <w:rFonts w:ascii="Montserrat" w:eastAsia="Montserrat" w:hAnsi="Montserrat" w:cs="Montserrat"/>
-              </w:rPr>
-              <w:t>, no deja.</w:t>
+              <w:t>Se prueba a consultar un progress log sin logear, no deja.</w:t>
             </w:r>
           </w:p>
         </w:tc>
@@ -5203,14 +4065,13 @@
                 <w:rFonts w:ascii="Montserrat" w:eastAsia="Montserrat" w:hAnsi="Montserrat" w:cs="Montserrat"/>
               </w:rPr>
             </w:pPr>
-            <w:proofErr w:type="spellStart"/>
-            <w:r>
-              <w:rPr>
-                <w:rFonts w:ascii="Montserrat" w:eastAsia="Montserrat" w:hAnsi="Montserrat" w:cs="Montserrat"/>
-              </w:rPr>
+            <w:r>
+              <w:rPr>
+                <w:rFonts w:ascii="Montserrat" w:eastAsia="Montserrat" w:hAnsi="Montserrat" w:cs="Montserrat"/>
+              </w:rPr>
+              <w:lastRenderedPageBreak/>
               <w:t>Update.hack</w:t>
             </w:r>
-            <w:proofErr w:type="spellEnd"/>
           </w:p>
         </w:tc>
         <w:tc>
@@ -5234,49 +4095,7 @@
               <w:rPr>
                 <w:rFonts w:ascii="Montserrat" w:eastAsia="Montserrat" w:hAnsi="Montserrat" w:cs="Montserrat"/>
               </w:rPr>
-              <w:t xml:space="preserve">prueba a actualizar un </w:t>
-            </w:r>
-            <w:proofErr w:type="spellStart"/>
-            <w:r>
-              <w:rPr>
-                <w:rFonts w:ascii="Montserrat" w:eastAsia="Montserrat" w:hAnsi="Montserrat" w:cs="Montserrat"/>
-              </w:rPr>
-              <w:t>progress</w:t>
-            </w:r>
-            <w:proofErr w:type="spellEnd"/>
-            <w:r>
-              <w:rPr>
-                <w:rFonts w:ascii="Montserrat" w:eastAsia="Montserrat" w:hAnsi="Montserrat" w:cs="Montserrat"/>
-              </w:rPr>
-              <w:t xml:space="preserve"> log probando limites en el formulario y cambiando la id del formulario por otro </w:t>
-            </w:r>
-            <w:proofErr w:type="spellStart"/>
-            <w:r>
-              <w:rPr>
-                <w:rFonts w:ascii="Montserrat" w:eastAsia="Montserrat" w:hAnsi="Montserrat" w:cs="Montserrat"/>
-              </w:rPr>
-              <w:t>progress</w:t>
-            </w:r>
-            <w:proofErr w:type="spellEnd"/>
-            <w:r>
-              <w:rPr>
-                <w:rFonts w:ascii="Montserrat" w:eastAsia="Montserrat" w:hAnsi="Montserrat" w:cs="Montserrat"/>
-              </w:rPr>
-              <w:t xml:space="preserve"> log que no pertenece al usuario </w:t>
-            </w:r>
-            <w:proofErr w:type="spellStart"/>
-            <w:r>
-              <w:rPr>
-                <w:rFonts w:ascii="Montserrat" w:eastAsia="Montserrat" w:hAnsi="Montserrat" w:cs="Montserrat"/>
-              </w:rPr>
-              <w:t>logeado</w:t>
-            </w:r>
-            <w:proofErr w:type="spellEnd"/>
-            <w:r>
-              <w:rPr>
-                <w:rFonts w:ascii="Montserrat" w:eastAsia="Montserrat" w:hAnsi="Montserrat" w:cs="Montserrat"/>
-              </w:rPr>
-              <w:t>. No deja</w:t>
+              <w:t>prueba a actualizar un progress log probando limites en el formulario y cambiando la id del formulario por otro progress log que no pertenece al usuario logeado. No deja</w:t>
             </w:r>
           </w:p>
         </w:tc>
@@ -5303,61 +4122,17 @@
         </w:rPr>
         <w:t xml:space="preserve">En </w:t>
       </w:r>
-      <w:proofErr w:type="gramStart"/>
       <w:r>
         <w:rPr>
           <w:rFonts w:ascii="Montserrat" w:eastAsia="Montserrat" w:hAnsi="Montserrat" w:cs="Montserrat"/>
         </w:rPr>
-        <w:t>resumen</w:t>
-      </w:r>
-      <w:proofErr w:type="gramEnd"/>
+        <w:t>resumen,</w:t>
+      </w:r>
       <w:r>
         <w:rPr>
           <w:rFonts w:ascii="Montserrat" w:eastAsia="Montserrat" w:hAnsi="Montserrat" w:cs="Montserrat"/>
         </w:rPr>
-        <w:t xml:space="preserve"> se ha abordado una gran variedad de casos posibles, en el </w:t>
-      </w:r>
-      <w:proofErr w:type="spellStart"/>
-      <w:r>
-        <w:rPr>
-          <w:rFonts w:ascii="Montserrat" w:eastAsia="Montserrat" w:hAnsi="Montserrat" w:cs="Montserrat"/>
-        </w:rPr>
-        <w:t>coverage</w:t>
-      </w:r>
-      <w:proofErr w:type="spellEnd"/>
-      <w:r>
-        <w:rPr>
-          <w:rFonts w:ascii="Montserrat" w:eastAsia="Montserrat" w:hAnsi="Montserrat" w:cs="Montserrat"/>
-        </w:rPr>
-        <w:t xml:space="preserve"> de las pruebas podemos observar mas de un 90 % de </w:t>
-      </w:r>
-      <w:proofErr w:type="spellStart"/>
-      <w:r>
-        <w:rPr>
-          <w:rFonts w:ascii="Montserrat" w:eastAsia="Montserrat" w:hAnsi="Montserrat" w:cs="Montserrat"/>
-        </w:rPr>
-        <w:t>coverage</w:t>
-      </w:r>
-      <w:proofErr w:type="spellEnd"/>
-      <w:r>
-        <w:rPr>
-          <w:rFonts w:ascii="Montserrat" w:eastAsia="Montserrat" w:hAnsi="Montserrat" w:cs="Montserrat"/>
-        </w:rPr>
-        <w:t xml:space="preserve"> en todos los servicios relacionados a los requisitos que ha pedido el cliente para el </w:t>
-      </w:r>
-      <w:proofErr w:type="spellStart"/>
-      <w:r>
-        <w:rPr>
-          <w:rFonts w:ascii="Montserrat" w:eastAsia="Montserrat" w:hAnsi="Montserrat" w:cs="Montserrat"/>
-        </w:rPr>
-        <w:t>student</w:t>
-      </w:r>
-      <w:proofErr w:type="spellEnd"/>
-      <w:r>
-        <w:rPr>
-          <w:rFonts w:ascii="Montserrat" w:eastAsia="Montserrat" w:hAnsi="Montserrat" w:cs="Montserrat"/>
-        </w:rPr>
-        <w:t xml:space="preserve"> 2.</w:t>
+        <w:t xml:space="preserve"> se ha abordado una gran variedad de casos posibles, en el coverage de las pruebas podemos observar mas de un 90 % de coverage en todos los servicios relacionados a los requisitos que ha pedido el cliente para el student 2.</w:t>
       </w:r>
     </w:p>
     <w:p>
@@ -5372,7 +4147,6 @@
           <w:rFonts w:ascii="Montserrat" w:eastAsia="Montserrat" w:hAnsi="Montserrat" w:cs="Montserrat"/>
           <w:noProof/>
         </w:rPr>
-        <w:lastRenderedPageBreak/>
         <w:drawing>
           <wp:inline distT="0" distB="0" distL="0" distR="0" wp14:anchorId="08BCBF3F" wp14:editId="72F4BDF8">
             <wp:extent cx="5029458" cy="3067208"/>
@@ -5455,14 +4229,6 @@
         <w:spacing w:before="320" w:after="320" w:line="360" w:lineRule="auto"/>
         <w:rPr>
           <w:rFonts w:ascii="Montserrat" w:eastAsia="Montserrat" w:hAnsi="Montserrat" w:cs="Montserrat"/>
-        </w:rPr>
-      </w:pPr>
-    </w:p>
-    <w:p>
-      <w:pPr>
-        <w:spacing w:before="320" w:after="320" w:line="360" w:lineRule="auto"/>
-        <w:rPr>
-          <w:rFonts w:ascii="Montserrat" w:eastAsia="Montserrat" w:hAnsi="Montserrat" w:cs="Montserrat"/>
           <w:b/>
           <w:bCs/>
           <w:sz w:val="26"/>
@@ -5522,7 +4288,6 @@
           <w:sz w:val="26"/>
           <w:szCs w:val="26"/>
         </w:rPr>
-        <w:lastRenderedPageBreak/>
         <w:drawing>
           <wp:inline distT="0" distB="0" distL="0" distR="0" wp14:anchorId="0248CCA6" wp14:editId="38440858">
             <wp:extent cx="5731510" cy="2275840"/>
@@ -5638,37 +4403,13 @@
         <w:t>El PC B por lo general tiene tiempos más bajos</w:t>
       </w:r>
       <w:r>
-        <w:t xml:space="preserve">, observamos que la </w:t>
-      </w:r>
-      <w:proofErr w:type="spellStart"/>
-      <w:r>
-        <w:t>request</w:t>
-      </w:r>
-      <w:proofErr w:type="spellEnd"/>
-      <w:r>
-        <w:t xml:space="preserve"> que tarda </w:t>
+        <w:t xml:space="preserve">, observamos que la request que tarda </w:t>
       </w:r>
       <w:r>
         <w:t>más</w:t>
       </w:r>
       <w:r>
-        <w:t xml:space="preserve"> tiempo es listar todos los contratos esto es lógico ya que es cuando mas datos se tienen que </w:t>
-      </w:r>
-      <w:proofErr w:type="spellStart"/>
-      <w:r>
-        <w:t>fetchear</w:t>
-      </w:r>
-      <w:proofErr w:type="spellEnd"/>
-      <w:r>
-        <w:t xml:space="preserve"> y por lo tanto </w:t>
-      </w:r>
-      <w:proofErr w:type="spellStart"/>
-      <w:r>
-        <w:t>mas</w:t>
-      </w:r>
-      <w:proofErr w:type="spellEnd"/>
-      <w:r>
-        <w:t xml:space="preserve"> tiempo.</w:t>
+        <w:t xml:space="preserve"> tiempo es listar todos los contratos esto es lógico ya que es cuando mas datos se tienen que fetchear y por lo tanto mas tiempo.</w:t>
       </w:r>
     </w:p>
     <w:p>
@@ -5959,24 +4700,13 @@
         <w:t>p</w:t>
       </w:r>
       <w:r>
-        <w:t xml:space="preserve"> es un número que te dice qué tan probable es que los resultados de tu experimento hayan ocurrido por casualidad.</w:t>
-      </w:r>
-      <w:r>
-        <w:t xml:space="preserve"> Su valor sale de </w:t>
+        <w:t xml:space="preserve"> es un número que te dice qué tan probable es que los resultados de tu experimento hayan ocurrido por casualidad. Su valor sale de </w:t>
       </w:r>
       <w:r>
         <w:t xml:space="preserve">0.54 </w:t>
       </w:r>
       <w:r>
-        <w:t xml:space="preserve">que es mayor que alfa (0.05) pero no es un valor que concluya que hay una diferencia significativa entre los dos </w:t>
-      </w:r>
-      <w:proofErr w:type="spellStart"/>
-      <w:r>
-        <w:t>pcs</w:t>
-      </w:r>
-      <w:proofErr w:type="spellEnd"/>
-      <w:r>
-        <w:t>. Si bien es cierto que siempre va a haber una diferencia entre ambos, los consideramos como equivalentes en general.</w:t>
+        <w:t>que es mayor que alfa (0.05) pero no es un valor que concluya que hay una diferencia significativa entre los dos pcs. Si bien es cierto que siempre va a haber una diferencia entre ambos, los consideramos como equivalentes en general.</w:t>
       </w:r>
     </w:p>
     <w:p/>
@@ -5993,7 +4723,7 @@
       <w:r>
         <w:t>5. Conclusiones</w:t>
       </w:r>
-      <w:bookmarkEnd w:id="6"/>
+      <w:bookmarkEnd w:id="5"/>
     </w:p>
     <w:p>
       <w:r>
@@ -6217,11 +4947,11 @@
           <w:szCs w:val="48"/>
         </w:rPr>
       </w:pPr>
-      <w:bookmarkStart w:id="7" w:name="_Toc158967751"/>
+      <w:bookmarkStart w:id="6" w:name="_Toc158967751"/>
       <w:r>
         <w:t>6. Bibliografía</w:t>
       </w:r>
-      <w:bookmarkEnd w:id="7"/>
+      <w:bookmarkEnd w:id="6"/>
     </w:p>
     <w:p>
       <w:pPr>

--- a/reports/student2/Entregable4/Informe de Pruebas tomhuecal.docx
+++ b/reports/student2/Entregable4/Informe de Pruebas tomhuecal.docx
@@ -1234,7 +1234,7 @@
                 <w:noProof/>
                 <w:webHidden/>
               </w:rPr>
-              <w:t>15</w:t>
+              <w:t>16</w:t>
             </w:r>
             <w:r>
               <w:rPr>
@@ -2165,30 +2165,33 @@
     </w:p>
     <w:p>
       <w:pPr>
-        <w:rPr>
+        <w:spacing w:before="320" w:after="320" w:line="360" w:lineRule="auto"/>
+        <w:rPr>
+          <w:rFonts w:ascii="Montserrat" w:eastAsia="Montserrat" w:hAnsi="Montserrat" w:cs="Montserrat"/>
+        </w:rPr>
+      </w:pPr>
+      <w:r>
+        <w:rPr>
+          <w:rFonts w:ascii="Montserrat" w:eastAsia="Montserrat" w:hAnsi="Montserrat" w:cs="Montserrat"/>
           <w:b/>
-          <w:sz w:val="48"/>
-          <w:szCs w:val="48"/>
-        </w:rPr>
-      </w:pPr>
-    </w:p>
-    <w:p>
-      <w:pPr>
-        <w:rPr>
+          <w:bCs/>
+        </w:rPr>
+        <w:t>Para esta segunda oportunidad de puesta en producción</w:t>
+      </w:r>
+      <w:r>
+        <w:rPr>
+          <w:rFonts w:ascii="Montserrat" w:eastAsia="Montserrat" w:hAnsi="Montserrat" w:cs="Montserrat"/>
           <w:b/>
-          <w:sz w:val="48"/>
-          <w:szCs w:val="48"/>
-        </w:rPr>
-      </w:pPr>
-    </w:p>
-    <w:p>
-      <w:pPr>
-        <w:rPr>
-          <w:b/>
-          <w:sz w:val="48"/>
-          <w:szCs w:val="48"/>
-        </w:rPr>
-      </w:pPr>
+          <w:bCs/>
+        </w:rPr>
+        <w:t xml:space="preserve">, </w:t>
+      </w:r>
+      <w:r>
+        <w:rPr>
+          <w:rFonts w:ascii="Montserrat" w:eastAsia="Montserrat" w:hAnsi="Montserrat" w:cs="Montserrat"/>
+        </w:rPr>
+        <w:t>se ha llevado a cabo la refactorización de los tests incluyendo más pruebas, incluyendo además aquel flujo en el que se producía el error que nos reporto el cliente en el primer entregable.</w:t>
+      </w:r>
     </w:p>
     <w:p>
       <w:pPr>
@@ -2316,25 +2319,7 @@
           <w:sz w:val="22"/>
           <w:szCs w:val="22"/>
         </w:rPr>
-        <w:t xml:space="preserve">Algunas cosas pueden salir en amarillo como el assert </w:t>
-      </w:r>
-      <w:proofErr w:type="gramStart"/>
-      <w:r>
-        <w:rPr>
-          <w:rFonts w:ascii="Montserrat" w:eastAsia="Montserrat" w:hAnsi="Montserrat" w:cs="Montserrat"/>
-          <w:sz w:val="22"/>
-          <w:szCs w:val="22"/>
-        </w:rPr>
-        <w:t>object  !</w:t>
-      </w:r>
-      <w:proofErr w:type="gramEnd"/>
-      <w:r>
-        <w:rPr>
-          <w:rFonts w:ascii="Montserrat" w:eastAsia="Montserrat" w:hAnsi="Montserrat" w:cs="Montserrat"/>
-          <w:sz w:val="22"/>
-          <w:szCs w:val="22"/>
-        </w:rPr>
-        <w:t>= null o validaciones authenticated que ya lo haga el framework por detrás.</w:t>
+        <w:t>Algunas cosas pueden salir en amarillo como el assert object  != null o validaciones authenticated que ya lo haga el framework por detrás.</w:t>
       </w:r>
     </w:p>
     <w:p>
@@ -2801,19 +2786,11 @@
                 <w:rFonts w:ascii="Montserrat" w:eastAsia="Montserrat" w:hAnsi="Montserrat" w:cs="Montserrat"/>
               </w:rPr>
             </w:pPr>
-            <w:proofErr w:type="gramStart"/>
-            <w:r>
-              <w:rPr>
-                <w:rFonts w:ascii="Montserrat" w:eastAsia="Montserrat" w:hAnsi="Montserrat" w:cs="Montserrat"/>
-              </w:rPr>
-              <w:t>Show</w:t>
-            </w:r>
-            <w:proofErr w:type="gramEnd"/>
-            <w:r>
-              <w:rPr>
-                <w:rFonts w:ascii="Montserrat" w:eastAsia="Montserrat" w:hAnsi="Montserrat" w:cs="Montserrat"/>
-              </w:rPr>
-              <w:t>.safe</w:t>
+            <w:r>
+              <w:rPr>
+                <w:rFonts w:ascii="Montserrat" w:eastAsia="Montserrat" w:hAnsi="Montserrat" w:cs="Montserrat"/>
+              </w:rPr>
+              <w:t>Show.safe</w:t>
             </w:r>
           </w:p>
         </w:tc>
@@ -3111,19 +3088,11 @@
                 <w:rFonts w:ascii="Montserrat" w:eastAsia="Montserrat" w:hAnsi="Montserrat" w:cs="Montserrat"/>
               </w:rPr>
             </w:pPr>
-            <w:proofErr w:type="gramStart"/>
-            <w:r>
-              <w:rPr>
-                <w:rFonts w:ascii="Montserrat" w:eastAsia="Montserrat" w:hAnsi="Montserrat" w:cs="Montserrat"/>
-              </w:rPr>
-              <w:t>Show</w:t>
-            </w:r>
-            <w:proofErr w:type="gramEnd"/>
-            <w:r>
-              <w:rPr>
-                <w:rFonts w:ascii="Montserrat" w:eastAsia="Montserrat" w:hAnsi="Montserrat" w:cs="Montserrat"/>
-              </w:rPr>
-              <w:t>.hack</w:t>
+            <w:r>
+              <w:rPr>
+                <w:rFonts w:ascii="Montserrat" w:eastAsia="Montserrat" w:hAnsi="Montserrat" w:cs="Montserrat"/>
+              </w:rPr>
+              <w:t>Show.hack</w:t>
             </w:r>
           </w:p>
         </w:tc>
@@ -3142,21 +3111,7 @@
               <w:rPr>
                 <w:rFonts w:ascii="Montserrat" w:eastAsia="Montserrat" w:hAnsi="Montserrat" w:cs="Montserrat"/>
               </w:rPr>
-              <w:t xml:space="preserve">Se hace </w:t>
-            </w:r>
-            <w:proofErr w:type="gramStart"/>
-            <w:r>
-              <w:rPr>
-                <w:rFonts w:ascii="Montserrat" w:eastAsia="Montserrat" w:hAnsi="Montserrat" w:cs="Montserrat"/>
-              </w:rPr>
-              <w:t>show</w:t>
-            </w:r>
-            <w:proofErr w:type="gramEnd"/>
-            <w:r>
-              <w:rPr>
-                <w:rFonts w:ascii="Montserrat" w:eastAsia="Montserrat" w:hAnsi="Montserrat" w:cs="Montserrat"/>
-              </w:rPr>
-              <w:t xml:space="preserve"> con id</w:t>
+              <w:t>Se hace show con id</w:t>
             </w:r>
             <w:r>
               <w:rPr>
@@ -3353,21 +3308,7 @@
               <w:rPr>
                 <w:rFonts w:ascii="Montserrat" w:eastAsia="Montserrat" w:hAnsi="Montserrat" w:cs="Montserrat"/>
               </w:rPr>
-              <w:t xml:space="preserve">Se intenta eliminar un progress log y no hay problema. Se recuerda que los progress </w:t>
-            </w:r>
-            <w:proofErr w:type="gramStart"/>
-            <w:r>
-              <w:rPr>
-                <w:rFonts w:ascii="Montserrat" w:eastAsia="Montserrat" w:hAnsi="Montserrat" w:cs="Montserrat"/>
-              </w:rPr>
-              <w:t>log</w:t>
-            </w:r>
-            <w:proofErr w:type="gramEnd"/>
-            <w:r>
-              <w:rPr>
-                <w:rFonts w:ascii="Montserrat" w:eastAsia="Montserrat" w:hAnsi="Montserrat" w:cs="Montserrat"/>
-              </w:rPr>
-              <w:t xml:space="preserve"> así como los contratos solo pueden ser eliminado</w:t>
+              <w:t>Se intenta eliminar un progress log y no hay problema. Se recuerda que los progress log así como los contratos solo pueden ser eliminado</w:t>
             </w:r>
             <w:r>
               <w:rPr>
@@ -3484,24 +3425,15 @@
                 <w:rFonts w:ascii="Montserrat" w:eastAsia="Montserrat" w:hAnsi="Montserrat" w:cs="Montserrat"/>
                 <w:lang w:val="en-US"/>
               </w:rPr>
-              <w:t>list-by-</w:t>
-            </w:r>
-            <w:proofErr w:type="gramStart"/>
+              <w:t>list-by-contract</w:t>
+            </w:r>
             <w:r>
               <w:rPr>
                 <w:rFonts w:ascii="Montserrat" w:eastAsia="Montserrat" w:hAnsi="Montserrat" w:cs="Montserrat"/>
                 <w:lang w:val="en-US"/>
               </w:rPr>
-              <w:t>contract</w:t>
-            </w:r>
-            <w:r>
-              <w:rPr>
-                <w:rFonts w:ascii="Montserrat" w:eastAsia="Montserrat" w:hAnsi="Montserrat" w:cs="Montserrat"/>
-                <w:lang w:val="en-US"/>
-              </w:rPr>
               <w:t>.safe</w:t>
             </w:r>
-            <w:proofErr w:type="gramEnd"/>
           </w:p>
         </w:tc>
         <w:tc>
@@ -3525,21 +3457,7 @@
               <w:rPr>
                 <w:rFonts w:ascii="Montserrat" w:eastAsia="Montserrat" w:hAnsi="Montserrat" w:cs="Montserrat"/>
               </w:rPr>
-              <w:t xml:space="preserve">client1 y hace </w:t>
-            </w:r>
-            <w:proofErr w:type="gramStart"/>
-            <w:r>
-              <w:rPr>
-                <w:rFonts w:ascii="Montserrat" w:eastAsia="Montserrat" w:hAnsi="Montserrat" w:cs="Montserrat"/>
-              </w:rPr>
-              <w:t>show</w:t>
-            </w:r>
-            <w:proofErr w:type="gramEnd"/>
-            <w:r>
-              <w:rPr>
-                <w:rFonts w:ascii="Montserrat" w:eastAsia="Montserrat" w:hAnsi="Montserrat" w:cs="Montserrat"/>
-              </w:rPr>
-              <w:t xml:space="preserve"> de un contrato que tenga progress log asociados. Al darle a la opción de list </w:t>
+              <w:t xml:space="preserve">client1 y hace show de un contrato que tenga progress log asociados. Al darle a la opción de list </w:t>
             </w:r>
             <w:r>
               <w:rPr>
@@ -3602,19 +3520,11 @@
                 <w:rFonts w:ascii="Montserrat" w:eastAsia="Montserrat" w:hAnsi="Montserrat" w:cs="Montserrat"/>
               </w:rPr>
             </w:pPr>
-            <w:proofErr w:type="gramStart"/>
-            <w:r>
-              <w:rPr>
-                <w:rFonts w:ascii="Montserrat" w:eastAsia="Montserrat" w:hAnsi="Montserrat" w:cs="Montserrat"/>
-              </w:rPr>
-              <w:t>Show</w:t>
-            </w:r>
-            <w:proofErr w:type="gramEnd"/>
-            <w:r>
-              <w:rPr>
-                <w:rFonts w:ascii="Montserrat" w:eastAsia="Montserrat" w:hAnsi="Montserrat" w:cs="Montserrat"/>
-              </w:rPr>
-              <w:t>.safe</w:t>
+            <w:r>
+              <w:rPr>
+                <w:rFonts w:ascii="Montserrat" w:eastAsia="Montserrat" w:hAnsi="Montserrat" w:cs="Montserrat"/>
+              </w:rPr>
+              <w:t>Show.safe</w:t>
             </w:r>
           </w:p>
         </w:tc>
@@ -3639,21 +3549,7 @@
               <w:rPr>
                 <w:rFonts w:ascii="Montserrat" w:eastAsia="Montserrat" w:hAnsi="Montserrat" w:cs="Montserrat"/>
               </w:rPr>
-              <w:t xml:space="preserve">client1 y se listas los progress log. Al clickear uno hace un </w:t>
-            </w:r>
-            <w:proofErr w:type="gramStart"/>
-            <w:r>
-              <w:rPr>
-                <w:rFonts w:ascii="Montserrat" w:eastAsia="Montserrat" w:hAnsi="Montserrat" w:cs="Montserrat"/>
-              </w:rPr>
-              <w:t>show</w:t>
-            </w:r>
-            <w:proofErr w:type="gramEnd"/>
-            <w:r>
-              <w:rPr>
-                <w:rFonts w:ascii="Montserrat" w:eastAsia="Montserrat" w:hAnsi="Montserrat" w:cs="Montserrat"/>
-              </w:rPr>
-              <w:t xml:space="preserve"> con la id de ese progress log no se detectan fallos.</w:t>
+              <w:t>client1 y se listas los progress log. Al clickear uno hace un show con la id de ese progress log no se detectan fallos.</w:t>
             </w:r>
           </w:p>
         </w:tc>
@@ -3859,7 +3755,6 @@
               </w:rPr>
               <w:t>List-by-</w:t>
             </w:r>
-            <w:proofErr w:type="gramStart"/>
             <w:r>
               <w:rPr>
                 <w:rFonts w:ascii="Montserrat" w:eastAsia="Montserrat" w:hAnsi="Montserrat" w:cs="Montserrat"/>
@@ -3872,7 +3767,6 @@
               </w:rPr>
               <w:t>.hack</w:t>
             </w:r>
-            <w:proofErr w:type="gramEnd"/>
           </w:p>
         </w:tc>
         <w:tc>
@@ -4017,19 +3911,11 @@
                 <w:rFonts w:ascii="Montserrat" w:eastAsia="Montserrat" w:hAnsi="Montserrat" w:cs="Montserrat"/>
               </w:rPr>
             </w:pPr>
-            <w:proofErr w:type="gramStart"/>
-            <w:r>
-              <w:rPr>
-                <w:rFonts w:ascii="Montserrat" w:eastAsia="Montserrat" w:hAnsi="Montserrat" w:cs="Montserrat"/>
-              </w:rPr>
-              <w:t>Show</w:t>
-            </w:r>
-            <w:proofErr w:type="gramEnd"/>
-            <w:r>
-              <w:rPr>
-                <w:rFonts w:ascii="Montserrat" w:eastAsia="Montserrat" w:hAnsi="Montserrat" w:cs="Montserrat"/>
-              </w:rPr>
-              <w:t>.hack</w:t>
+            <w:r>
+              <w:rPr>
+                <w:rFonts w:ascii="Montserrat" w:eastAsia="Montserrat" w:hAnsi="Montserrat" w:cs="Montserrat"/>
+              </w:rPr>
+              <w:t>Show.hack</w:t>
             </w:r>
           </w:p>
         </w:tc>
@@ -4148,10 +4034,10 @@
           <w:noProof/>
         </w:rPr>
         <w:drawing>
-          <wp:inline distT="0" distB="0" distL="0" distR="0" wp14:anchorId="08BCBF3F" wp14:editId="72F4BDF8">
-            <wp:extent cx="5029458" cy="3067208"/>
+          <wp:inline distT="0" distB="0" distL="0" distR="0" wp14:anchorId="07B92383" wp14:editId="655A3B10">
+            <wp:extent cx="4542790" cy="3380105"/>
             <wp:effectExtent l="0" t="0" r="0" b="0"/>
-            <wp:docPr id="188556847" name="Imagen 1" descr="Interfaz de usuario gráfica, Tabla&#10;&#10;Descripción generada automáticamente con confianza media"/>
+            <wp:docPr id="2121150797" name="Imagen 1"/>
             <wp:cNvGraphicFramePr>
               <a:graphicFrameLocks xmlns:a="http://schemas.openxmlformats.org/drawingml/2006/main" noChangeAspect="1"/>
             </wp:cNvGraphicFramePr>
@@ -4159,23 +4045,36 @@
               <a:graphicData uri="http://schemas.openxmlformats.org/drawingml/2006/picture">
                 <pic:pic xmlns:pic="http://schemas.openxmlformats.org/drawingml/2006/picture">
                   <pic:nvPicPr>
-                    <pic:cNvPr id="188556847" name="Imagen 1" descr="Interfaz de usuario gráfica, Tabla&#10;&#10;Descripción generada automáticamente con confianza media"/>
-                    <pic:cNvPicPr/>
+                    <pic:cNvPr id="0" name="Picture 1"/>
+                    <pic:cNvPicPr>
+                      <a:picLocks noChangeAspect="1" noChangeArrowheads="1"/>
+                    </pic:cNvPicPr>
                   </pic:nvPicPr>
                   <pic:blipFill>
-                    <a:blip r:embed="rId8"/>
+                    <a:blip r:embed="rId8">
+                      <a:extLst>
+                        <a:ext uri="{28A0092B-C50C-407E-A947-70E740481C1C}">
+                          <a14:useLocalDpi xmlns:a14="http://schemas.microsoft.com/office/drawing/2010/main" val="0"/>
+                        </a:ext>
+                      </a:extLst>
+                    </a:blip>
+                    <a:srcRect/>
                     <a:stretch>
                       <a:fillRect/>
                     </a:stretch>
                   </pic:blipFill>
-                  <pic:spPr>
+                  <pic:spPr bwMode="auto">
                     <a:xfrm>
                       <a:off x="0" y="0"/>
-                      <a:ext cx="5029458" cy="3067208"/>
+                      <a:ext cx="4542790" cy="3380105"/>
                     </a:xfrm>
                     <a:prstGeom prst="rect">
                       <a:avLst/>
                     </a:prstGeom>
+                    <a:noFill/>
+                    <a:ln>
+                      <a:noFill/>
+                    </a:ln>
                   </pic:spPr>
                 </pic:pic>
               </a:graphicData>
@@ -4199,6 +4098,32 @@
           <w:rFonts w:ascii="Montserrat" w:eastAsia="Montserrat" w:hAnsi="Montserrat" w:cs="Montserrat"/>
         </w:rPr>
       </w:pPr>
+      <w:r>
+        <w:rPr>
+          <w:rFonts w:ascii="Montserrat" w:eastAsia="Montserrat" w:hAnsi="Montserrat" w:cs="Montserrat"/>
+        </w:rPr>
+        <w:t xml:space="preserve">Respecto al anterior entregable, los porcentajes de cobertura se han </w:t>
+      </w:r>
+      <w:r>
+        <w:rPr>
+          <w:rFonts w:ascii="Montserrat" w:eastAsia="Montserrat" w:hAnsi="Montserrat" w:cs="Montserrat"/>
+        </w:rPr>
+        <w:t>incrementado</w:t>
+      </w:r>
+      <w:r>
+        <w:rPr>
+          <w:rFonts w:ascii="Montserrat" w:eastAsia="Montserrat" w:hAnsi="Montserrat" w:cs="Montserrat"/>
+        </w:rPr>
+        <w:t>.</w:t>
+      </w:r>
+    </w:p>
+    <w:p>
+      <w:pPr>
+        <w:spacing w:before="320" w:after="320" w:line="360" w:lineRule="auto"/>
+        <w:rPr>
+          <w:rFonts w:ascii="Montserrat" w:eastAsia="Montserrat" w:hAnsi="Montserrat" w:cs="Montserrat"/>
+        </w:rPr>
+      </w:pPr>
     </w:p>
     <w:p>
       <w:pPr>
@@ -4289,10 +4214,10 @@
           <w:szCs w:val="26"/>
         </w:rPr>
         <w:drawing>
-          <wp:inline distT="0" distB="0" distL="0" distR="0" wp14:anchorId="0248CCA6" wp14:editId="38440858">
-            <wp:extent cx="5731510" cy="2275840"/>
-            <wp:effectExtent l="0" t="0" r="2540" b="0"/>
-            <wp:docPr id="1093671983" name="Imagen 1" descr="Gráfico, Gráfico en cascada&#10;&#10;Descripción generada automáticamente"/>
+          <wp:inline distT="0" distB="0" distL="0" distR="0" wp14:anchorId="1827306D" wp14:editId="4AC1DBEB">
+            <wp:extent cx="5723890" cy="2233930"/>
+            <wp:effectExtent l="0" t="0" r="0" b="0"/>
+            <wp:docPr id="1930404241" name="Imagen 2"/>
             <wp:cNvGraphicFramePr>
               <a:graphicFrameLocks xmlns:a="http://schemas.openxmlformats.org/drawingml/2006/main" noChangeAspect="1"/>
             </wp:cNvGraphicFramePr>
@@ -4300,23 +4225,36 @@
               <a:graphicData uri="http://schemas.openxmlformats.org/drawingml/2006/picture">
                 <pic:pic xmlns:pic="http://schemas.openxmlformats.org/drawingml/2006/picture">
                   <pic:nvPicPr>
-                    <pic:cNvPr id="1093671983" name="Imagen 1" descr="Gráfico, Gráfico en cascada&#10;&#10;Descripción generada automáticamente"/>
-                    <pic:cNvPicPr/>
+                    <pic:cNvPr id="0" name="Picture 2"/>
+                    <pic:cNvPicPr>
+                      <a:picLocks noChangeAspect="1" noChangeArrowheads="1"/>
+                    </pic:cNvPicPr>
                   </pic:nvPicPr>
                   <pic:blipFill>
-                    <a:blip r:embed="rId9"/>
+                    <a:blip r:embed="rId9">
+                      <a:extLst>
+                        <a:ext uri="{28A0092B-C50C-407E-A947-70E740481C1C}">
+                          <a14:useLocalDpi xmlns:a14="http://schemas.microsoft.com/office/drawing/2010/main" val="0"/>
+                        </a:ext>
+                      </a:extLst>
+                    </a:blip>
+                    <a:srcRect/>
                     <a:stretch>
                       <a:fillRect/>
                     </a:stretch>
                   </pic:blipFill>
-                  <pic:spPr>
+                  <pic:spPr bwMode="auto">
                     <a:xfrm>
                       <a:off x="0" y="0"/>
-                      <a:ext cx="5731510" cy="2275840"/>
+                      <a:ext cx="5723890" cy="2233930"/>
                     </a:xfrm>
                     <a:prstGeom prst="rect">
                       <a:avLst/>
                     </a:prstGeom>
+                    <a:noFill/>
+                    <a:ln>
+                      <a:noFill/>
+                    </a:ln>
                   </pic:spPr>
                 </pic:pic>
               </a:graphicData>
@@ -4356,10 +4294,10 @@
           <w:noProof/>
         </w:rPr>
         <w:drawing>
-          <wp:inline distT="0" distB="0" distL="0" distR="0" wp14:anchorId="46ADBB9C" wp14:editId="07E46A17">
-            <wp:extent cx="5731510" cy="1995170"/>
-            <wp:effectExtent l="0" t="0" r="2540" b="5080"/>
-            <wp:docPr id="458630359" name="Imagen 1" descr="Gráfico&#10;&#10;Descripción generada automáticamente"/>
+          <wp:inline distT="0" distB="0" distL="0" distR="0" wp14:anchorId="28DF3AEE" wp14:editId="34E068D7">
+            <wp:extent cx="5723890" cy="2019935"/>
+            <wp:effectExtent l="0" t="0" r="0" b="0"/>
+            <wp:docPr id="562339335" name="Imagen 3"/>
             <wp:cNvGraphicFramePr>
               <a:graphicFrameLocks xmlns:a="http://schemas.openxmlformats.org/drawingml/2006/main" noChangeAspect="1"/>
             </wp:cNvGraphicFramePr>
@@ -4367,23 +4305,36 @@
               <a:graphicData uri="http://schemas.openxmlformats.org/drawingml/2006/picture">
                 <pic:pic xmlns:pic="http://schemas.openxmlformats.org/drawingml/2006/picture">
                   <pic:nvPicPr>
-                    <pic:cNvPr id="458630359" name="Imagen 1" descr="Gráfico&#10;&#10;Descripción generada automáticamente"/>
-                    <pic:cNvPicPr/>
+                    <pic:cNvPr id="0" name="Picture 3"/>
+                    <pic:cNvPicPr>
+                      <a:picLocks noChangeAspect="1" noChangeArrowheads="1"/>
+                    </pic:cNvPicPr>
                   </pic:nvPicPr>
                   <pic:blipFill>
-                    <a:blip r:embed="rId10"/>
+                    <a:blip r:embed="rId10" cstate="print">
+                      <a:extLst>
+                        <a:ext uri="{28A0092B-C50C-407E-A947-70E740481C1C}">
+                          <a14:useLocalDpi xmlns:a14="http://schemas.microsoft.com/office/drawing/2010/main" val="0"/>
+                        </a:ext>
+                      </a:extLst>
+                    </a:blip>
+                    <a:srcRect/>
                     <a:stretch>
                       <a:fillRect/>
                     </a:stretch>
                   </pic:blipFill>
-                  <pic:spPr>
+                  <pic:spPr bwMode="auto">
                     <a:xfrm>
                       <a:off x="0" y="0"/>
-                      <a:ext cx="5731510" cy="1995170"/>
+                      <a:ext cx="5723890" cy="2019935"/>
                     </a:xfrm>
                     <a:prstGeom prst="rect">
                       <a:avLst/>
                     </a:prstGeom>
+                    <a:noFill/>
+                    <a:ln>
+                      <a:noFill/>
+                    </a:ln>
                   </pic:spPr>
                 </pic:pic>
               </a:graphicData>
@@ -4400,7 +4351,14 @@
         </w:rPr>
       </w:pPr>
       <w:r>
-        <w:t>El PC B por lo general tiene tiempos más bajos</w:t>
+        <w:lastRenderedPageBreak/>
+        <w:t xml:space="preserve">El PC </w:t>
+      </w:r>
+      <w:r>
+        <w:t>A</w:t>
+      </w:r>
+      <w:r>
+        <w:t xml:space="preserve"> por lo general tiene tiempos más bajos</w:t>
       </w:r>
       <w:r>
         <w:t xml:space="preserve">, observamos que la request que tarda </w:t>
@@ -4409,7 +4367,25 @@
         <w:t>más</w:t>
       </w:r>
       <w:r>
-        <w:t xml:space="preserve"> tiempo es listar todos los contratos esto es lógico ya que es cuando mas datos se tienen que fetchear y por lo tanto mas tiempo.</w:t>
+        <w:t xml:space="preserve"> tiempo es listar todos los contratos esto es lógico ya que es cuando </w:t>
+      </w:r>
+      <w:r>
+        <w:t>más</w:t>
+      </w:r>
+      <w:r>
+        <w:t xml:space="preserve"> datos se tienen que </w:t>
+      </w:r>
+      <w:r>
+        <w:t>traer desde el backend</w:t>
+      </w:r>
+      <w:r>
+        <w:t xml:space="preserve"> y por lo tanto </w:t>
+      </w:r>
+      <w:r>
+        <w:t>más</w:t>
+      </w:r>
+      <w:r>
+        <w:t xml:space="preserve"> tiempo.</w:t>
       </w:r>
     </w:p>
     <w:p>
@@ -4433,10 +4409,10 @@
         </w:rPr>
         <w:lastRenderedPageBreak/>
         <w:drawing>
-          <wp:inline distT="0" distB="0" distL="0" distR="0" wp14:anchorId="5F52FC07" wp14:editId="7C048CF3">
-            <wp:extent cx="5731510" cy="2380615"/>
-            <wp:effectExtent l="0" t="0" r="2540" b="635"/>
-            <wp:docPr id="235851865" name="Imagen 1" descr="Interfaz de usuario gráfica, Aplicación, Tabla, Excel&#10;&#10;Descripción generada automáticamente"/>
+          <wp:inline distT="0" distB="0" distL="0" distR="0" wp14:anchorId="3A18F8C6" wp14:editId="5DE5220C">
+            <wp:extent cx="4785995" cy="3159760"/>
+            <wp:effectExtent l="0" t="0" r="0" b="2540"/>
+            <wp:docPr id="429084748" name="Imagen 7" descr="Interfaz de usuario gráfica, Aplicación, Tabla, Excel&#10;&#10;Descripción generada automáticamente"/>
             <wp:cNvGraphicFramePr>
               <a:graphicFrameLocks xmlns:a="http://schemas.openxmlformats.org/drawingml/2006/main" noChangeAspect="1"/>
             </wp:cNvGraphicFramePr>
@@ -4444,23 +4420,36 @@
               <a:graphicData uri="http://schemas.openxmlformats.org/drawingml/2006/picture">
                 <pic:pic xmlns:pic="http://schemas.openxmlformats.org/drawingml/2006/picture">
                   <pic:nvPicPr>
-                    <pic:cNvPr id="235851865" name="Imagen 1" descr="Interfaz de usuario gráfica, Aplicación, Tabla, Excel&#10;&#10;Descripción generada automáticamente"/>
-                    <pic:cNvPicPr/>
+                    <pic:cNvPr id="429084748" name="Imagen 7" descr="Interfaz de usuario gráfica, Aplicación, Tabla, Excel&#10;&#10;Descripción generada automáticamente"/>
+                    <pic:cNvPicPr>
+                      <a:picLocks noChangeAspect="1" noChangeArrowheads="1"/>
+                    </pic:cNvPicPr>
                   </pic:nvPicPr>
                   <pic:blipFill>
-                    <a:blip r:embed="rId11"/>
+                    <a:blip r:embed="rId11">
+                      <a:extLst>
+                        <a:ext uri="{28A0092B-C50C-407E-A947-70E740481C1C}">
+                          <a14:useLocalDpi xmlns:a14="http://schemas.microsoft.com/office/drawing/2010/main" val="0"/>
+                        </a:ext>
+                      </a:extLst>
+                    </a:blip>
+                    <a:srcRect/>
                     <a:stretch>
                       <a:fillRect/>
                     </a:stretch>
                   </pic:blipFill>
-                  <pic:spPr>
+                  <pic:spPr bwMode="auto">
                     <a:xfrm>
                       <a:off x="0" y="0"/>
-                      <a:ext cx="5731510" cy="2380615"/>
+                      <a:ext cx="4785995" cy="3159760"/>
                     </a:xfrm>
                     <a:prstGeom prst="rect">
                       <a:avLst/>
                     </a:prstGeom>
+                    <a:noFill/>
+                    <a:ln>
+                      <a:noFill/>
+                    </a:ln>
                   </pic:spPr>
                 </pic:pic>
               </a:graphicData>
@@ -4468,17 +4457,19 @@
           </wp:inline>
         </w:drawing>
       </w:r>
-    </w:p>
-    <w:p>
-      <w:r>
-        <w:rPr>
+      <w:r>
+        <w:rPr>
+          <w:b/>
+          <w:bCs/>
           <w:noProof/>
+          <w:sz w:val="26"/>
+          <w:szCs w:val="26"/>
         </w:rPr>
         <w:drawing>
-          <wp:inline distT="0" distB="0" distL="0" distR="0" wp14:anchorId="59675230" wp14:editId="742E1795">
-            <wp:extent cx="5731510" cy="3338830"/>
-            <wp:effectExtent l="0" t="0" r="2540" b="0"/>
-            <wp:docPr id="213161866" name="Imagen 1" descr="Interfaz de usuario gráfica, Aplicación, Tabla, Excel&#10;&#10;Descripción generada automáticamente"/>
+          <wp:inline distT="0" distB="0" distL="0" distR="0" wp14:anchorId="4B04356F" wp14:editId="0134339E">
+            <wp:extent cx="5729605" cy="2800985"/>
+            <wp:effectExtent l="0" t="0" r="4445" b="0"/>
+            <wp:docPr id="2029956365" name="Imagen 8"/>
             <wp:cNvGraphicFramePr>
               <a:graphicFrameLocks xmlns:a="http://schemas.openxmlformats.org/drawingml/2006/main" noChangeAspect="1"/>
             </wp:cNvGraphicFramePr>
@@ -4486,23 +4477,36 @@
               <a:graphicData uri="http://schemas.openxmlformats.org/drawingml/2006/picture">
                 <pic:pic xmlns:pic="http://schemas.openxmlformats.org/drawingml/2006/picture">
                   <pic:nvPicPr>
-                    <pic:cNvPr id="213161866" name="Imagen 1" descr="Interfaz de usuario gráfica, Aplicación, Tabla, Excel&#10;&#10;Descripción generada automáticamente"/>
-                    <pic:cNvPicPr/>
+                    <pic:cNvPr id="0" name="Picture 8"/>
+                    <pic:cNvPicPr>
+                      <a:picLocks noChangeAspect="1" noChangeArrowheads="1"/>
+                    </pic:cNvPicPr>
                   </pic:nvPicPr>
                   <pic:blipFill>
-                    <a:blip r:embed="rId12"/>
+                    <a:blip r:embed="rId12">
+                      <a:extLst>
+                        <a:ext uri="{28A0092B-C50C-407E-A947-70E740481C1C}">
+                          <a14:useLocalDpi xmlns:a14="http://schemas.microsoft.com/office/drawing/2010/main" val="0"/>
+                        </a:ext>
+                      </a:extLst>
+                    </a:blip>
+                    <a:srcRect/>
                     <a:stretch>
                       <a:fillRect/>
                     </a:stretch>
                   </pic:blipFill>
-                  <pic:spPr>
+                  <pic:spPr bwMode="auto">
                     <a:xfrm>
                       <a:off x="0" y="0"/>
-                      <a:ext cx="5731510" cy="3338830"/>
+                      <a:ext cx="5729605" cy="2800985"/>
                     </a:xfrm>
                     <a:prstGeom prst="rect">
                       <a:avLst/>
                     </a:prstGeom>
+                    <a:noFill/>
+                    <a:ln>
+                      <a:noFill/>
+                    </a:ln>
                   </pic:spPr>
                 </pic:pic>
               </a:graphicData>
@@ -4534,42 +4538,42 @@
           <w:sz w:val="22"/>
           <w:szCs w:val="22"/>
         </w:rPr>
-        <w:t>23.75</w:t>
+        <w:t>2</w:t>
       </w:r>
       <w:r>
         <w:rPr>
           <w:sz w:val="22"/>
           <w:szCs w:val="22"/>
         </w:rPr>
-        <w:t xml:space="preserve">, </w:t>
+        <w:t>7</w:t>
       </w:r>
       <w:r>
         <w:rPr>
           <w:sz w:val="22"/>
           <w:szCs w:val="22"/>
         </w:rPr>
-        <w:t>35.5</w:t>
+        <w:t xml:space="preserve">, </w:t>
       </w:r>
       <w:r>
         <w:rPr>
           <w:sz w:val="22"/>
           <w:szCs w:val="22"/>
         </w:rPr>
-        <w:t>) y el PCB tiene intervalo (</w:t>
+        <w:t>3</w:t>
       </w:r>
       <w:r>
         <w:rPr>
           <w:sz w:val="22"/>
           <w:szCs w:val="22"/>
         </w:rPr>
-        <w:t>20</w:t>
+        <w:t>7</w:t>
       </w:r>
       <w:r>
         <w:rPr>
           <w:sz w:val="22"/>
           <w:szCs w:val="22"/>
         </w:rPr>
-        <w:t xml:space="preserve">, </w:t>
+        <w:t>) y el PCB tiene intervalo (</w:t>
       </w:r>
       <w:r>
         <w:rPr>
@@ -4577,6 +4581,20 @@
           <w:szCs w:val="22"/>
         </w:rPr>
         <w:t>31</w:t>
+      </w:r>
+      <w:r>
+        <w:rPr>
+          <w:sz w:val="22"/>
+          <w:szCs w:val="22"/>
+        </w:rPr>
+        <w:t xml:space="preserve">, </w:t>
+      </w:r>
+      <w:r>
+        <w:rPr>
+          <w:sz w:val="22"/>
+          <w:szCs w:val="22"/>
+        </w:rPr>
+        <w:t>42</w:t>
       </w:r>
       <w:r>
         <w:rPr>
@@ -4597,21 +4615,17 @@
     </w:p>
     <w:p/>
     <w:p/>
-    <w:p/>
-    <w:p/>
-    <w:p/>
-    <w:p/>
+    <w:p>
+      <w:r>
+        <w:t>A continuación, calculamos la hipótesis de contraste con 95% confianza para intentar averiguar que ordenador es más potente:</w:t>
+      </w:r>
+      <w:r>
+        <w:t xml:space="preserve"> </w:t>
+      </w:r>
+    </w:p>
     <w:p>
       <w:r>
         <w:lastRenderedPageBreak/>
-        <w:t>A continuación, calculamos la hipótesis de contraste con 95% confianza para intentar averiguar que ordenador es más potente:</w:t>
-      </w:r>
-      <w:r>
-        <w:t xml:space="preserve"> </w:t>
-      </w:r>
-    </w:p>
-    <w:p>
-      <w:r>
         <w:t>Este se basa en un valor llamado alfa, que se calcula como 1 menos el porcentaje del nivel de confianza. Para este caso, alfa será 0.05.</w:t>
       </w:r>
     </w:p>
@@ -4638,10 +4652,10 @@
           <w:noProof/>
         </w:rPr>
         <w:drawing>
-          <wp:inline distT="0" distB="0" distL="0" distR="0" wp14:anchorId="52329885" wp14:editId="42149851">
-            <wp:extent cx="4940554" cy="2514729"/>
-            <wp:effectExtent l="0" t="0" r="0" b="0"/>
-            <wp:docPr id="1932816477" name="Imagen 1"/>
+          <wp:inline distT="0" distB="0" distL="0" distR="0" wp14:anchorId="781CA9F7" wp14:editId="122A02CF">
+            <wp:extent cx="5693410" cy="3641725"/>
+            <wp:effectExtent l="0" t="0" r="2540" b="0"/>
+            <wp:docPr id="1294148747" name="Imagen 9"/>
             <wp:cNvGraphicFramePr>
               <a:graphicFrameLocks xmlns:a="http://schemas.openxmlformats.org/drawingml/2006/main" noChangeAspect="1"/>
             </wp:cNvGraphicFramePr>
@@ -4649,23 +4663,36 @@
               <a:graphicData uri="http://schemas.openxmlformats.org/drawingml/2006/picture">
                 <pic:pic xmlns:pic="http://schemas.openxmlformats.org/drawingml/2006/picture">
                   <pic:nvPicPr>
-                    <pic:cNvPr id="1932816477" name="Imagen 1"/>
-                    <pic:cNvPicPr/>
+                    <pic:cNvPr id="0" name="Picture 9"/>
+                    <pic:cNvPicPr>
+                      <a:picLocks noChangeAspect="1" noChangeArrowheads="1"/>
+                    </pic:cNvPicPr>
                   </pic:nvPicPr>
                   <pic:blipFill>
-                    <a:blip r:embed="rId13"/>
+                    <a:blip r:embed="rId13">
+                      <a:extLst>
+                        <a:ext uri="{28A0092B-C50C-407E-A947-70E740481C1C}">
+                          <a14:useLocalDpi xmlns:a14="http://schemas.microsoft.com/office/drawing/2010/main" val="0"/>
+                        </a:ext>
+                      </a:extLst>
+                    </a:blip>
+                    <a:srcRect/>
                     <a:stretch>
                       <a:fillRect/>
                     </a:stretch>
                   </pic:blipFill>
-                  <pic:spPr>
+                  <pic:spPr bwMode="auto">
                     <a:xfrm>
                       <a:off x="0" y="0"/>
-                      <a:ext cx="4940554" cy="2514729"/>
+                      <a:ext cx="5693410" cy="3641725"/>
                     </a:xfrm>
                     <a:prstGeom prst="rect">
                       <a:avLst/>
                     </a:prstGeom>
+                    <a:noFill/>
+                    <a:ln>
+                      <a:noFill/>
+                    </a:ln>
                   </pic:spPr>
                 </pic:pic>
               </a:graphicData>
@@ -4703,7 +4730,13 @@
         <w:t xml:space="preserve"> es un número que te dice qué tan probable es que los resultados de tu experimento hayan ocurrido por casualidad. Su valor sale de </w:t>
       </w:r>
       <w:r>
-        <w:t xml:space="preserve">0.54 </w:t>
+        <w:t>0.</w:t>
+      </w:r>
+      <w:r>
+        <w:t>2</w:t>
+      </w:r>
+      <w:r>
+        <w:t xml:space="preserve">4 </w:t>
       </w:r>
       <w:r>
         <w:t>que es mayor que alfa (0.05) pero no es un valor que concluya que hay una diferencia significativa entre los dos pcs. Si bien es cierto que siempre va a haber una diferencia entre ambos, los consideramos como equivalentes en general.</w:t>
@@ -4754,27 +4787,13 @@
         <w:rPr>
           <w:rFonts w:ascii="Montserrat" w:eastAsia="Montserrat" w:hAnsi="Montserrat" w:cs="Montserrat"/>
         </w:rPr>
-        <w:t xml:space="preserve"> han servido para encontrar </w:t>
-      </w:r>
-      <w:proofErr w:type="gramStart"/>
-      <w:r>
-        <w:rPr>
-          <w:rFonts w:ascii="Montserrat" w:eastAsia="Montserrat" w:hAnsi="Montserrat" w:cs="Montserrat"/>
-        </w:rPr>
-        <w:t>algún error</w:t>
-      </w:r>
-      <w:r>
-        <w:rPr>
-          <w:rFonts w:ascii="Montserrat" w:eastAsia="Montserrat" w:hAnsi="Montserrat" w:cs="Montserrat"/>
-        </w:rPr>
-        <w:t>es</w:t>
-      </w:r>
-      <w:proofErr w:type="gramEnd"/>
-      <w:r>
-        <w:rPr>
-          <w:rFonts w:ascii="Montserrat" w:eastAsia="Montserrat" w:hAnsi="Montserrat" w:cs="Montserrat"/>
-        </w:rPr>
-        <w:t>/bugs</w:t>
+        <w:t xml:space="preserve"> han servido para encontrar algún error</w:t>
+      </w:r>
+      <w:r>
+        <w:rPr>
+          <w:rFonts w:ascii="Montserrat" w:eastAsia="Montserrat" w:hAnsi="Montserrat" w:cs="Montserrat"/>
+        </w:rPr>
+        <w:t>es/bugs</w:t>
       </w:r>
       <w:r>
         <w:rPr>
@@ -4822,12 +4841,19 @@
     </w:p>
     <w:p>
       <w:pPr>
+        <w:pStyle w:val="Ttulo1"/>
+        <w:spacing w:before="320" w:after="320" w:line="360" w:lineRule="auto"/>
         <w:rPr>
           <w:b/>
           <w:sz w:val="48"/>
           <w:szCs w:val="48"/>
         </w:rPr>
       </w:pPr>
+      <w:bookmarkStart w:id="6" w:name="_Toc158967751"/>
+      <w:r>
+        <w:t>6. Bibliografía</w:t>
+      </w:r>
+      <w:bookmarkEnd w:id="6"/>
     </w:p>
     <w:p>
       <w:pPr>
@@ -4837,135 +4863,11 @@
           <w:szCs w:val="48"/>
         </w:rPr>
       </w:pPr>
-    </w:p>
-    <w:p>
-      <w:pPr>
-        <w:rPr>
-          <w:b/>
-          <w:sz w:val="48"/>
-          <w:szCs w:val="48"/>
-        </w:rPr>
-      </w:pPr>
-    </w:p>
-    <w:p>
-      <w:pPr>
-        <w:rPr>
-          <w:b/>
-          <w:sz w:val="48"/>
-          <w:szCs w:val="48"/>
-        </w:rPr>
-      </w:pPr>
-    </w:p>
-    <w:p>
-      <w:pPr>
-        <w:rPr>
-          <w:b/>
-          <w:sz w:val="48"/>
-          <w:szCs w:val="48"/>
-        </w:rPr>
-      </w:pPr>
-    </w:p>
-    <w:p>
-      <w:pPr>
-        <w:rPr>
-          <w:b/>
-          <w:sz w:val="48"/>
-          <w:szCs w:val="48"/>
-        </w:rPr>
-      </w:pPr>
-    </w:p>
-    <w:p>
-      <w:pPr>
-        <w:rPr>
-          <w:b/>
-          <w:sz w:val="48"/>
-          <w:szCs w:val="48"/>
-        </w:rPr>
-      </w:pPr>
-    </w:p>
-    <w:p>
-      <w:pPr>
-        <w:rPr>
-          <w:b/>
-          <w:sz w:val="48"/>
-          <w:szCs w:val="48"/>
-        </w:rPr>
-      </w:pPr>
-    </w:p>
-    <w:p>
-      <w:pPr>
-        <w:rPr>
-          <w:b/>
-          <w:sz w:val="48"/>
-          <w:szCs w:val="48"/>
-        </w:rPr>
-      </w:pPr>
-    </w:p>
-    <w:p>
-      <w:pPr>
-        <w:rPr>
-          <w:b/>
-          <w:sz w:val="48"/>
-          <w:szCs w:val="48"/>
-        </w:rPr>
-      </w:pPr>
-    </w:p>
-    <w:p>
-      <w:pPr>
-        <w:rPr>
-          <w:b/>
-          <w:sz w:val="48"/>
-          <w:szCs w:val="48"/>
-        </w:rPr>
-      </w:pPr>
-    </w:p>
-    <w:p>
-      <w:pPr>
-        <w:rPr>
-          <w:b/>
-          <w:sz w:val="48"/>
-          <w:szCs w:val="48"/>
-        </w:rPr>
-      </w:pPr>
-    </w:p>
-    <w:p>
-      <w:pPr>
-        <w:rPr>
-          <w:b/>
-          <w:sz w:val="48"/>
-          <w:szCs w:val="48"/>
-        </w:rPr>
-      </w:pPr>
-    </w:p>
-    <w:p>
-      <w:pPr>
-        <w:pStyle w:val="Ttulo1"/>
-        <w:spacing w:before="320" w:after="320" w:line="360" w:lineRule="auto"/>
-        <w:rPr>
-          <w:b/>
-          <w:sz w:val="48"/>
-          <w:szCs w:val="48"/>
-        </w:rPr>
-      </w:pPr>
-      <w:bookmarkStart w:id="6" w:name="_Toc158967751"/>
-      <w:r>
-        <w:t>6. Bibliografía</w:t>
-      </w:r>
-      <w:bookmarkEnd w:id="6"/>
-    </w:p>
-    <w:p>
-      <w:pPr>
-        <w:rPr>
-          <w:b/>
-          <w:sz w:val="48"/>
-          <w:szCs w:val="48"/>
-        </w:rPr>
-      </w:pPr>
-      <w:r>
-        <w:rPr>
-          <w:rFonts w:ascii="Montserrat" w:eastAsia="Montserrat" w:hAnsi="Montserrat" w:cs="Montserrat"/>
-        </w:rPr>
-        <w:t>Intencionadamente en blanco</w:t>
+      <w:r>
+        <w:rPr>
+          <w:rFonts w:ascii="Montserrat" w:eastAsia="Montserrat" w:hAnsi="Montserrat" w:cs="Montserrat"/>
+        </w:rPr>
+        <w:t>ev.us.es</w:t>
       </w:r>
     </w:p>
     <w:sectPr>

--- a/reports/student2/Entregable4/Informe de Pruebas tomhuecal.docx
+++ b/reports/student2/Entregable4/Informe de Pruebas tomhuecal.docx
@@ -70,6 +70,7 @@
           <w:szCs w:val="36"/>
         </w:rPr>
       </w:pPr>
+      <w:proofErr w:type="spellStart"/>
       <w:r>
         <w:rPr>
           <w:rFonts w:ascii="Arial Narrow" w:eastAsia="Arial Narrow" w:hAnsi="Arial Narrow" w:cs="Arial Narrow"/>
@@ -79,6 +80,7 @@
         </w:rPr>
         <w:t>Testing</w:t>
       </w:r>
+      <w:proofErr w:type="spellEnd"/>
     </w:p>
     <w:p>
       <w:pPr>
@@ -1953,13 +1955,23 @@
                 <w:szCs w:val="24"/>
               </w:rPr>
             </w:pPr>
+            <w:proofErr w:type="spellStart"/>
             <w:r>
               <w:rPr>
                 <w:rFonts w:ascii="Arial Narrow" w:eastAsia="Arial Narrow" w:hAnsi="Arial Narrow" w:cs="Arial Narrow"/>
                 <w:sz w:val="24"/>
                 <w:szCs w:val="24"/>
               </w:rPr>
-              <w:t>Hotfix del documento para la segunda entrega a producción</w:t>
+              <w:t>Hotfix</w:t>
+            </w:r>
+            <w:proofErr w:type="spellEnd"/>
+            <w:r>
+              <w:rPr>
+                <w:rFonts w:ascii="Arial Narrow" w:eastAsia="Arial Narrow" w:hAnsi="Arial Narrow" w:cs="Arial Narrow"/>
+                <w:sz w:val="24"/>
+                <w:szCs w:val="24"/>
+              </w:rPr>
+              <w:t xml:space="preserve"> del documento para la segunda entrega a producción</w:t>
             </w:r>
           </w:p>
         </w:tc>
@@ -2190,7 +2202,35 @@
         <w:rPr>
           <w:rFonts w:ascii="Montserrat" w:eastAsia="Montserrat" w:hAnsi="Montserrat" w:cs="Montserrat"/>
         </w:rPr>
-        <w:t>se ha llevado a cabo la refactorización de los tests incluyendo más pruebas, incluyendo además aquel flujo en el que se producía el error que nos reporto el cliente en el primer entregable.</w:t>
+        <w:t xml:space="preserve">se ha llevado a cabo la refactorización de los </w:t>
+      </w:r>
+      <w:proofErr w:type="spellStart"/>
+      <w:r>
+        <w:rPr>
+          <w:rFonts w:ascii="Montserrat" w:eastAsia="Montserrat" w:hAnsi="Montserrat" w:cs="Montserrat"/>
+        </w:rPr>
+        <w:t>tests</w:t>
+      </w:r>
+      <w:proofErr w:type="spellEnd"/>
+      <w:r>
+        <w:rPr>
+          <w:rFonts w:ascii="Montserrat" w:eastAsia="Montserrat" w:hAnsi="Montserrat" w:cs="Montserrat"/>
+        </w:rPr>
+        <w:t xml:space="preserve"> incluyendo más pruebas, incluyendo además aquel flujo en el que se producía el error que nos </w:t>
+      </w:r>
+      <w:proofErr w:type="spellStart"/>
+      <w:r>
+        <w:rPr>
+          <w:rFonts w:ascii="Montserrat" w:eastAsia="Montserrat" w:hAnsi="Montserrat" w:cs="Montserrat"/>
+        </w:rPr>
+        <w:t>reporto</w:t>
+      </w:r>
+      <w:proofErr w:type="spellEnd"/>
+      <w:r>
+        <w:rPr>
+          <w:rFonts w:ascii="Montserrat" w:eastAsia="Montserrat" w:hAnsi="Montserrat" w:cs="Montserrat"/>
+        </w:rPr>
+        <w:t xml:space="preserve"> el cliente en el primer entregable.</w:t>
       </w:r>
     </w:p>
     <w:p>
@@ -2298,7 +2338,35 @@
         <w:rPr>
           <w:rFonts w:ascii="Montserrat" w:eastAsia="Montserrat" w:hAnsi="Montserrat" w:cs="Montserrat"/>
         </w:rPr>
-        <w:t>Se toma la decisión de no implementar ningún índice en el framework ya que este crea los índices por ids y atributos de navegación automáticamente</w:t>
+        <w:t xml:space="preserve">Se toma la decisión de no implementar ningún índice en el </w:t>
+      </w:r>
+      <w:proofErr w:type="spellStart"/>
+      <w:r>
+        <w:rPr>
+          <w:rFonts w:ascii="Montserrat" w:eastAsia="Montserrat" w:hAnsi="Montserrat" w:cs="Montserrat"/>
+        </w:rPr>
+        <w:t>framework</w:t>
+      </w:r>
+      <w:proofErr w:type="spellEnd"/>
+      <w:r>
+        <w:rPr>
+          <w:rFonts w:ascii="Montserrat" w:eastAsia="Montserrat" w:hAnsi="Montserrat" w:cs="Montserrat"/>
+        </w:rPr>
+        <w:t xml:space="preserve"> ya que este crea los índices por </w:t>
+      </w:r>
+      <w:proofErr w:type="spellStart"/>
+      <w:r>
+        <w:rPr>
+          <w:rFonts w:ascii="Montserrat" w:eastAsia="Montserrat" w:hAnsi="Montserrat" w:cs="Montserrat"/>
+        </w:rPr>
+        <w:t>ids</w:t>
+      </w:r>
+      <w:proofErr w:type="spellEnd"/>
+      <w:r>
+        <w:rPr>
+          <w:rFonts w:ascii="Montserrat" w:eastAsia="Montserrat" w:hAnsi="Montserrat" w:cs="Montserrat"/>
+        </w:rPr>
+        <w:t xml:space="preserve"> y atributos de navegación automáticamente</w:t>
       </w:r>
     </w:p>
     <w:p>
@@ -2319,7 +2387,97 @@
           <w:sz w:val="22"/>
           <w:szCs w:val="22"/>
         </w:rPr>
-        <w:t>Algunas cosas pueden salir en amarillo como el assert object  != null o validaciones authenticated que ya lo haga el framework por detrás.</w:t>
+        <w:t xml:space="preserve">Algunas cosas pueden salir en amarillo como el </w:t>
+      </w:r>
+      <w:proofErr w:type="spellStart"/>
+      <w:r>
+        <w:rPr>
+          <w:rFonts w:ascii="Montserrat" w:eastAsia="Montserrat" w:hAnsi="Montserrat" w:cs="Montserrat"/>
+          <w:sz w:val="22"/>
+          <w:szCs w:val="22"/>
+        </w:rPr>
+        <w:t>assert</w:t>
+      </w:r>
+      <w:proofErr w:type="spellEnd"/>
+      <w:r>
+        <w:rPr>
+          <w:rFonts w:ascii="Montserrat" w:eastAsia="Montserrat" w:hAnsi="Montserrat" w:cs="Montserrat"/>
+          <w:sz w:val="22"/>
+          <w:szCs w:val="22"/>
+        </w:rPr>
+        <w:t xml:space="preserve"> </w:t>
+      </w:r>
+      <w:proofErr w:type="spellStart"/>
+      <w:r>
+        <w:rPr>
+          <w:rFonts w:ascii="Montserrat" w:eastAsia="Montserrat" w:hAnsi="Montserrat" w:cs="Montserrat"/>
+          <w:sz w:val="22"/>
+          <w:szCs w:val="22"/>
+        </w:rPr>
+        <w:t>object</w:t>
+      </w:r>
+      <w:proofErr w:type="spellEnd"/>
+      <w:r>
+        <w:rPr>
+          <w:rFonts w:ascii="Montserrat" w:eastAsia="Montserrat" w:hAnsi="Montserrat" w:cs="Montserrat"/>
+          <w:sz w:val="22"/>
+          <w:szCs w:val="22"/>
+        </w:rPr>
+        <w:t xml:space="preserve">  != </w:t>
+      </w:r>
+      <w:proofErr w:type="spellStart"/>
+      <w:r>
+        <w:rPr>
+          <w:rFonts w:ascii="Montserrat" w:eastAsia="Montserrat" w:hAnsi="Montserrat" w:cs="Montserrat"/>
+          <w:sz w:val="22"/>
+          <w:szCs w:val="22"/>
+        </w:rPr>
+        <w:t>null</w:t>
+      </w:r>
+      <w:proofErr w:type="spellEnd"/>
+      <w:r>
+        <w:rPr>
+          <w:rFonts w:ascii="Montserrat" w:eastAsia="Montserrat" w:hAnsi="Montserrat" w:cs="Montserrat"/>
+          <w:sz w:val="22"/>
+          <w:szCs w:val="22"/>
+        </w:rPr>
+        <w:t xml:space="preserve"> o validaciones </w:t>
+      </w:r>
+      <w:proofErr w:type="spellStart"/>
+      <w:r>
+        <w:rPr>
+          <w:rFonts w:ascii="Montserrat" w:eastAsia="Montserrat" w:hAnsi="Montserrat" w:cs="Montserrat"/>
+          <w:sz w:val="22"/>
+          <w:szCs w:val="22"/>
+        </w:rPr>
+        <w:t>authenticated</w:t>
+      </w:r>
+      <w:proofErr w:type="spellEnd"/>
+      <w:r>
+        <w:rPr>
+          <w:rFonts w:ascii="Montserrat" w:eastAsia="Montserrat" w:hAnsi="Montserrat" w:cs="Montserrat"/>
+          <w:sz w:val="22"/>
+          <w:szCs w:val="22"/>
+        </w:rPr>
+        <w:t xml:space="preserve"> que ya lo haga el </w:t>
+      </w:r>
+      <w:proofErr w:type="spellStart"/>
+      <w:r>
+        <w:rPr>
+          <w:rFonts w:ascii="Montserrat" w:eastAsia="Montserrat" w:hAnsi="Montserrat" w:cs="Montserrat"/>
+          <w:sz w:val="22"/>
+          <w:szCs w:val="22"/>
+        </w:rPr>
+        <w:t>framework</w:t>
+      </w:r>
+      <w:proofErr w:type="spellEnd"/>
+      <w:r>
+        <w:rPr>
+          <w:rFonts w:ascii="Montserrat" w:eastAsia="Montserrat" w:hAnsi="Montserrat" w:cs="Montserrat"/>
+          <w:sz w:val="22"/>
+          <w:szCs w:val="22"/>
+        </w:rPr>
+        <w:t xml:space="preserve"> por detrás.</w:t>
       </w:r>
     </w:p>
     <w:p>
@@ -2333,13 +2491,97 @@
         <w:rPr>
           <w:rFonts w:ascii="Montserrat" w:eastAsia="Montserrat" w:hAnsi="Montserrat" w:cs="Montserrat"/>
         </w:rPr>
-        <w:t>Al mergear todo al main puede ser que los csv den conflictos o se hayan cambiado etc… pero en mi rama tomhuecal va todo perfecto.</w:t>
-      </w:r>
-      <w:r>
-        <w:rPr>
-          <w:rFonts w:ascii="Montserrat" w:eastAsia="Montserrat" w:hAnsi="Montserrat" w:cs="Montserrat"/>
-        </w:rPr>
-        <w:t xml:space="preserve"> Se toma la decisión de eliminar los tests de los demás compañeros en la rama personal para agilizar el proceso de testing.</w:t>
+        <w:t xml:space="preserve">Al </w:t>
+      </w:r>
+      <w:proofErr w:type="spellStart"/>
+      <w:r>
+        <w:rPr>
+          <w:rFonts w:ascii="Montserrat" w:eastAsia="Montserrat" w:hAnsi="Montserrat" w:cs="Montserrat"/>
+        </w:rPr>
+        <w:t>mergear</w:t>
+      </w:r>
+      <w:proofErr w:type="spellEnd"/>
+      <w:r>
+        <w:rPr>
+          <w:rFonts w:ascii="Montserrat" w:eastAsia="Montserrat" w:hAnsi="Montserrat" w:cs="Montserrat"/>
+        </w:rPr>
+        <w:t xml:space="preserve"> todo al </w:t>
+      </w:r>
+      <w:proofErr w:type="spellStart"/>
+      <w:r>
+        <w:rPr>
+          <w:rFonts w:ascii="Montserrat" w:eastAsia="Montserrat" w:hAnsi="Montserrat" w:cs="Montserrat"/>
+        </w:rPr>
+        <w:t>main</w:t>
+      </w:r>
+      <w:proofErr w:type="spellEnd"/>
+      <w:r>
+        <w:rPr>
+          <w:rFonts w:ascii="Montserrat" w:eastAsia="Montserrat" w:hAnsi="Montserrat" w:cs="Montserrat"/>
+        </w:rPr>
+        <w:t xml:space="preserve"> puede ser que los </w:t>
+      </w:r>
+      <w:proofErr w:type="spellStart"/>
+      <w:r>
+        <w:rPr>
+          <w:rFonts w:ascii="Montserrat" w:eastAsia="Montserrat" w:hAnsi="Montserrat" w:cs="Montserrat"/>
+        </w:rPr>
+        <w:t>csv</w:t>
+      </w:r>
+      <w:proofErr w:type="spellEnd"/>
+      <w:r>
+        <w:rPr>
+          <w:rFonts w:ascii="Montserrat" w:eastAsia="Montserrat" w:hAnsi="Montserrat" w:cs="Montserrat"/>
+        </w:rPr>
+        <w:t xml:space="preserve"> den conflictos o se hayan cambiado </w:t>
+      </w:r>
+      <w:proofErr w:type="spellStart"/>
+      <w:r>
+        <w:rPr>
+          <w:rFonts w:ascii="Montserrat" w:eastAsia="Montserrat" w:hAnsi="Montserrat" w:cs="Montserrat"/>
+        </w:rPr>
+        <w:t>etc</w:t>
+      </w:r>
+      <w:proofErr w:type="spellEnd"/>
+      <w:r>
+        <w:rPr>
+          <w:rFonts w:ascii="Montserrat" w:eastAsia="Montserrat" w:hAnsi="Montserrat" w:cs="Montserrat"/>
+        </w:rPr>
+        <w:t>… pero en mi rama tomhuecal va todo perfecto.</w:t>
+      </w:r>
+      <w:r>
+        <w:rPr>
+          <w:rFonts w:ascii="Montserrat" w:eastAsia="Montserrat" w:hAnsi="Montserrat" w:cs="Montserrat"/>
+        </w:rPr>
+        <w:t xml:space="preserve"> Se toma la decisión de eliminar los </w:t>
+      </w:r>
+      <w:proofErr w:type="spellStart"/>
+      <w:r>
+        <w:rPr>
+          <w:rFonts w:ascii="Montserrat" w:eastAsia="Montserrat" w:hAnsi="Montserrat" w:cs="Montserrat"/>
+        </w:rPr>
+        <w:t>tests</w:t>
+      </w:r>
+      <w:proofErr w:type="spellEnd"/>
+      <w:r>
+        <w:rPr>
+          <w:rFonts w:ascii="Montserrat" w:eastAsia="Montserrat" w:hAnsi="Montserrat" w:cs="Montserrat"/>
+        </w:rPr>
+        <w:t xml:space="preserve"> de los demás compañeros en la rama personal para agilizar el proceso de </w:t>
+      </w:r>
+      <w:proofErr w:type="spellStart"/>
+      <w:r>
+        <w:rPr>
+          <w:rFonts w:ascii="Montserrat" w:eastAsia="Montserrat" w:hAnsi="Montserrat" w:cs="Montserrat"/>
+        </w:rPr>
+        <w:t>testing</w:t>
+      </w:r>
+      <w:proofErr w:type="spellEnd"/>
+      <w:r>
+        <w:rPr>
+          <w:rFonts w:ascii="Montserrat" w:eastAsia="Montserrat" w:hAnsi="Montserrat" w:cs="Montserrat"/>
+        </w:rPr>
+        <w:t>.</w:t>
       </w:r>
     </w:p>
     <w:p>
@@ -2389,6 +2631,7 @@
           <w:bCs/>
         </w:rPr>
       </w:pPr>
+      <w:proofErr w:type="spellStart"/>
       <w:r>
         <w:rPr>
           <w:rFonts w:ascii="Montserrat" w:eastAsia="Montserrat" w:hAnsi="Montserrat" w:cs="Montserrat"/>
@@ -2397,6 +2640,7 @@
         </w:rPr>
         <w:t>Contract</w:t>
       </w:r>
+      <w:proofErr w:type="spellEnd"/>
     </w:p>
     <w:tbl>
       <w:tblPr>
@@ -2421,12 +2665,14 @@
                 <w:rFonts w:ascii="Montserrat" w:eastAsia="Montserrat" w:hAnsi="Montserrat" w:cs="Montserrat"/>
               </w:rPr>
             </w:pPr>
+            <w:proofErr w:type="spellStart"/>
             <w:r>
               <w:rPr>
                 <w:rFonts w:ascii="Montserrat" w:eastAsia="Montserrat" w:hAnsi="Montserrat" w:cs="Montserrat"/>
               </w:rPr>
               <w:t>Create.safe</w:t>
             </w:r>
+            <w:proofErr w:type="spellEnd"/>
           </w:p>
         </w:tc>
         <w:tc>
@@ -2504,7 +2750,21 @@
               <w:rPr>
                 <w:rFonts w:ascii="Montserrat" w:eastAsia="Montserrat" w:hAnsi="Montserrat" w:cs="Montserrat"/>
               </w:rPr>
-              <w:t>l contrato, el coste de este sea inferior al total cost del proyecto</w:t>
+              <w:t xml:space="preserve">l contrato, el coste de este sea inferior al total </w:t>
+            </w:r>
+            <w:proofErr w:type="spellStart"/>
+            <w:r>
+              <w:rPr>
+                <w:rFonts w:ascii="Montserrat" w:eastAsia="Montserrat" w:hAnsi="Montserrat" w:cs="Montserrat"/>
+              </w:rPr>
+              <w:t>cost</w:t>
+            </w:r>
+            <w:proofErr w:type="spellEnd"/>
+            <w:r>
+              <w:rPr>
+                <w:rFonts w:ascii="Montserrat" w:eastAsia="Montserrat" w:hAnsi="Montserrat" w:cs="Montserrat"/>
+              </w:rPr>
+              <w:t xml:space="preserve"> del proyecto</w:t>
             </w:r>
             <w:r>
               <w:rPr>
@@ -2527,12 +2787,14 @@
                 <w:rFonts w:ascii="Montserrat" w:eastAsia="Montserrat" w:hAnsi="Montserrat" w:cs="Montserrat"/>
               </w:rPr>
             </w:pPr>
+            <w:proofErr w:type="spellStart"/>
             <w:r>
               <w:rPr>
                 <w:rFonts w:ascii="Montserrat" w:eastAsia="Montserrat" w:hAnsi="Montserrat" w:cs="Montserrat"/>
               </w:rPr>
               <w:t>Delete.safe</w:t>
             </w:r>
+            <w:proofErr w:type="spellEnd"/>
           </w:p>
         </w:tc>
         <w:tc>
@@ -2567,6 +2829,7 @@
                 <w:rFonts w:ascii="Montserrat" w:eastAsia="Montserrat" w:hAnsi="Montserrat" w:cs="Montserrat"/>
               </w:rPr>
             </w:pPr>
+            <w:proofErr w:type="spellStart"/>
             <w:r>
               <w:rPr>
                 <w:rFonts w:ascii="Montserrat" w:eastAsia="Montserrat" w:hAnsi="Montserrat" w:cs="Montserrat"/>
@@ -2574,6 +2837,7 @@
               <w:lastRenderedPageBreak/>
               <w:t>List.safe</w:t>
             </w:r>
+            <w:proofErr w:type="spellEnd"/>
           </w:p>
         </w:tc>
         <w:tc>
@@ -2632,12 +2896,14 @@
                 <w:rFonts w:ascii="Montserrat" w:eastAsia="Montserrat" w:hAnsi="Montserrat" w:cs="Montserrat"/>
               </w:rPr>
             </w:pPr>
+            <w:proofErr w:type="spellStart"/>
             <w:r>
               <w:rPr>
                 <w:rFonts w:ascii="Montserrat" w:eastAsia="Montserrat" w:hAnsi="Montserrat" w:cs="Montserrat"/>
               </w:rPr>
               <w:t>Update.safe</w:t>
             </w:r>
+            <w:proofErr w:type="spellEnd"/>
           </w:p>
         </w:tc>
         <w:tc>
@@ -2693,7 +2959,77 @@
               <w:rPr>
                 <w:rFonts w:ascii="Montserrat" w:eastAsia="Montserrat" w:hAnsi="Montserrat" w:cs="Montserrat"/>
               </w:rPr>
-              <w:t xml:space="preserve"> un error, cuando el proyecto seleccionado lo cambias a uno vacio salta exception ya que para que dejar actualizar el contrato se necesita consultar el total cost del proyecto, pero al ser nulo salta NullPointerException. Solución propuesta: Después de hablarlo con el cliente se toma la decisión de que el proyecto no sea modificable en el update.</w:t>
+              <w:t xml:space="preserve"> un error, cuando el proyecto seleccionado lo cambias a uno </w:t>
+            </w:r>
+            <w:proofErr w:type="spellStart"/>
+            <w:r>
+              <w:rPr>
+                <w:rFonts w:ascii="Montserrat" w:eastAsia="Montserrat" w:hAnsi="Montserrat" w:cs="Montserrat"/>
+              </w:rPr>
+              <w:t>vacio</w:t>
+            </w:r>
+            <w:proofErr w:type="spellEnd"/>
+            <w:r>
+              <w:rPr>
+                <w:rFonts w:ascii="Montserrat" w:eastAsia="Montserrat" w:hAnsi="Montserrat" w:cs="Montserrat"/>
+              </w:rPr>
+              <w:t xml:space="preserve"> salta </w:t>
+            </w:r>
+            <w:proofErr w:type="spellStart"/>
+            <w:r>
+              <w:rPr>
+                <w:rFonts w:ascii="Montserrat" w:eastAsia="Montserrat" w:hAnsi="Montserrat" w:cs="Montserrat"/>
+              </w:rPr>
+              <w:t>exception</w:t>
+            </w:r>
+            <w:proofErr w:type="spellEnd"/>
+            <w:r>
+              <w:rPr>
+                <w:rFonts w:ascii="Montserrat" w:eastAsia="Montserrat" w:hAnsi="Montserrat" w:cs="Montserrat"/>
+              </w:rPr>
+              <w:t xml:space="preserve"> ya que para que dejar actualizar el contrato se necesita consultar el total </w:t>
+            </w:r>
+            <w:proofErr w:type="spellStart"/>
+            <w:r>
+              <w:rPr>
+                <w:rFonts w:ascii="Montserrat" w:eastAsia="Montserrat" w:hAnsi="Montserrat" w:cs="Montserrat"/>
+              </w:rPr>
+              <w:t>cost</w:t>
+            </w:r>
+            <w:proofErr w:type="spellEnd"/>
+            <w:r>
+              <w:rPr>
+                <w:rFonts w:ascii="Montserrat" w:eastAsia="Montserrat" w:hAnsi="Montserrat" w:cs="Montserrat"/>
+              </w:rPr>
+              <w:t xml:space="preserve"> del proyecto, pero al ser nulo salta </w:t>
+            </w:r>
+            <w:proofErr w:type="spellStart"/>
+            <w:r>
+              <w:rPr>
+                <w:rFonts w:ascii="Montserrat" w:eastAsia="Montserrat" w:hAnsi="Montserrat" w:cs="Montserrat"/>
+              </w:rPr>
+              <w:t>NullPointerException</w:t>
+            </w:r>
+            <w:proofErr w:type="spellEnd"/>
+            <w:r>
+              <w:rPr>
+                <w:rFonts w:ascii="Montserrat" w:eastAsia="Montserrat" w:hAnsi="Montserrat" w:cs="Montserrat"/>
+              </w:rPr>
+              <w:t xml:space="preserve">. Solución propuesta: Después de hablarlo con el cliente se toma la decisión de que el proyecto no sea modificable en el </w:t>
+            </w:r>
+            <w:proofErr w:type="spellStart"/>
+            <w:r>
+              <w:rPr>
+                <w:rFonts w:ascii="Montserrat" w:eastAsia="Montserrat" w:hAnsi="Montserrat" w:cs="Montserrat"/>
+              </w:rPr>
+              <w:t>update</w:t>
+            </w:r>
+            <w:proofErr w:type="spellEnd"/>
+            <w:r>
+              <w:rPr>
+                <w:rFonts w:ascii="Montserrat" w:eastAsia="Montserrat" w:hAnsi="Montserrat" w:cs="Montserrat"/>
+              </w:rPr>
+              <w:t>.</w:t>
             </w:r>
           </w:p>
         </w:tc>
@@ -2710,12 +3046,14 @@
                 <w:rFonts w:ascii="Montserrat" w:eastAsia="Montserrat" w:hAnsi="Montserrat" w:cs="Montserrat"/>
               </w:rPr>
             </w:pPr>
+            <w:proofErr w:type="spellStart"/>
             <w:r>
               <w:rPr>
                 <w:rFonts w:ascii="Montserrat" w:eastAsia="Montserrat" w:hAnsi="Montserrat" w:cs="Montserrat"/>
               </w:rPr>
               <w:t>Publish.safe</w:t>
             </w:r>
+            <w:proofErr w:type="spellEnd"/>
           </w:p>
         </w:tc>
         <w:tc>
@@ -2769,7 +3107,49 @@
               <w:rPr>
                 <w:rFonts w:ascii="Montserrat" w:eastAsia="Montserrat" w:hAnsi="Montserrat" w:cs="Montserrat"/>
               </w:rPr>
-              <w:t>Se prueba en el publish también ha cambiar datos como un código repetido, dinero negativo para ver si deja hacer publish con los datos cambiados. No se detectan errores, salen avisos si pones código repetidos, dinero negativo etc cuando intentas publicarlo.</w:t>
+              <w:t xml:space="preserve">Se prueba en el </w:t>
+            </w:r>
+            <w:proofErr w:type="spellStart"/>
+            <w:r>
+              <w:rPr>
+                <w:rFonts w:ascii="Montserrat" w:eastAsia="Montserrat" w:hAnsi="Montserrat" w:cs="Montserrat"/>
+              </w:rPr>
+              <w:t>publish</w:t>
+            </w:r>
+            <w:proofErr w:type="spellEnd"/>
+            <w:r>
+              <w:rPr>
+                <w:rFonts w:ascii="Montserrat" w:eastAsia="Montserrat" w:hAnsi="Montserrat" w:cs="Montserrat"/>
+              </w:rPr>
+              <w:t xml:space="preserve"> también ha cambiar datos como un código repetido, dinero negativo para ver si deja hacer </w:t>
+            </w:r>
+            <w:proofErr w:type="spellStart"/>
+            <w:r>
+              <w:rPr>
+                <w:rFonts w:ascii="Montserrat" w:eastAsia="Montserrat" w:hAnsi="Montserrat" w:cs="Montserrat"/>
+              </w:rPr>
+              <w:t>publish</w:t>
+            </w:r>
+            <w:proofErr w:type="spellEnd"/>
+            <w:r>
+              <w:rPr>
+                <w:rFonts w:ascii="Montserrat" w:eastAsia="Montserrat" w:hAnsi="Montserrat" w:cs="Montserrat"/>
+              </w:rPr>
+              <w:t xml:space="preserve"> con los datos cambiados. No se detectan errores, salen avisos si pones código repetidos, dinero negativo </w:t>
+            </w:r>
+            <w:proofErr w:type="spellStart"/>
+            <w:r>
+              <w:rPr>
+                <w:rFonts w:ascii="Montserrat" w:eastAsia="Montserrat" w:hAnsi="Montserrat" w:cs="Montserrat"/>
+              </w:rPr>
+              <w:t>etc</w:t>
+            </w:r>
+            <w:proofErr w:type="spellEnd"/>
+            <w:r>
+              <w:rPr>
+                <w:rFonts w:ascii="Montserrat" w:eastAsia="Montserrat" w:hAnsi="Montserrat" w:cs="Montserrat"/>
+              </w:rPr>
+              <w:t xml:space="preserve"> cuando intentas publicarlo.</w:t>
             </w:r>
           </w:p>
         </w:tc>
@@ -2786,12 +3166,14 @@
                 <w:rFonts w:ascii="Montserrat" w:eastAsia="Montserrat" w:hAnsi="Montserrat" w:cs="Montserrat"/>
               </w:rPr>
             </w:pPr>
+            <w:proofErr w:type="spellStart"/>
             <w:r>
               <w:rPr>
                 <w:rFonts w:ascii="Montserrat" w:eastAsia="Montserrat" w:hAnsi="Montserrat" w:cs="Montserrat"/>
               </w:rPr>
               <w:t>Show.safe</w:t>
             </w:r>
+            <w:proofErr w:type="spellEnd"/>
           </w:p>
         </w:tc>
         <w:tc>
@@ -2862,12 +3244,14 @@
                 <w:rFonts w:ascii="Montserrat" w:eastAsia="Montserrat" w:hAnsi="Montserrat" w:cs="Montserrat"/>
               </w:rPr>
             </w:pPr>
+            <w:proofErr w:type="spellStart"/>
             <w:r>
               <w:rPr>
                 <w:rFonts w:ascii="Montserrat" w:eastAsia="Montserrat" w:hAnsi="Montserrat" w:cs="Montserrat"/>
               </w:rPr>
               <w:t>Create.hack</w:t>
             </w:r>
+            <w:proofErr w:type="spellEnd"/>
           </w:p>
         </w:tc>
         <w:tc>
@@ -2885,7 +3269,35 @@
               <w:rPr>
                 <w:rFonts w:ascii="Montserrat" w:eastAsia="Montserrat" w:hAnsi="Montserrat" w:cs="Montserrat"/>
               </w:rPr>
-              <w:t>Se intenta acceder a la url para crear contrato sin estar logeado, y no deja el acceso.</w:t>
+              <w:t xml:space="preserve">Se intenta acceder a la </w:t>
+            </w:r>
+            <w:proofErr w:type="spellStart"/>
+            <w:r>
+              <w:rPr>
+                <w:rFonts w:ascii="Montserrat" w:eastAsia="Montserrat" w:hAnsi="Montserrat" w:cs="Montserrat"/>
+              </w:rPr>
+              <w:t>url</w:t>
+            </w:r>
+            <w:proofErr w:type="spellEnd"/>
+            <w:r>
+              <w:rPr>
+                <w:rFonts w:ascii="Montserrat" w:eastAsia="Montserrat" w:hAnsi="Montserrat" w:cs="Montserrat"/>
+              </w:rPr>
+              <w:t xml:space="preserve"> para crear contrato sin estar </w:t>
+            </w:r>
+            <w:proofErr w:type="spellStart"/>
+            <w:r>
+              <w:rPr>
+                <w:rFonts w:ascii="Montserrat" w:eastAsia="Montserrat" w:hAnsi="Montserrat" w:cs="Montserrat"/>
+              </w:rPr>
+              <w:t>logeado</w:t>
+            </w:r>
+            <w:proofErr w:type="spellEnd"/>
+            <w:r>
+              <w:rPr>
+                <w:rFonts w:ascii="Montserrat" w:eastAsia="Montserrat" w:hAnsi="Montserrat" w:cs="Montserrat"/>
+              </w:rPr>
+              <w:t>, y no deja el acceso.</w:t>
             </w:r>
           </w:p>
         </w:tc>
@@ -2902,6 +3314,7 @@
                 <w:rFonts w:ascii="Montserrat" w:eastAsia="Montserrat" w:hAnsi="Montserrat" w:cs="Montserrat"/>
               </w:rPr>
             </w:pPr>
+            <w:proofErr w:type="spellStart"/>
             <w:r>
               <w:rPr>
                 <w:rFonts w:ascii="Montserrat" w:eastAsia="Montserrat" w:hAnsi="Montserrat" w:cs="Montserrat"/>
@@ -2909,6 +3322,7 @@
               <w:lastRenderedPageBreak/>
               <w:t>Delete.hack</w:t>
             </w:r>
+            <w:proofErr w:type="spellEnd"/>
           </w:p>
         </w:tc>
         <w:tc>
@@ -2949,12 +3363,14 @@
                 <w:rFonts w:ascii="Montserrat" w:eastAsia="Montserrat" w:hAnsi="Montserrat" w:cs="Montserrat"/>
               </w:rPr>
             </w:pPr>
+            <w:proofErr w:type="spellStart"/>
             <w:r>
               <w:rPr>
                 <w:rFonts w:ascii="Montserrat" w:eastAsia="Montserrat" w:hAnsi="Montserrat" w:cs="Montserrat"/>
               </w:rPr>
               <w:t>List.hack</w:t>
             </w:r>
+            <w:proofErr w:type="spellEnd"/>
           </w:p>
         </w:tc>
         <w:tc>
@@ -3002,12 +3418,14 @@
                 <w:rFonts w:ascii="Montserrat" w:eastAsia="Montserrat" w:hAnsi="Montserrat" w:cs="Montserrat"/>
               </w:rPr>
             </w:pPr>
+            <w:proofErr w:type="spellStart"/>
             <w:r>
               <w:rPr>
                 <w:rFonts w:ascii="Montserrat" w:eastAsia="Montserrat" w:hAnsi="Montserrat" w:cs="Montserrat"/>
               </w:rPr>
               <w:t>Update.hack</w:t>
             </w:r>
+            <w:proofErr w:type="spellEnd"/>
           </w:p>
         </w:tc>
         <w:tc>
@@ -3025,7 +3443,21 @@
               <w:rPr>
                 <w:rFonts w:ascii="Montserrat" w:eastAsia="Montserrat" w:hAnsi="Montserrat" w:cs="Montserrat"/>
               </w:rPr>
-              <w:t>Nos metemos en un contrato del client1 y se cambia la id del formulario para que corresponda a la id de un contrato de otro cliente y se prueba a hacer update y no deja.</w:t>
+              <w:t xml:space="preserve">Nos metemos en un contrato del client1 y se cambia la id del formulario para que corresponda a la id de un contrato de otro cliente y se prueba a hacer </w:t>
+            </w:r>
+            <w:proofErr w:type="spellStart"/>
+            <w:r>
+              <w:rPr>
+                <w:rFonts w:ascii="Montserrat" w:eastAsia="Montserrat" w:hAnsi="Montserrat" w:cs="Montserrat"/>
+              </w:rPr>
+              <w:t>update</w:t>
+            </w:r>
+            <w:proofErr w:type="spellEnd"/>
+            <w:r>
+              <w:rPr>
+                <w:rFonts w:ascii="Montserrat" w:eastAsia="Montserrat" w:hAnsi="Montserrat" w:cs="Montserrat"/>
+              </w:rPr>
+              <w:t xml:space="preserve"> y no deja.</w:t>
             </w:r>
           </w:p>
         </w:tc>
@@ -3042,12 +3474,14 @@
                 <w:rFonts w:ascii="Montserrat" w:eastAsia="Montserrat" w:hAnsi="Montserrat" w:cs="Montserrat"/>
               </w:rPr>
             </w:pPr>
+            <w:proofErr w:type="spellStart"/>
             <w:r>
               <w:rPr>
                 <w:rFonts w:ascii="Montserrat" w:eastAsia="Montserrat" w:hAnsi="Montserrat" w:cs="Montserrat"/>
               </w:rPr>
               <w:t>Publish.hack</w:t>
             </w:r>
+            <w:proofErr w:type="spellEnd"/>
           </w:p>
         </w:tc>
         <w:tc>
@@ -3065,7 +3499,21 @@
               <w:rPr>
                 <w:rFonts w:ascii="Montserrat" w:eastAsia="Montserrat" w:hAnsi="Montserrat" w:cs="Montserrat"/>
               </w:rPr>
-              <w:t xml:space="preserve">Se prueba a publicar un contrato sin rol, con rol distinto, y con el el rol pertinente del </w:t>
+              <w:t xml:space="preserve">Se prueba a publicar un contrato sin rol, con rol distinto, y con el </w:t>
+            </w:r>
+            <w:proofErr w:type="spellStart"/>
+            <w:r>
+              <w:rPr>
+                <w:rFonts w:ascii="Montserrat" w:eastAsia="Montserrat" w:hAnsi="Montserrat" w:cs="Montserrat"/>
+              </w:rPr>
+              <w:t>el</w:t>
+            </w:r>
+            <w:proofErr w:type="spellEnd"/>
+            <w:r>
+              <w:rPr>
+                <w:rFonts w:ascii="Montserrat" w:eastAsia="Montserrat" w:hAnsi="Montserrat" w:cs="Montserrat"/>
+              </w:rPr>
+              <w:t xml:space="preserve"> rol pertinente del </w:t>
             </w:r>
             <w:r>
               <w:rPr>
@@ -3088,12 +3536,14 @@
                 <w:rFonts w:ascii="Montserrat" w:eastAsia="Montserrat" w:hAnsi="Montserrat" w:cs="Montserrat"/>
               </w:rPr>
             </w:pPr>
+            <w:proofErr w:type="spellStart"/>
             <w:r>
               <w:rPr>
                 <w:rFonts w:ascii="Montserrat" w:eastAsia="Montserrat" w:hAnsi="Montserrat" w:cs="Montserrat"/>
               </w:rPr>
               <w:t>Show.hack</w:t>
             </w:r>
+            <w:proofErr w:type="spellEnd"/>
           </w:p>
         </w:tc>
         <w:tc>
@@ -3129,7 +3579,21 @@
               <w:rPr>
                 <w:rFonts w:ascii="Montserrat" w:eastAsia="Montserrat" w:hAnsi="Montserrat" w:cs="Montserrat"/>
               </w:rPr>
-              <w:t xml:space="preserve">un rol distinto al cliente o que el contrato no pertenezca al cliente logeado </w:t>
+              <w:t xml:space="preserve">un rol distinto al cliente o que el contrato no pertenezca al cliente </w:t>
+            </w:r>
+            <w:proofErr w:type="spellStart"/>
+            <w:r>
+              <w:rPr>
+                <w:rFonts w:ascii="Montserrat" w:eastAsia="Montserrat" w:hAnsi="Montserrat" w:cs="Montserrat"/>
+              </w:rPr>
+              <w:t>logeado</w:t>
+            </w:r>
+            <w:proofErr w:type="spellEnd"/>
+            <w:r>
+              <w:rPr>
+                <w:rFonts w:ascii="Montserrat" w:eastAsia="Montserrat" w:hAnsi="Montserrat" w:cs="Montserrat"/>
+              </w:rPr>
+              <w:t xml:space="preserve"> </w:t>
             </w:r>
             <w:r>
               <w:rPr>
@@ -3188,6 +3652,7 @@
           <w:bCs/>
         </w:rPr>
       </w:pPr>
+      <w:proofErr w:type="spellStart"/>
       <w:r>
         <w:rPr>
           <w:rFonts w:ascii="Montserrat" w:eastAsia="Montserrat" w:hAnsi="Montserrat" w:cs="Montserrat"/>
@@ -3195,7 +3660,16 @@
           <w:bCs/>
         </w:rPr>
         <w:lastRenderedPageBreak/>
-        <w:t>Progress log</w:t>
+        <w:t>Progress</w:t>
+      </w:r>
+      <w:proofErr w:type="spellEnd"/>
+      <w:r>
+        <w:rPr>
+          <w:rFonts w:ascii="Montserrat" w:eastAsia="Montserrat" w:hAnsi="Montserrat" w:cs="Montserrat"/>
+          <w:b/>
+          <w:bCs/>
+        </w:rPr>
+        <w:t xml:space="preserve"> log</w:t>
       </w:r>
     </w:p>
     <w:tbl>
@@ -3221,12 +3695,14 @@
                 <w:rFonts w:ascii="Montserrat" w:eastAsia="Montserrat" w:hAnsi="Montserrat" w:cs="Montserrat"/>
               </w:rPr>
             </w:pPr>
+            <w:proofErr w:type="spellStart"/>
             <w:r>
               <w:rPr>
                 <w:rFonts w:ascii="Montserrat" w:eastAsia="Montserrat" w:hAnsi="Montserrat" w:cs="Montserrat"/>
               </w:rPr>
               <w:t>Create.safe</w:t>
             </w:r>
+            <w:proofErr w:type="spellEnd"/>
           </w:p>
         </w:tc>
         <w:tc>
@@ -3262,7 +3738,21 @@
               <w:rPr>
                 <w:rFonts w:ascii="Montserrat" w:eastAsia="Montserrat" w:hAnsi="Montserrat" w:cs="Montserrat"/>
               </w:rPr>
-              <w:t>un progress log asociado a un contrato</w:t>
+              <w:t xml:space="preserve">un </w:t>
+            </w:r>
+            <w:proofErr w:type="spellStart"/>
+            <w:r>
+              <w:rPr>
+                <w:rFonts w:ascii="Montserrat" w:eastAsia="Montserrat" w:hAnsi="Montserrat" w:cs="Montserrat"/>
+              </w:rPr>
+              <w:t>progress</w:t>
+            </w:r>
+            <w:proofErr w:type="spellEnd"/>
+            <w:r>
+              <w:rPr>
+                <w:rFonts w:ascii="Montserrat" w:eastAsia="Montserrat" w:hAnsi="Montserrat" w:cs="Montserrat"/>
+              </w:rPr>
+              <w:t xml:space="preserve"> log asociado a un contrato</w:t>
             </w:r>
             <w:r>
               <w:rPr>
@@ -3285,12 +3775,14 @@
                 <w:rFonts w:ascii="Montserrat" w:eastAsia="Montserrat" w:hAnsi="Montserrat" w:cs="Montserrat"/>
               </w:rPr>
             </w:pPr>
+            <w:proofErr w:type="spellStart"/>
             <w:r>
               <w:rPr>
                 <w:rFonts w:ascii="Montserrat" w:eastAsia="Montserrat" w:hAnsi="Montserrat" w:cs="Montserrat"/>
               </w:rPr>
               <w:t>Delete.safe</w:t>
             </w:r>
+            <w:proofErr w:type="spellEnd"/>
           </w:p>
         </w:tc>
         <w:tc>
@@ -3308,7 +3800,35 @@
               <w:rPr>
                 <w:rFonts w:ascii="Montserrat" w:eastAsia="Montserrat" w:hAnsi="Montserrat" w:cs="Montserrat"/>
               </w:rPr>
-              <w:t>Se intenta eliminar un progress log y no hay problema. Se recuerda que los progress log así como los contratos solo pueden ser eliminado</w:t>
+              <w:t xml:space="preserve">Se intenta eliminar un </w:t>
+            </w:r>
+            <w:proofErr w:type="spellStart"/>
+            <w:r>
+              <w:rPr>
+                <w:rFonts w:ascii="Montserrat" w:eastAsia="Montserrat" w:hAnsi="Montserrat" w:cs="Montserrat"/>
+              </w:rPr>
+              <w:t>progress</w:t>
+            </w:r>
+            <w:proofErr w:type="spellEnd"/>
+            <w:r>
+              <w:rPr>
+                <w:rFonts w:ascii="Montserrat" w:eastAsia="Montserrat" w:hAnsi="Montserrat" w:cs="Montserrat"/>
+              </w:rPr>
+              <w:t xml:space="preserve"> log y no hay problema. Se recuerda que los </w:t>
+            </w:r>
+            <w:proofErr w:type="spellStart"/>
+            <w:r>
+              <w:rPr>
+                <w:rFonts w:ascii="Montserrat" w:eastAsia="Montserrat" w:hAnsi="Montserrat" w:cs="Montserrat"/>
+              </w:rPr>
+              <w:t>progress</w:t>
+            </w:r>
+            <w:proofErr w:type="spellEnd"/>
+            <w:r>
+              <w:rPr>
+                <w:rFonts w:ascii="Montserrat" w:eastAsia="Montserrat" w:hAnsi="Montserrat" w:cs="Montserrat"/>
+              </w:rPr>
+              <w:t xml:space="preserve"> log así como los contratos solo pueden ser eliminado</w:t>
             </w:r>
             <w:r>
               <w:rPr>
@@ -3326,8 +3846,16 @@
               <w:rPr>
                 <w:rFonts w:ascii="Montserrat" w:eastAsia="Montserrat" w:hAnsi="Montserrat" w:cs="Montserrat"/>
               </w:rPr>
-              <w:t>hacerlos updates</w:t>
-            </w:r>
+              <w:t xml:space="preserve">hacerlos </w:t>
+            </w:r>
+            <w:proofErr w:type="spellStart"/>
+            <w:r>
+              <w:rPr>
+                <w:rFonts w:ascii="Montserrat" w:eastAsia="Montserrat" w:hAnsi="Montserrat" w:cs="Montserrat"/>
+              </w:rPr>
+              <w:t>updates</w:t>
+            </w:r>
+            <w:proofErr w:type="spellEnd"/>
             <w:r>
               <w:rPr>
                 <w:rFonts w:ascii="Montserrat" w:eastAsia="Montserrat" w:hAnsi="Montserrat" w:cs="Montserrat"/>
@@ -3349,12 +3877,14 @@
                 <w:rFonts w:ascii="Montserrat" w:eastAsia="Montserrat" w:hAnsi="Montserrat" w:cs="Montserrat"/>
               </w:rPr>
             </w:pPr>
+            <w:proofErr w:type="spellStart"/>
             <w:r>
               <w:rPr>
                 <w:rFonts w:ascii="Montserrat" w:eastAsia="Montserrat" w:hAnsi="Montserrat" w:cs="Montserrat"/>
               </w:rPr>
               <w:t>List.safe</w:t>
             </w:r>
+            <w:proofErr w:type="spellEnd"/>
           </w:p>
         </w:tc>
         <w:tc>
@@ -3390,7 +3920,21 @@
               <w:rPr>
                 <w:rFonts w:ascii="Montserrat" w:eastAsia="Montserrat" w:hAnsi="Montserrat" w:cs="Montserrat"/>
               </w:rPr>
-              <w:t>todos los progress log</w:t>
+              <w:t xml:space="preserve">todos los </w:t>
+            </w:r>
+            <w:proofErr w:type="spellStart"/>
+            <w:r>
+              <w:rPr>
+                <w:rFonts w:ascii="Montserrat" w:eastAsia="Montserrat" w:hAnsi="Montserrat" w:cs="Montserrat"/>
+              </w:rPr>
+              <w:t>progress</w:t>
+            </w:r>
+            <w:proofErr w:type="spellEnd"/>
+            <w:r>
+              <w:rPr>
+                <w:rFonts w:ascii="Montserrat" w:eastAsia="Montserrat" w:hAnsi="Montserrat" w:cs="Montserrat"/>
+              </w:rPr>
+              <w:t xml:space="preserve"> log</w:t>
             </w:r>
             <w:r>
               <w:rPr>
@@ -3425,15 +3969,24 @@
                 <w:rFonts w:ascii="Montserrat" w:eastAsia="Montserrat" w:hAnsi="Montserrat" w:cs="Montserrat"/>
                 <w:lang w:val="en-US"/>
               </w:rPr>
-              <w:t>list-by-contract</w:t>
-            </w:r>
+              <w:t>list-by-</w:t>
+            </w:r>
+            <w:proofErr w:type="spellStart"/>
             <w:r>
               <w:rPr>
                 <w:rFonts w:ascii="Montserrat" w:eastAsia="Montserrat" w:hAnsi="Montserrat" w:cs="Montserrat"/>
                 <w:lang w:val="en-US"/>
               </w:rPr>
+              <w:t>contract</w:t>
+            </w:r>
+            <w:r>
+              <w:rPr>
+                <w:rFonts w:ascii="Montserrat" w:eastAsia="Montserrat" w:hAnsi="Montserrat" w:cs="Montserrat"/>
+                <w:lang w:val="en-US"/>
+              </w:rPr>
               <w:t>.safe</w:t>
             </w:r>
+            <w:proofErr w:type="spellEnd"/>
           </w:p>
         </w:tc>
         <w:tc>
@@ -3457,13 +4010,63 @@
               <w:rPr>
                 <w:rFonts w:ascii="Montserrat" w:eastAsia="Montserrat" w:hAnsi="Montserrat" w:cs="Montserrat"/>
               </w:rPr>
-              <w:t xml:space="preserve">client1 y hace show de un contrato que tenga progress log asociados. Al darle a la opción de list </w:t>
-            </w:r>
-            <w:r>
-              <w:rPr>
-                <w:rFonts w:ascii="Montserrat" w:eastAsia="Montserrat" w:hAnsi="Montserrat" w:cs="Montserrat"/>
-              </w:rPr>
-              <w:t>progress log se muestras todos los progress log asociados a ese contrato. No se detecta fallo</w:t>
+              <w:t xml:space="preserve">client1 y hace show de un contrato que tenga </w:t>
+            </w:r>
+            <w:proofErr w:type="spellStart"/>
+            <w:r>
+              <w:rPr>
+                <w:rFonts w:ascii="Montserrat" w:eastAsia="Montserrat" w:hAnsi="Montserrat" w:cs="Montserrat"/>
+              </w:rPr>
+              <w:t>progress</w:t>
+            </w:r>
+            <w:proofErr w:type="spellEnd"/>
+            <w:r>
+              <w:rPr>
+                <w:rFonts w:ascii="Montserrat" w:eastAsia="Montserrat" w:hAnsi="Montserrat" w:cs="Montserrat"/>
+              </w:rPr>
+              <w:t xml:space="preserve"> log asociados. Al darle a la opción de </w:t>
+            </w:r>
+            <w:proofErr w:type="spellStart"/>
+            <w:r>
+              <w:rPr>
+                <w:rFonts w:ascii="Montserrat" w:eastAsia="Montserrat" w:hAnsi="Montserrat" w:cs="Montserrat"/>
+              </w:rPr>
+              <w:t>list</w:t>
+            </w:r>
+            <w:proofErr w:type="spellEnd"/>
+            <w:r>
+              <w:rPr>
+                <w:rFonts w:ascii="Montserrat" w:eastAsia="Montserrat" w:hAnsi="Montserrat" w:cs="Montserrat"/>
+              </w:rPr>
+              <w:t xml:space="preserve"> </w:t>
+            </w:r>
+            <w:proofErr w:type="spellStart"/>
+            <w:r>
+              <w:rPr>
+                <w:rFonts w:ascii="Montserrat" w:eastAsia="Montserrat" w:hAnsi="Montserrat" w:cs="Montserrat"/>
+              </w:rPr>
+              <w:t>progress</w:t>
+            </w:r>
+            <w:proofErr w:type="spellEnd"/>
+            <w:r>
+              <w:rPr>
+                <w:rFonts w:ascii="Montserrat" w:eastAsia="Montserrat" w:hAnsi="Montserrat" w:cs="Montserrat"/>
+              </w:rPr>
+              <w:t xml:space="preserve"> log se muestras todos los </w:t>
+            </w:r>
+            <w:proofErr w:type="spellStart"/>
+            <w:r>
+              <w:rPr>
+                <w:rFonts w:ascii="Montserrat" w:eastAsia="Montserrat" w:hAnsi="Montserrat" w:cs="Montserrat"/>
+              </w:rPr>
+              <w:t>progress</w:t>
+            </w:r>
+            <w:proofErr w:type="spellEnd"/>
+            <w:r>
+              <w:rPr>
+                <w:rFonts w:ascii="Montserrat" w:eastAsia="Montserrat" w:hAnsi="Montserrat" w:cs="Montserrat"/>
+              </w:rPr>
+              <w:t xml:space="preserve"> log asociados a ese contrato. No se detecta fallo</w:t>
             </w:r>
           </w:p>
         </w:tc>
@@ -3480,12 +4083,14 @@
                 <w:rFonts w:ascii="Montserrat" w:eastAsia="Montserrat" w:hAnsi="Montserrat" w:cs="Montserrat"/>
               </w:rPr>
             </w:pPr>
+            <w:proofErr w:type="spellStart"/>
             <w:r>
               <w:rPr>
                 <w:rFonts w:ascii="Montserrat" w:eastAsia="Montserrat" w:hAnsi="Montserrat" w:cs="Montserrat"/>
               </w:rPr>
               <w:t>Publish.safe</w:t>
             </w:r>
+            <w:proofErr w:type="spellEnd"/>
           </w:p>
         </w:tc>
         <w:tc>
@@ -3503,7 +4108,21 @@
               <w:rPr>
                 <w:rFonts w:ascii="Montserrat" w:eastAsia="Montserrat" w:hAnsi="Montserrat" w:cs="Montserrat"/>
               </w:rPr>
-              <w:t>Se inicia sesión como un client1 y se publica un progress log.</w:t>
+              <w:t xml:space="preserve">Se inicia sesión como un client1 y se publica un </w:t>
+            </w:r>
+            <w:proofErr w:type="spellStart"/>
+            <w:r>
+              <w:rPr>
+                <w:rFonts w:ascii="Montserrat" w:eastAsia="Montserrat" w:hAnsi="Montserrat" w:cs="Montserrat"/>
+              </w:rPr>
+              <w:t>progress</w:t>
+            </w:r>
+            <w:proofErr w:type="spellEnd"/>
+            <w:r>
+              <w:rPr>
+                <w:rFonts w:ascii="Montserrat" w:eastAsia="Montserrat" w:hAnsi="Montserrat" w:cs="Montserrat"/>
+              </w:rPr>
+              <w:t xml:space="preserve"> log.</w:t>
             </w:r>
           </w:p>
         </w:tc>
@@ -3520,12 +4139,14 @@
                 <w:rFonts w:ascii="Montserrat" w:eastAsia="Montserrat" w:hAnsi="Montserrat" w:cs="Montserrat"/>
               </w:rPr>
             </w:pPr>
+            <w:proofErr w:type="spellStart"/>
             <w:r>
               <w:rPr>
                 <w:rFonts w:ascii="Montserrat" w:eastAsia="Montserrat" w:hAnsi="Montserrat" w:cs="Montserrat"/>
               </w:rPr>
               <w:t>Show.safe</w:t>
             </w:r>
+            <w:proofErr w:type="spellEnd"/>
           </w:p>
         </w:tc>
         <w:tc>
@@ -3549,7 +4170,49 @@
               <w:rPr>
                 <w:rFonts w:ascii="Montserrat" w:eastAsia="Montserrat" w:hAnsi="Montserrat" w:cs="Montserrat"/>
               </w:rPr>
-              <w:t>client1 y se listas los progress log. Al clickear uno hace un show con la id de ese progress log no se detectan fallos.</w:t>
+              <w:t xml:space="preserve">client1 y se listas los </w:t>
+            </w:r>
+            <w:proofErr w:type="spellStart"/>
+            <w:r>
+              <w:rPr>
+                <w:rFonts w:ascii="Montserrat" w:eastAsia="Montserrat" w:hAnsi="Montserrat" w:cs="Montserrat"/>
+              </w:rPr>
+              <w:t>progress</w:t>
+            </w:r>
+            <w:proofErr w:type="spellEnd"/>
+            <w:r>
+              <w:rPr>
+                <w:rFonts w:ascii="Montserrat" w:eastAsia="Montserrat" w:hAnsi="Montserrat" w:cs="Montserrat"/>
+              </w:rPr>
+              <w:t xml:space="preserve"> log. Al </w:t>
+            </w:r>
+            <w:proofErr w:type="spellStart"/>
+            <w:r>
+              <w:rPr>
+                <w:rFonts w:ascii="Montserrat" w:eastAsia="Montserrat" w:hAnsi="Montserrat" w:cs="Montserrat"/>
+              </w:rPr>
+              <w:t>clickear</w:t>
+            </w:r>
+            <w:proofErr w:type="spellEnd"/>
+            <w:r>
+              <w:rPr>
+                <w:rFonts w:ascii="Montserrat" w:eastAsia="Montserrat" w:hAnsi="Montserrat" w:cs="Montserrat"/>
+              </w:rPr>
+              <w:t xml:space="preserve"> uno hace un show con la id de ese </w:t>
+            </w:r>
+            <w:proofErr w:type="spellStart"/>
+            <w:r>
+              <w:rPr>
+                <w:rFonts w:ascii="Montserrat" w:eastAsia="Montserrat" w:hAnsi="Montserrat" w:cs="Montserrat"/>
+              </w:rPr>
+              <w:t>progress</w:t>
+            </w:r>
+            <w:proofErr w:type="spellEnd"/>
+            <w:r>
+              <w:rPr>
+                <w:rFonts w:ascii="Montserrat" w:eastAsia="Montserrat" w:hAnsi="Montserrat" w:cs="Montserrat"/>
+              </w:rPr>
+              <w:t xml:space="preserve"> log no se detectan fallos.</w:t>
             </w:r>
           </w:p>
         </w:tc>
@@ -3566,6 +4229,7 @@
                 <w:rFonts w:ascii="Montserrat" w:eastAsia="Montserrat" w:hAnsi="Montserrat" w:cs="Montserrat"/>
               </w:rPr>
             </w:pPr>
+            <w:proofErr w:type="spellStart"/>
             <w:r>
               <w:rPr>
                 <w:rFonts w:ascii="Montserrat" w:eastAsia="Montserrat" w:hAnsi="Montserrat" w:cs="Montserrat"/>
@@ -3573,6 +4237,7 @@
               <w:lastRenderedPageBreak/>
               <w:t>Update.safe</w:t>
             </w:r>
+            <w:proofErr w:type="spellEnd"/>
           </w:p>
         </w:tc>
         <w:tc>
@@ -3596,7 +4261,21 @@
               <w:rPr>
                 <w:rFonts w:ascii="Montserrat" w:eastAsia="Montserrat" w:hAnsi="Montserrat" w:cs="Montserrat"/>
               </w:rPr>
-              <w:t xml:space="preserve">client1 y se prueba a actualizar un progress log de todas las formas posibles (campos vacíos, </w:t>
+              <w:t xml:space="preserve">client1 y se prueba a actualizar un </w:t>
+            </w:r>
+            <w:proofErr w:type="spellStart"/>
+            <w:r>
+              <w:rPr>
+                <w:rFonts w:ascii="Montserrat" w:eastAsia="Montserrat" w:hAnsi="Montserrat" w:cs="Montserrat"/>
+              </w:rPr>
+              <w:t>progress</w:t>
+            </w:r>
+            <w:proofErr w:type="spellEnd"/>
+            <w:r>
+              <w:rPr>
+                <w:rFonts w:ascii="Montserrat" w:eastAsia="Montserrat" w:hAnsi="Montserrat" w:cs="Montserrat"/>
+              </w:rPr>
+              <w:t xml:space="preserve"> log de todas las formas posibles (campos vacíos, </w:t>
             </w:r>
             <w:r>
               <w:rPr>
@@ -3608,7 +4287,21 @@
               <w:rPr>
                 <w:rFonts w:ascii="Montserrat" w:eastAsia="Montserrat" w:hAnsi="Montserrat" w:cs="Montserrat"/>
               </w:rPr>
-              <w:t xml:space="preserve"> de caracteres etc)</w:t>
+              <w:t xml:space="preserve"> de caracteres </w:t>
+            </w:r>
+            <w:proofErr w:type="spellStart"/>
+            <w:r>
+              <w:rPr>
+                <w:rFonts w:ascii="Montserrat" w:eastAsia="Montserrat" w:hAnsi="Montserrat" w:cs="Montserrat"/>
+              </w:rPr>
+              <w:t>etc</w:t>
+            </w:r>
+            <w:proofErr w:type="spellEnd"/>
+            <w:r>
+              <w:rPr>
+                <w:rFonts w:ascii="Montserrat" w:eastAsia="Montserrat" w:hAnsi="Montserrat" w:cs="Montserrat"/>
+              </w:rPr>
+              <w:t>)</w:t>
             </w:r>
           </w:p>
         </w:tc>
@@ -3625,12 +4318,14 @@
                 <w:rFonts w:ascii="Montserrat" w:eastAsia="Montserrat" w:hAnsi="Montserrat" w:cs="Montserrat"/>
               </w:rPr>
             </w:pPr>
+            <w:proofErr w:type="spellStart"/>
             <w:r>
               <w:rPr>
                 <w:rFonts w:ascii="Montserrat" w:eastAsia="Montserrat" w:hAnsi="Montserrat" w:cs="Montserrat"/>
               </w:rPr>
               <w:t>Create.hack</w:t>
             </w:r>
+            <w:proofErr w:type="spellEnd"/>
           </w:p>
         </w:tc>
         <w:tc>
@@ -3656,25 +4351,113 @@
                 <w:b/>
                 <w:bCs/>
               </w:rPr>
-              <w:t>publicar un progress log en un contrato ya publicado</w:t>
-            </w:r>
-            <w:r>
-              <w:rPr>
-                <w:rFonts w:ascii="Montserrat" w:eastAsia="Montserrat" w:hAnsi="Montserrat" w:cs="Montserrat"/>
-              </w:rPr>
-              <w:t xml:space="preserve"> accediendo directamente a la url para crear un progress log con</w:t>
-            </w:r>
-            <w:r>
-              <w:rPr>
-                <w:rFonts w:ascii="Montserrat" w:eastAsia="Montserrat" w:hAnsi="Montserrat" w:cs="Montserrat"/>
-              </w:rPr>
-              <w:t xml:space="preserve"> el contract id del contracto publicado</w:t>
-            </w:r>
-            <w:r>
-              <w:rPr>
-                <w:rFonts w:ascii="Montserrat" w:eastAsia="Montserrat" w:hAnsi="Montserrat" w:cs="Montserrat"/>
-              </w:rPr>
-              <w:t xml:space="preserve">. También se prueba para ver si se puede publicar un progress log en un contrato que no pertenece al cliente logeado. Se prueba con </w:t>
+              <w:t xml:space="preserve">publicar un </w:t>
+            </w:r>
+            <w:proofErr w:type="spellStart"/>
+            <w:r>
+              <w:rPr>
+                <w:rFonts w:ascii="Montserrat" w:eastAsia="Montserrat" w:hAnsi="Montserrat" w:cs="Montserrat"/>
+                <w:b/>
+                <w:bCs/>
+              </w:rPr>
+              <w:t>progress</w:t>
+            </w:r>
+            <w:proofErr w:type="spellEnd"/>
+            <w:r>
+              <w:rPr>
+                <w:rFonts w:ascii="Montserrat" w:eastAsia="Montserrat" w:hAnsi="Montserrat" w:cs="Montserrat"/>
+                <w:b/>
+                <w:bCs/>
+              </w:rPr>
+              <w:t xml:space="preserve"> log en un contrato ya publicado</w:t>
+            </w:r>
+            <w:r>
+              <w:rPr>
+                <w:rFonts w:ascii="Montserrat" w:eastAsia="Montserrat" w:hAnsi="Montserrat" w:cs="Montserrat"/>
+              </w:rPr>
+              <w:t xml:space="preserve"> accediendo directamente a la </w:t>
+            </w:r>
+            <w:proofErr w:type="spellStart"/>
+            <w:r>
+              <w:rPr>
+                <w:rFonts w:ascii="Montserrat" w:eastAsia="Montserrat" w:hAnsi="Montserrat" w:cs="Montserrat"/>
+              </w:rPr>
+              <w:t>url</w:t>
+            </w:r>
+            <w:proofErr w:type="spellEnd"/>
+            <w:r>
+              <w:rPr>
+                <w:rFonts w:ascii="Montserrat" w:eastAsia="Montserrat" w:hAnsi="Montserrat" w:cs="Montserrat"/>
+              </w:rPr>
+              <w:t xml:space="preserve"> para crear un </w:t>
+            </w:r>
+            <w:proofErr w:type="spellStart"/>
+            <w:r>
+              <w:rPr>
+                <w:rFonts w:ascii="Montserrat" w:eastAsia="Montserrat" w:hAnsi="Montserrat" w:cs="Montserrat"/>
+              </w:rPr>
+              <w:t>progress</w:t>
+            </w:r>
+            <w:proofErr w:type="spellEnd"/>
+            <w:r>
+              <w:rPr>
+                <w:rFonts w:ascii="Montserrat" w:eastAsia="Montserrat" w:hAnsi="Montserrat" w:cs="Montserrat"/>
+              </w:rPr>
+              <w:t xml:space="preserve"> log con</w:t>
+            </w:r>
+            <w:r>
+              <w:rPr>
+                <w:rFonts w:ascii="Montserrat" w:eastAsia="Montserrat" w:hAnsi="Montserrat" w:cs="Montserrat"/>
+              </w:rPr>
+              <w:t xml:space="preserve"> el </w:t>
+            </w:r>
+            <w:proofErr w:type="spellStart"/>
+            <w:r>
+              <w:rPr>
+                <w:rFonts w:ascii="Montserrat" w:eastAsia="Montserrat" w:hAnsi="Montserrat" w:cs="Montserrat"/>
+              </w:rPr>
+              <w:t>contract</w:t>
+            </w:r>
+            <w:proofErr w:type="spellEnd"/>
+            <w:r>
+              <w:rPr>
+                <w:rFonts w:ascii="Montserrat" w:eastAsia="Montserrat" w:hAnsi="Montserrat" w:cs="Montserrat"/>
+              </w:rPr>
+              <w:t xml:space="preserve"> id del contracto publicado</w:t>
+            </w:r>
+            <w:r>
+              <w:rPr>
+                <w:rFonts w:ascii="Montserrat" w:eastAsia="Montserrat" w:hAnsi="Montserrat" w:cs="Montserrat"/>
+              </w:rPr>
+              <w:t xml:space="preserve">. También se prueba para ver si se puede publicar un </w:t>
+            </w:r>
+            <w:proofErr w:type="spellStart"/>
+            <w:r>
+              <w:rPr>
+                <w:rFonts w:ascii="Montserrat" w:eastAsia="Montserrat" w:hAnsi="Montserrat" w:cs="Montserrat"/>
+              </w:rPr>
+              <w:t>progress</w:t>
+            </w:r>
+            <w:proofErr w:type="spellEnd"/>
+            <w:r>
+              <w:rPr>
+                <w:rFonts w:ascii="Montserrat" w:eastAsia="Montserrat" w:hAnsi="Montserrat" w:cs="Montserrat"/>
+              </w:rPr>
+              <w:t xml:space="preserve"> log en un contrato que no pertenece al cliente </w:t>
+            </w:r>
+            <w:proofErr w:type="spellStart"/>
+            <w:r>
+              <w:rPr>
+                <w:rFonts w:ascii="Montserrat" w:eastAsia="Montserrat" w:hAnsi="Montserrat" w:cs="Montserrat"/>
+              </w:rPr>
+              <w:t>logeado</w:t>
+            </w:r>
+            <w:proofErr w:type="spellEnd"/>
+            <w:r>
+              <w:rPr>
+                <w:rFonts w:ascii="Montserrat" w:eastAsia="Montserrat" w:hAnsi="Montserrat" w:cs="Montserrat"/>
+              </w:rPr>
+              <w:t xml:space="preserve">. Se prueba con </w:t>
             </w:r>
             <w:r>
               <w:rPr>
@@ -3686,7 +4469,35 @@
               <w:rPr>
                 <w:rFonts w:ascii="Montserrat" w:eastAsia="Montserrat" w:hAnsi="Montserrat" w:cs="Montserrat"/>
               </w:rPr>
-              <w:t>pertenece al client 1 y estando logeado con client2. No deja en ambos casos</w:t>
+              <w:t xml:space="preserve">pertenece al </w:t>
+            </w:r>
+            <w:proofErr w:type="spellStart"/>
+            <w:r>
+              <w:rPr>
+                <w:rFonts w:ascii="Montserrat" w:eastAsia="Montserrat" w:hAnsi="Montserrat" w:cs="Montserrat"/>
+              </w:rPr>
+              <w:t>client</w:t>
+            </w:r>
+            <w:proofErr w:type="spellEnd"/>
+            <w:r>
+              <w:rPr>
+                <w:rFonts w:ascii="Montserrat" w:eastAsia="Montserrat" w:hAnsi="Montserrat" w:cs="Montserrat"/>
+              </w:rPr>
+              <w:t xml:space="preserve"> 1 y estando </w:t>
+            </w:r>
+            <w:proofErr w:type="spellStart"/>
+            <w:r>
+              <w:rPr>
+                <w:rFonts w:ascii="Montserrat" w:eastAsia="Montserrat" w:hAnsi="Montserrat" w:cs="Montserrat"/>
+              </w:rPr>
+              <w:t>logeado</w:t>
+            </w:r>
+            <w:proofErr w:type="spellEnd"/>
+            <w:r>
+              <w:rPr>
+                <w:rFonts w:ascii="Montserrat" w:eastAsia="Montserrat" w:hAnsi="Montserrat" w:cs="Montserrat"/>
+              </w:rPr>
+              <w:t xml:space="preserve"> con client2. No deja en ambos casos</w:t>
             </w:r>
           </w:p>
         </w:tc>
@@ -3703,12 +4514,14 @@
                 <w:rFonts w:ascii="Montserrat" w:eastAsia="Montserrat" w:hAnsi="Montserrat" w:cs="Montserrat"/>
               </w:rPr>
             </w:pPr>
+            <w:proofErr w:type="spellStart"/>
             <w:r>
               <w:rPr>
                 <w:rFonts w:ascii="Montserrat" w:eastAsia="Montserrat" w:hAnsi="Montserrat" w:cs="Montserrat"/>
               </w:rPr>
               <w:t>List.hack</w:t>
             </w:r>
+            <w:proofErr w:type="spellEnd"/>
           </w:p>
         </w:tc>
         <w:tc>
@@ -3728,11 +4541,61 @@
               </w:rPr>
               <w:t>Se hace /</w:t>
             </w:r>
-            <w:r>
-              <w:rPr>
-                <w:rFonts w:ascii="Montserrat" w:eastAsia="Montserrat" w:hAnsi="Montserrat" w:cs="Montserrat"/>
-              </w:rPr>
-              <w:t>progress/list cuando no esta logeado, o con otro rol distinto y no muestra la lista de los progresos.</w:t>
+            <w:proofErr w:type="spellStart"/>
+            <w:r>
+              <w:rPr>
+                <w:rFonts w:ascii="Montserrat" w:eastAsia="Montserrat" w:hAnsi="Montserrat" w:cs="Montserrat"/>
+              </w:rPr>
+              <w:t>progress</w:t>
+            </w:r>
+            <w:proofErr w:type="spellEnd"/>
+            <w:r>
+              <w:rPr>
+                <w:rFonts w:ascii="Montserrat" w:eastAsia="Montserrat" w:hAnsi="Montserrat" w:cs="Montserrat"/>
+              </w:rPr>
+              <w:t>/</w:t>
+            </w:r>
+            <w:proofErr w:type="spellStart"/>
+            <w:r>
+              <w:rPr>
+                <w:rFonts w:ascii="Montserrat" w:eastAsia="Montserrat" w:hAnsi="Montserrat" w:cs="Montserrat"/>
+              </w:rPr>
+              <w:t>list</w:t>
+            </w:r>
+            <w:proofErr w:type="spellEnd"/>
+            <w:r>
+              <w:rPr>
+                <w:rFonts w:ascii="Montserrat" w:eastAsia="Montserrat" w:hAnsi="Montserrat" w:cs="Montserrat"/>
+              </w:rPr>
+              <w:t xml:space="preserve"> cuando no </w:t>
+            </w:r>
+            <w:proofErr w:type="spellStart"/>
+            <w:r>
+              <w:rPr>
+                <w:rFonts w:ascii="Montserrat" w:eastAsia="Montserrat" w:hAnsi="Montserrat" w:cs="Montserrat"/>
+              </w:rPr>
+              <w:t>esta</w:t>
+            </w:r>
+            <w:proofErr w:type="spellEnd"/>
+            <w:r>
+              <w:rPr>
+                <w:rFonts w:ascii="Montserrat" w:eastAsia="Montserrat" w:hAnsi="Montserrat" w:cs="Montserrat"/>
+              </w:rPr>
+              <w:t xml:space="preserve"> </w:t>
+            </w:r>
+            <w:proofErr w:type="spellStart"/>
+            <w:r>
+              <w:rPr>
+                <w:rFonts w:ascii="Montserrat" w:eastAsia="Montserrat" w:hAnsi="Montserrat" w:cs="Montserrat"/>
+              </w:rPr>
+              <w:t>logeado</w:t>
+            </w:r>
+            <w:proofErr w:type="spellEnd"/>
+            <w:r>
+              <w:rPr>
+                <w:rFonts w:ascii="Montserrat" w:eastAsia="Montserrat" w:hAnsi="Montserrat" w:cs="Montserrat"/>
+              </w:rPr>
+              <w:t>, o con otro rol distinto y no muestra la lista de los progresos.</w:t>
             </w:r>
           </w:p>
         </w:tc>
@@ -3749,6 +4612,7 @@
                 <w:rFonts w:ascii="Montserrat" w:eastAsia="Montserrat" w:hAnsi="Montserrat" w:cs="Montserrat"/>
               </w:rPr>
             </w:pPr>
+            <w:proofErr w:type="spellStart"/>
             <w:r>
               <w:rPr>
                 <w:rFonts w:ascii="Montserrat" w:eastAsia="Montserrat" w:hAnsi="Montserrat" w:cs="Montserrat"/>
@@ -3767,6 +4631,7 @@
               </w:rPr>
               <w:t>.hack</w:t>
             </w:r>
+            <w:proofErr w:type="spellEnd"/>
           </w:p>
         </w:tc>
         <w:tc>
@@ -3784,7 +4649,63 @@
               <w:rPr>
                 <w:rFonts w:ascii="Montserrat" w:eastAsia="Montserrat" w:hAnsi="Montserrat" w:cs="Montserrat"/>
               </w:rPr>
-              <w:t xml:space="preserve">Se hace client/progress/list-by-contract?contractId=438 Para usuario anonimo y </w:t>
+              <w:t xml:space="preserve">Se hace </w:t>
+            </w:r>
+            <w:proofErr w:type="spellStart"/>
+            <w:r>
+              <w:rPr>
+                <w:rFonts w:ascii="Montserrat" w:eastAsia="Montserrat" w:hAnsi="Montserrat" w:cs="Montserrat"/>
+              </w:rPr>
+              <w:t>client</w:t>
+            </w:r>
+            <w:proofErr w:type="spellEnd"/>
+            <w:r>
+              <w:rPr>
+                <w:rFonts w:ascii="Montserrat" w:eastAsia="Montserrat" w:hAnsi="Montserrat" w:cs="Montserrat"/>
+              </w:rPr>
+              <w:t>/</w:t>
+            </w:r>
+            <w:proofErr w:type="spellStart"/>
+            <w:r>
+              <w:rPr>
+                <w:rFonts w:ascii="Montserrat" w:eastAsia="Montserrat" w:hAnsi="Montserrat" w:cs="Montserrat"/>
+              </w:rPr>
+              <w:t>progress</w:t>
+            </w:r>
+            <w:proofErr w:type="spellEnd"/>
+            <w:r>
+              <w:rPr>
+                <w:rFonts w:ascii="Montserrat" w:eastAsia="Montserrat" w:hAnsi="Montserrat" w:cs="Montserrat"/>
+              </w:rPr>
+              <w:t>/</w:t>
+            </w:r>
+            <w:proofErr w:type="spellStart"/>
+            <w:r>
+              <w:rPr>
+                <w:rFonts w:ascii="Montserrat" w:eastAsia="Montserrat" w:hAnsi="Montserrat" w:cs="Montserrat"/>
+              </w:rPr>
+              <w:t>list-by-contract?contractId</w:t>
+            </w:r>
+            <w:proofErr w:type="spellEnd"/>
+            <w:r>
+              <w:rPr>
+                <w:rFonts w:ascii="Montserrat" w:eastAsia="Montserrat" w:hAnsi="Montserrat" w:cs="Montserrat"/>
+              </w:rPr>
+              <w:t xml:space="preserve">=438 Para usuario </w:t>
+            </w:r>
+            <w:proofErr w:type="spellStart"/>
+            <w:r>
+              <w:rPr>
+                <w:rFonts w:ascii="Montserrat" w:eastAsia="Montserrat" w:hAnsi="Montserrat" w:cs="Montserrat"/>
+              </w:rPr>
+              <w:t>anonimo</w:t>
+            </w:r>
+            <w:proofErr w:type="spellEnd"/>
+            <w:r>
+              <w:rPr>
+                <w:rFonts w:ascii="Montserrat" w:eastAsia="Montserrat" w:hAnsi="Montserrat" w:cs="Montserrat"/>
+              </w:rPr>
+              <w:t xml:space="preserve"> y </w:t>
             </w:r>
             <w:r>
               <w:rPr>
@@ -3819,12 +4740,14 @@
                 <w:rFonts w:ascii="Montserrat" w:eastAsia="Montserrat" w:hAnsi="Montserrat" w:cs="Montserrat"/>
               </w:rPr>
             </w:pPr>
+            <w:proofErr w:type="spellStart"/>
             <w:r>
               <w:rPr>
                 <w:rFonts w:ascii="Montserrat" w:eastAsia="Montserrat" w:hAnsi="Montserrat" w:cs="Montserrat"/>
               </w:rPr>
               <w:t>Publish.hack</w:t>
             </w:r>
+            <w:proofErr w:type="spellEnd"/>
           </w:p>
         </w:tc>
         <w:tc>
@@ -3842,13 +4765,83 @@
               <w:rPr>
                 <w:rFonts w:ascii="Montserrat" w:eastAsia="Montserrat" w:hAnsi="Montserrat" w:cs="Montserrat"/>
               </w:rPr>
-              <w:t>Se hace client/progress/publish?id=438 sin logear y</w:t>
-            </w:r>
-            <w:r>
-              <w:rPr>
-                <w:rFonts w:ascii="Montserrat" w:eastAsia="Montserrat" w:hAnsi="Montserrat" w:cs="Montserrat"/>
-              </w:rPr>
-              <w:t xml:space="preserve"> para gente con distintos roles y no deja publicar el progress log.</w:t>
+              <w:t xml:space="preserve">Se hace </w:t>
+            </w:r>
+            <w:proofErr w:type="spellStart"/>
+            <w:r>
+              <w:rPr>
+                <w:rFonts w:ascii="Montserrat" w:eastAsia="Montserrat" w:hAnsi="Montserrat" w:cs="Montserrat"/>
+              </w:rPr>
+              <w:t>client</w:t>
+            </w:r>
+            <w:proofErr w:type="spellEnd"/>
+            <w:r>
+              <w:rPr>
+                <w:rFonts w:ascii="Montserrat" w:eastAsia="Montserrat" w:hAnsi="Montserrat" w:cs="Montserrat"/>
+              </w:rPr>
+              <w:t>/</w:t>
+            </w:r>
+            <w:proofErr w:type="spellStart"/>
+            <w:r>
+              <w:rPr>
+                <w:rFonts w:ascii="Montserrat" w:eastAsia="Montserrat" w:hAnsi="Montserrat" w:cs="Montserrat"/>
+              </w:rPr>
+              <w:t>progress</w:t>
+            </w:r>
+            <w:proofErr w:type="spellEnd"/>
+            <w:r>
+              <w:rPr>
+                <w:rFonts w:ascii="Montserrat" w:eastAsia="Montserrat" w:hAnsi="Montserrat" w:cs="Montserrat"/>
+              </w:rPr>
+              <w:t>/</w:t>
+            </w:r>
+            <w:proofErr w:type="spellStart"/>
+            <w:r>
+              <w:rPr>
+                <w:rFonts w:ascii="Montserrat" w:eastAsia="Montserrat" w:hAnsi="Montserrat" w:cs="Montserrat"/>
+              </w:rPr>
+              <w:t>publish?id</w:t>
+            </w:r>
+            <w:proofErr w:type="spellEnd"/>
+            <w:r>
+              <w:rPr>
+                <w:rFonts w:ascii="Montserrat" w:eastAsia="Montserrat" w:hAnsi="Montserrat" w:cs="Montserrat"/>
+              </w:rPr>
+              <w:t xml:space="preserve">=438 sin </w:t>
+            </w:r>
+            <w:proofErr w:type="spellStart"/>
+            <w:r>
+              <w:rPr>
+                <w:rFonts w:ascii="Montserrat" w:eastAsia="Montserrat" w:hAnsi="Montserrat" w:cs="Montserrat"/>
+              </w:rPr>
+              <w:t>logear</w:t>
+            </w:r>
+            <w:proofErr w:type="spellEnd"/>
+            <w:r>
+              <w:rPr>
+                <w:rFonts w:ascii="Montserrat" w:eastAsia="Montserrat" w:hAnsi="Montserrat" w:cs="Montserrat"/>
+              </w:rPr>
+              <w:t xml:space="preserve"> y</w:t>
+            </w:r>
+            <w:r>
+              <w:rPr>
+                <w:rFonts w:ascii="Montserrat" w:eastAsia="Montserrat" w:hAnsi="Montserrat" w:cs="Montserrat"/>
+              </w:rPr>
+              <w:t xml:space="preserve"> para gente con distintos roles y no deja publicar el </w:t>
+            </w:r>
+            <w:proofErr w:type="spellStart"/>
+            <w:r>
+              <w:rPr>
+                <w:rFonts w:ascii="Montserrat" w:eastAsia="Montserrat" w:hAnsi="Montserrat" w:cs="Montserrat"/>
+              </w:rPr>
+              <w:t>progress</w:t>
+            </w:r>
+            <w:proofErr w:type="spellEnd"/>
+            <w:r>
+              <w:rPr>
+                <w:rFonts w:ascii="Montserrat" w:eastAsia="Montserrat" w:hAnsi="Montserrat" w:cs="Montserrat"/>
+              </w:rPr>
+              <w:t xml:space="preserve"> log.</w:t>
             </w:r>
           </w:p>
         </w:tc>
@@ -3865,12 +4858,14 @@
                 <w:rFonts w:ascii="Montserrat" w:eastAsia="Montserrat" w:hAnsi="Montserrat" w:cs="Montserrat"/>
               </w:rPr>
             </w:pPr>
+            <w:proofErr w:type="spellStart"/>
             <w:r>
               <w:rPr>
                 <w:rFonts w:ascii="Montserrat" w:eastAsia="Montserrat" w:hAnsi="Montserrat" w:cs="Montserrat"/>
               </w:rPr>
               <w:t>Delete.hack</w:t>
             </w:r>
+            <w:proofErr w:type="spellEnd"/>
           </w:p>
         </w:tc>
         <w:tc>
@@ -3894,7 +4889,35 @@
               <w:rPr>
                 <w:rFonts w:ascii="Montserrat" w:eastAsia="Montserrat" w:hAnsi="Montserrat" w:cs="Montserrat"/>
               </w:rPr>
-              <w:t>Se prueba a un progress log, para ello en el formulario se cambia la id por otro progress distinto. No deja</w:t>
+              <w:t xml:space="preserve">Se prueba a un </w:t>
+            </w:r>
+            <w:proofErr w:type="spellStart"/>
+            <w:r>
+              <w:rPr>
+                <w:rFonts w:ascii="Montserrat" w:eastAsia="Montserrat" w:hAnsi="Montserrat" w:cs="Montserrat"/>
+              </w:rPr>
+              <w:t>progress</w:t>
+            </w:r>
+            <w:proofErr w:type="spellEnd"/>
+            <w:r>
+              <w:rPr>
+                <w:rFonts w:ascii="Montserrat" w:eastAsia="Montserrat" w:hAnsi="Montserrat" w:cs="Montserrat"/>
+              </w:rPr>
+              <w:t xml:space="preserve"> log, para ello en el formulario se cambia la id por otro </w:t>
+            </w:r>
+            <w:proofErr w:type="spellStart"/>
+            <w:r>
+              <w:rPr>
+                <w:rFonts w:ascii="Montserrat" w:eastAsia="Montserrat" w:hAnsi="Montserrat" w:cs="Montserrat"/>
+              </w:rPr>
+              <w:t>progress</w:t>
+            </w:r>
+            <w:proofErr w:type="spellEnd"/>
+            <w:r>
+              <w:rPr>
+                <w:rFonts w:ascii="Montserrat" w:eastAsia="Montserrat" w:hAnsi="Montserrat" w:cs="Montserrat"/>
+              </w:rPr>
+              <w:t xml:space="preserve"> distinto. No deja</w:t>
             </w:r>
           </w:p>
         </w:tc>
@@ -3911,12 +4934,14 @@
                 <w:rFonts w:ascii="Montserrat" w:eastAsia="Montserrat" w:hAnsi="Montserrat" w:cs="Montserrat"/>
               </w:rPr>
             </w:pPr>
+            <w:proofErr w:type="spellStart"/>
             <w:r>
               <w:rPr>
                 <w:rFonts w:ascii="Montserrat" w:eastAsia="Montserrat" w:hAnsi="Montserrat" w:cs="Montserrat"/>
               </w:rPr>
               <w:t>Show.hack</w:t>
             </w:r>
+            <w:proofErr w:type="spellEnd"/>
           </w:p>
         </w:tc>
         <w:tc>
@@ -3934,7 +4959,35 @@
               <w:rPr>
                 <w:rFonts w:ascii="Montserrat" w:eastAsia="Montserrat" w:hAnsi="Montserrat" w:cs="Montserrat"/>
               </w:rPr>
-              <w:t>Se prueba a consultar un progress log sin logear, no deja.</w:t>
+              <w:t xml:space="preserve">Se prueba a consultar un </w:t>
+            </w:r>
+            <w:proofErr w:type="spellStart"/>
+            <w:r>
+              <w:rPr>
+                <w:rFonts w:ascii="Montserrat" w:eastAsia="Montserrat" w:hAnsi="Montserrat" w:cs="Montserrat"/>
+              </w:rPr>
+              <w:t>progress</w:t>
+            </w:r>
+            <w:proofErr w:type="spellEnd"/>
+            <w:r>
+              <w:rPr>
+                <w:rFonts w:ascii="Montserrat" w:eastAsia="Montserrat" w:hAnsi="Montserrat" w:cs="Montserrat"/>
+              </w:rPr>
+              <w:t xml:space="preserve"> log sin </w:t>
+            </w:r>
+            <w:proofErr w:type="spellStart"/>
+            <w:r>
+              <w:rPr>
+                <w:rFonts w:ascii="Montserrat" w:eastAsia="Montserrat" w:hAnsi="Montserrat" w:cs="Montserrat"/>
+              </w:rPr>
+              <w:t>logear</w:t>
+            </w:r>
+            <w:proofErr w:type="spellEnd"/>
+            <w:r>
+              <w:rPr>
+                <w:rFonts w:ascii="Montserrat" w:eastAsia="Montserrat" w:hAnsi="Montserrat" w:cs="Montserrat"/>
+              </w:rPr>
+              <w:t>, no deja.</w:t>
             </w:r>
           </w:p>
         </w:tc>
@@ -3951,6 +5004,7 @@
                 <w:rFonts w:ascii="Montserrat" w:eastAsia="Montserrat" w:hAnsi="Montserrat" w:cs="Montserrat"/>
               </w:rPr>
             </w:pPr>
+            <w:proofErr w:type="spellStart"/>
             <w:r>
               <w:rPr>
                 <w:rFonts w:ascii="Montserrat" w:eastAsia="Montserrat" w:hAnsi="Montserrat" w:cs="Montserrat"/>
@@ -3958,6 +5012,7 @@
               <w:lastRenderedPageBreak/>
               <w:t>Update.hack</w:t>
             </w:r>
+            <w:proofErr w:type="spellEnd"/>
           </w:p>
         </w:tc>
         <w:tc>
@@ -3981,7 +5036,49 @@
               <w:rPr>
                 <w:rFonts w:ascii="Montserrat" w:eastAsia="Montserrat" w:hAnsi="Montserrat" w:cs="Montserrat"/>
               </w:rPr>
-              <w:t>prueba a actualizar un progress log probando limites en el formulario y cambiando la id del formulario por otro progress log que no pertenece al usuario logeado. No deja</w:t>
+              <w:t xml:space="preserve">prueba a actualizar un </w:t>
+            </w:r>
+            <w:proofErr w:type="spellStart"/>
+            <w:r>
+              <w:rPr>
+                <w:rFonts w:ascii="Montserrat" w:eastAsia="Montserrat" w:hAnsi="Montserrat" w:cs="Montserrat"/>
+              </w:rPr>
+              <w:t>progress</w:t>
+            </w:r>
+            <w:proofErr w:type="spellEnd"/>
+            <w:r>
+              <w:rPr>
+                <w:rFonts w:ascii="Montserrat" w:eastAsia="Montserrat" w:hAnsi="Montserrat" w:cs="Montserrat"/>
+              </w:rPr>
+              <w:t xml:space="preserve"> log probando limites en el formulario y cambiando la id del formulario por otro </w:t>
+            </w:r>
+            <w:proofErr w:type="spellStart"/>
+            <w:r>
+              <w:rPr>
+                <w:rFonts w:ascii="Montserrat" w:eastAsia="Montserrat" w:hAnsi="Montserrat" w:cs="Montserrat"/>
+              </w:rPr>
+              <w:t>progress</w:t>
+            </w:r>
+            <w:proofErr w:type="spellEnd"/>
+            <w:r>
+              <w:rPr>
+                <w:rFonts w:ascii="Montserrat" w:eastAsia="Montserrat" w:hAnsi="Montserrat" w:cs="Montserrat"/>
+              </w:rPr>
+              <w:t xml:space="preserve"> log que no pertenece al usuario </w:t>
+            </w:r>
+            <w:proofErr w:type="spellStart"/>
+            <w:r>
+              <w:rPr>
+                <w:rFonts w:ascii="Montserrat" w:eastAsia="Montserrat" w:hAnsi="Montserrat" w:cs="Montserrat"/>
+              </w:rPr>
+              <w:t>logeado</w:t>
+            </w:r>
+            <w:proofErr w:type="spellEnd"/>
+            <w:r>
+              <w:rPr>
+                <w:rFonts w:ascii="Montserrat" w:eastAsia="Montserrat" w:hAnsi="Montserrat" w:cs="Montserrat"/>
+              </w:rPr>
+              <w:t>. No deja</w:t>
             </w:r>
           </w:p>
         </w:tc>
@@ -4018,7 +5115,63 @@
         <w:rPr>
           <w:rFonts w:ascii="Montserrat" w:eastAsia="Montserrat" w:hAnsi="Montserrat" w:cs="Montserrat"/>
         </w:rPr>
-        <w:t xml:space="preserve"> se ha abordado una gran variedad de casos posibles, en el coverage de las pruebas podemos observar mas de un 90 % de coverage en todos los servicios relacionados a los requisitos que ha pedido el cliente para el student 2.</w:t>
+        <w:t xml:space="preserve"> se ha abordado una gran variedad de casos posibles, en el </w:t>
+      </w:r>
+      <w:proofErr w:type="spellStart"/>
+      <w:r>
+        <w:rPr>
+          <w:rFonts w:ascii="Montserrat" w:eastAsia="Montserrat" w:hAnsi="Montserrat" w:cs="Montserrat"/>
+        </w:rPr>
+        <w:t>coverage</w:t>
+      </w:r>
+      <w:proofErr w:type="spellEnd"/>
+      <w:r>
+        <w:rPr>
+          <w:rFonts w:ascii="Montserrat" w:eastAsia="Montserrat" w:hAnsi="Montserrat" w:cs="Montserrat"/>
+        </w:rPr>
+        <w:t xml:space="preserve"> de las pruebas podemos observar </w:t>
+      </w:r>
+      <w:proofErr w:type="spellStart"/>
+      <w:r>
+        <w:rPr>
+          <w:rFonts w:ascii="Montserrat" w:eastAsia="Montserrat" w:hAnsi="Montserrat" w:cs="Montserrat"/>
+        </w:rPr>
+        <w:t>mas</w:t>
+      </w:r>
+      <w:proofErr w:type="spellEnd"/>
+      <w:r>
+        <w:rPr>
+          <w:rFonts w:ascii="Montserrat" w:eastAsia="Montserrat" w:hAnsi="Montserrat" w:cs="Montserrat"/>
+        </w:rPr>
+        <w:t xml:space="preserve"> de un 90 % de </w:t>
+      </w:r>
+      <w:proofErr w:type="spellStart"/>
+      <w:r>
+        <w:rPr>
+          <w:rFonts w:ascii="Montserrat" w:eastAsia="Montserrat" w:hAnsi="Montserrat" w:cs="Montserrat"/>
+        </w:rPr>
+        <w:t>coverage</w:t>
+      </w:r>
+      <w:proofErr w:type="spellEnd"/>
+      <w:r>
+        <w:rPr>
+          <w:rFonts w:ascii="Montserrat" w:eastAsia="Montserrat" w:hAnsi="Montserrat" w:cs="Montserrat"/>
+        </w:rPr>
+        <w:t xml:space="preserve"> en todos los servicios relacionados a los requisitos que ha pedido el cliente para el </w:t>
+      </w:r>
+      <w:proofErr w:type="spellStart"/>
+      <w:r>
+        <w:rPr>
+          <w:rFonts w:ascii="Montserrat" w:eastAsia="Montserrat" w:hAnsi="Montserrat" w:cs="Montserrat"/>
+        </w:rPr>
+        <w:t>student</w:t>
+      </w:r>
+      <w:proofErr w:type="spellEnd"/>
+      <w:r>
+        <w:rPr>
+          <w:rFonts w:ascii="Montserrat" w:eastAsia="Montserrat" w:hAnsi="Montserrat" w:cs="Montserrat"/>
+        </w:rPr>
+        <w:t xml:space="preserve"> 2.</w:t>
       </w:r>
     </w:p>
     <w:p>
@@ -4294,7 +5447,7 @@
           <w:noProof/>
         </w:rPr>
         <w:drawing>
-          <wp:inline distT="0" distB="0" distL="0" distR="0" wp14:anchorId="28DF3AEE" wp14:editId="34E068D7">
+          <wp:inline distT="0" distB="0" distL="0" distR="0" wp14:anchorId="28DF3AEE" wp14:editId="1D3434C1">
             <wp:extent cx="5723890" cy="2019935"/>
             <wp:effectExtent l="0" t="0" r="0" b="0"/>
             <wp:docPr id="562339335" name="Imagen 3"/>
@@ -4361,7 +5514,15 @@
         <w:t xml:space="preserve"> por lo general tiene tiempos más bajos</w:t>
       </w:r>
       <w:r>
-        <w:t xml:space="preserve">, observamos que la request que tarda </w:t>
+        <w:t xml:space="preserve">, observamos que la </w:t>
+      </w:r>
+      <w:proofErr w:type="spellStart"/>
+      <w:r>
+        <w:t>request</w:t>
+      </w:r>
+      <w:proofErr w:type="spellEnd"/>
+      <w:r>
+        <w:t xml:space="preserve"> que tarda </w:t>
       </w:r>
       <w:r>
         <w:t>más</w:t>
@@ -4376,8 +5537,13 @@
         <w:t xml:space="preserve"> datos se tienen que </w:t>
       </w:r>
       <w:r>
-        <w:t>traer desde el backend</w:t>
-      </w:r>
+        <w:t xml:space="preserve">traer desde el </w:t>
+      </w:r>
+      <w:proofErr w:type="spellStart"/>
+      <w:r>
+        <w:t>backend</w:t>
+      </w:r>
+      <w:proofErr w:type="spellEnd"/>
       <w:r>
         <w:t xml:space="preserve"> y por lo tanto </w:t>
       </w:r>
@@ -4520,8 +5686,6 @@
         <w:pStyle w:val="Ttulo1"/>
         <w:spacing w:before="320" w:after="320" w:line="360" w:lineRule="auto"/>
         <w:rPr>
-          <w:b/>
-          <w:bCs/>
           <w:sz w:val="26"/>
           <w:szCs w:val="26"/>
         </w:rPr>
@@ -4601,22 +5765,21 @@
           <w:sz w:val="22"/>
           <w:szCs w:val="22"/>
         </w:rPr>
-        <w:t>). Son intervalos aceptables.</w:t>
-      </w:r>
-      <w:r>
-        <w:rPr>
-          <w:b/>
-          <w:bCs/>
-          <w:sz w:val="26"/>
-          <w:szCs w:val="26"/>
-        </w:rPr>
-        <w:t xml:space="preserve"> </w:t>
+        <w:t>). Son intervalos aceptable</w:t>
+      </w:r>
+      <w:r>
+        <w:rPr>
+          <w:sz w:val="22"/>
+          <w:szCs w:val="22"/>
+        </w:rPr>
+        <w:t>s. Estos intervalos significan que si volvemos a ejecutar las pruebas en el ordenador en concreto, en un 95% de las veces la media va a salir en el intervalo de ese pc.</w:t>
       </w:r>
     </w:p>
     <w:p/>
     <w:p/>
     <w:p>
       <w:r>
+        <w:lastRenderedPageBreak/>
         <w:t>A continuación, calculamos la hipótesis de contraste con 95% confianza para intentar averiguar que ordenador es más potente:</w:t>
       </w:r>
       <w:r>
@@ -4625,7 +5788,6 @@
     </w:p>
     <w:p>
       <w:r>
-        <w:lastRenderedPageBreak/>
         <w:t>Este se basa en un valor llamado alfa, que se calcula como 1 menos el porcentaje del nivel de confianza. Para este caso, alfa será 0.05.</w:t>
       </w:r>
     </w:p>
@@ -4739,10 +5901,44 @@
         <w:t xml:space="preserve">4 </w:t>
       </w:r>
       <w:r>
-        <w:t>que es mayor que alfa (0.05) pero no es un valor que concluya que hay una diferencia significativa entre los dos pcs. Si bien es cierto que siempre va a haber una diferencia entre ambos, los consideramos como equivalentes en general.</w:t>
+        <w:t xml:space="preserve">que es mayor que alfa (0.05) pero no es un valor que concluya que hay una diferencia significativa entre los dos </w:t>
+      </w:r>
+      <w:proofErr w:type="spellStart"/>
+      <w:r>
+        <w:t>pcs</w:t>
+      </w:r>
+      <w:proofErr w:type="spellEnd"/>
+      <w:r>
+        <w:t>. Si bien es cierto que siempre va a haber una diferencia entre ambos, los consideramos como equivalentes en general</w:t>
+      </w:r>
+      <w:r>
+        <w:t>.</w:t>
       </w:r>
     </w:p>
     <w:p/>
+    <w:p>
+      <w:r>
+        <w:t>Si p≤α, se rechaza la hipótesis nula H y se concluye que hay suficiente evidencia para decir que hay una diferencia significativa entre las dos muestras</w:t>
+      </w:r>
+    </w:p>
+    <w:p/>
+    <w:p>
+      <w:r>
+        <w:t>•  Si p&gt; α, no se rechaza la hipótesis nula H y se concluye que no hay suficiente evidencia para decir que hay una diferencia significativa entre las dos muestras.</w:t>
+      </w:r>
+    </w:p>
+    <w:p/>
+    <w:p/>
+    <w:p>
+      <w:r>
+        <w:rPr>
+          <w:rFonts w:ascii="Times New Roman" w:eastAsia="Times New Roman" w:hAnsi="Symbol" w:cs="Times New Roman"/>
+          <w:sz w:val="24"/>
+          <w:szCs w:val="24"/>
+        </w:rPr>
+        <w:t>ç</w:t>
+      </w:r>
+    </w:p>
     <w:p>
       <w:pPr>
         <w:pStyle w:val="Ttulo1"/>
@@ -4754,6 +5950,7 @@
         </w:rPr>
       </w:pPr>
       <w:r>
+        <w:lastRenderedPageBreak/>
         <w:t>5. Conclusiones</w:t>
       </w:r>
       <w:bookmarkEnd w:id="5"/>
@@ -6252,6 +7449,16 @@
     <w:basedOn w:val="Fuentedeprrafopredeter"/>
     <w:rsid w:val="001A3B46"/>
   </w:style>
+  <w:style w:type="character" w:customStyle="1" w:styleId="mrel">
+    <w:name w:val="mrel"/>
+    <w:basedOn w:val="Fuentedeprrafopredeter"/>
+    <w:rsid w:val="008A1B5D"/>
+  </w:style>
+  <w:style w:type="character" w:customStyle="1" w:styleId="vlist-s">
+    <w:name w:val="vlist-s"/>
+    <w:basedOn w:val="Fuentedeprrafopredeter"/>
+    <w:rsid w:val="008A1B5D"/>
+  </w:style>
 </w:styles>
 </file>
 
